--- a/TECHNICAL_DESIGN.docx
+++ b/TECHNICAL_DESIGN.docx
@@ -18,7 +18,7 @@
           <w:i/>
           <w:sz w:val="20"/>
         </w:rPr>
-        <w:t>Generated from TECHNICAL_DESIGN.md on 2026-05-06 08:55</w:t>
+        <w:t>Generated from TECHNICAL_DESIGN.md on 2026-05-06 09:16</w:t>
       </w:r>
     </w:p>
     <w:p>
@@ -34,17 +34,17 @@
     <w:p/>
     <w:p>
       <w:r>
-        <w:t>Version: 1.0</w:t>
+        <w:t>Version: 1.1</w:t>
       </w:r>
     </w:p>
     <w:p>
       <w:r>
-        <w:t>Date: April 28, 2026</w:t>
+        <w:t>Date: May 6, 2026</w:t>
       </w:r>
     </w:p>
     <w:p>
       <w:r>
-        <w:t>Status: Current</w:t>
+        <w:t>Status: Updated</w:t>
       </w:r>
     </w:p>
     <w:p/>
@@ -474,9 +474,7 @@
         <w:br/>
         <w:t xml:space="preserve">  assets/js/app.js       &lt;-  All frontend JavaScript</w:t>
         <w:br/>
-        <w:t xml:space="preserve">  api-docs/openapi.json  &lt;-  OpenAPI 3.0 specification</w:t>
-        <w:br/>
-        <w:t>uploads/                 &lt;-  Uploaded attachment files (not web-accessible directly)</w:t>
+        <w:t>anonymous_feedback_private_uploads/ &lt;- Private attachment storage (not web-accessible directly)</w:t>
       </w:r>
     </w:p>
     <w:p/>
@@ -650,7 +648,7 @@
         <w:br/>
         <w:t xml:space="preserve">  CATEGORIES {</w:t>
         <w:br/>
-        <w:t xml:space="preserve">    int id PK</w:t>
+        <w:t xml:space="preserve">    string id PK</w:t>
         <w:br/>
         <w:t xml:space="preserve">    string name</w:t>
         <w:br/>
@@ -662,7 +660,7 @@
         <w:br/>
         <w:t xml:space="preserve">  STATUSES {</w:t>
         <w:br/>
-        <w:t xml:space="preserve">    int id PK</w:t>
+        <w:t xml:space="preserve">    string id PK</w:t>
         <w:br/>
         <w:t xml:space="preserve">    string name</w:t>
         <w:br/>
@@ -674,7 +672,7 @@
         <w:br/>
         <w:t xml:space="preserve">  STAGES {</w:t>
         <w:br/>
-        <w:t xml:space="preserve">    int id PK</w:t>
+        <w:t xml:space="preserve">    string id PK</w:t>
         <w:br/>
         <w:t xml:space="preserve">    string name</w:t>
         <w:br/>
@@ -686,15 +684,15 @@
         <w:br/>
         <w:t xml:space="preserve">  FEEDBACKS {</w:t>
         <w:br/>
-        <w:t xml:space="preserve">    bigint id PK</w:t>
+        <w:t xml:space="preserve">    string id PK</w:t>
         <w:br/>
         <w:t xml:space="preserve">    string reference_no</w:t>
         <w:br/>
-        <w:t xml:space="preserve">    int category_id FK</w:t>
+        <w:t xml:space="preserve">    string category_id FK</w:t>
         <w:br/>
-        <w:t xml:space="preserve">    int status_id FK</w:t>
+        <w:t xml:space="preserve">    string status_id FK</w:t>
         <w:br/>
-        <w:t xml:space="preserve">    int stage_id FK</w:t>
+        <w:t xml:space="preserve">    string stage_id FK</w:t>
         <w:br/>
         <w:t xml:space="preserve">    string priority</w:t>
         <w:br/>
@@ -702,9 +700,9 @@
         <w:br/>
         <w:t xml:space="preserve">  REPORT_UPDATES {</w:t>
         <w:br/>
-        <w:t xml:space="preserve">    bigint id PK</w:t>
+        <w:t xml:space="preserve">    string id PK</w:t>
         <w:br/>
-        <w:t xml:space="preserve">    bigint feedback_id FK</w:t>
+        <w:t xml:space="preserve">    string feedback_id FK</w:t>
         <w:br/>
         <w:t xml:space="preserve">    string update_reference_no</w:t>
         <w:br/>
@@ -712,11 +710,11 @@
         <w:br/>
         <w:t xml:space="preserve">  ATTACHMENTS {</w:t>
         <w:br/>
-        <w:t xml:space="preserve">    bigint id PK</w:t>
+        <w:t xml:space="preserve">    string id PK</w:t>
         <w:br/>
-        <w:t xml:space="preserve">    bigint feedback_id FK</w:t>
+        <w:t xml:space="preserve">    string feedback_id FK</w:t>
         <w:br/>
-        <w:t xml:space="preserve">    bigint report_update_id FK</w:t>
+        <w:t xml:space="preserve">    string report_update_id FK</w:t>
         <w:br/>
         <w:t xml:space="preserve">    string stored_name</w:t>
         <w:br/>
@@ -726,9 +724,9 @@
         <w:br/>
         <w:t xml:space="preserve">  NOTIFICATIONS {</w:t>
         <w:br/>
-        <w:t xml:space="preserve">    bigint id PK</w:t>
+        <w:t xml:space="preserve">    string id PK</w:t>
         <w:br/>
-        <w:t xml:space="preserve">    bigint feedback_id FK</w:t>
+        <w:t xml:space="preserve">    string feedback_id FK</w:t>
         <w:br/>
         <w:t xml:space="preserve">    string kind</w:t>
         <w:br/>
@@ -738,11 +736,11 @@
         <w:br/>
         <w:t xml:space="preserve">  AUDIT_LOGS {</w:t>
         <w:br/>
-        <w:t xml:space="preserve">    bigint id PK</w:t>
+        <w:t xml:space="preserve">    string id PK</w:t>
         <w:br/>
-        <w:t xml:space="preserve">    bigint feedback_id FK</w:t>
+        <w:t xml:space="preserve">    string feedback_id FK</w:t>
         <w:br/>
-        <w:t xml:space="preserve">    int actor_user_id FK</w:t>
+        <w:t xml:space="preserve">    string actor_user_id FK</w:t>
         <w:br/>
         <w:t xml:space="preserve">    string action</w:t>
         <w:br/>
@@ -752,7 +750,7 @@
         <w:br/>
         <w:t xml:space="preserve">  USERS {</w:t>
         <w:br/>
-        <w:t xml:space="preserve">    int id PK</w:t>
+        <w:t xml:space="preserve">    string id PK</w:t>
         <w:br/>
         <w:t xml:space="preserve">    string email</w:t>
         <w:br/>
@@ -764,7 +762,7 @@
         <w:br/>
         <w:t xml:space="preserve">  LOGIN_ATTEMPTS {</w:t>
         <w:br/>
-        <w:t xml:space="preserve">    int id PK</w:t>
+        <w:t xml:space="preserve">    string id PK</w:t>
         <w:br/>
         <w:t xml:space="preserve">    string ip</w:t>
         <w:br/>
@@ -853,17 +851,17 @@
           </w:tcPr>
           <w:p>
             <w:r>
-              <w:t>INT UNSIGNED PK</w:t>
-            </w:r>
-          </w:p>
-        </w:tc>
-        <w:tc>
-          <w:tcPr>
-            <w:tcW w:type="dxa" w:w="2880"/>
-          </w:tcPr>
-          <w:p>
-            <w:r>
-              <w:t>Auto-increment</w:t>
+              <w:t>CHAR(36) PK</w:t>
+            </w:r>
+          </w:p>
+        </w:tc>
+        <w:tc>
+          <w:tcPr>
+            <w:tcW w:type="dxa" w:w="2880"/>
+          </w:tcPr>
+          <w:p>
+            <w:r>
+              <w:t>UUID</w:t>
             </w:r>
           </w:p>
         </w:tc>
@@ -928,6 +926,70 @@
           <w:p>
             <w:r>
               <w:t>1 = available for use by HR</w:t>
+            </w:r>
+          </w:p>
+        </w:tc>
+      </w:tr>
+      <w:tr>
+        <w:tc>
+          <w:tcPr>
+            <w:tcW w:type="dxa" w:w="2880"/>
+          </w:tcPr>
+          <w:p>
+            <w:r>
+              <w:t>created_by_user_id</w:t>
+            </w:r>
+          </w:p>
+        </w:tc>
+        <w:tc>
+          <w:tcPr>
+            <w:tcW w:type="dxa" w:w="2880"/>
+          </w:tcPr>
+          <w:p>
+            <w:r>
+              <w:t>CHAR(36) NULL</w:t>
+            </w:r>
+          </w:p>
+        </w:tc>
+        <w:tc>
+          <w:tcPr>
+            <w:tcW w:type="dxa" w:w="2880"/>
+          </w:tcPr>
+          <w:p>
+            <w:r>
+              <w:t>FK -&gt; users(id), ON DELETE SET NULL</w:t>
+            </w:r>
+          </w:p>
+        </w:tc>
+      </w:tr>
+      <w:tr>
+        <w:tc>
+          <w:tcPr>
+            <w:tcW w:type="dxa" w:w="2880"/>
+          </w:tcPr>
+          <w:p>
+            <w:r>
+              <w:t>updated_by_user_id</w:t>
+            </w:r>
+          </w:p>
+        </w:tc>
+        <w:tc>
+          <w:tcPr>
+            <w:tcW w:type="dxa" w:w="2880"/>
+          </w:tcPr>
+          <w:p>
+            <w:r>
+              <w:t>CHAR(36) NULL</w:t>
+            </w:r>
+          </w:p>
+        </w:tc>
+        <w:tc>
+          <w:tcPr>
+            <w:tcW w:type="dxa" w:w="2880"/>
+          </w:tcPr>
+          <w:p>
+            <w:r>
+              <w:t>FK -&gt; users(id), ON DELETE SET NULL</w:t>
             </w:r>
           </w:p>
         </w:tc>
@@ -1100,17 +1162,17 @@
           </w:tcPr>
           <w:p>
             <w:r>
-              <w:t>INT UNSIGNED PK</w:t>
-            </w:r>
-          </w:p>
-        </w:tc>
-        <w:tc>
-          <w:tcPr>
-            <w:tcW w:type="dxa" w:w="2880"/>
-          </w:tcPr>
-          <w:p>
-            <w:r>
-              <w:t>Auto-increment</w:t>
+              <w:t>CHAR(36) PK</w:t>
+            </w:r>
+          </w:p>
+        </w:tc>
+        <w:tc>
+          <w:tcPr>
+            <w:tcW w:type="dxa" w:w="2880"/>
+          </w:tcPr>
+          <w:p>
+            <w:r>
+              <w:t>UUID</w:t>
             </w:r>
           </w:p>
         </w:tc>
@@ -1175,6 +1237,70 @@
           <w:p>
             <w:r>
               <w:t>1 = shown to employees</w:t>
+            </w:r>
+          </w:p>
+        </w:tc>
+      </w:tr>
+      <w:tr>
+        <w:tc>
+          <w:tcPr>
+            <w:tcW w:type="dxa" w:w="2880"/>
+          </w:tcPr>
+          <w:p>
+            <w:r>
+              <w:t>created_by_user_id</w:t>
+            </w:r>
+          </w:p>
+        </w:tc>
+        <w:tc>
+          <w:tcPr>
+            <w:tcW w:type="dxa" w:w="2880"/>
+          </w:tcPr>
+          <w:p>
+            <w:r>
+              <w:t>CHAR(36) NULL</w:t>
+            </w:r>
+          </w:p>
+        </w:tc>
+        <w:tc>
+          <w:tcPr>
+            <w:tcW w:type="dxa" w:w="2880"/>
+          </w:tcPr>
+          <w:p>
+            <w:r>
+              <w:t>FK -&gt; users(id), ON DELETE SET NULL</w:t>
+            </w:r>
+          </w:p>
+        </w:tc>
+      </w:tr>
+      <w:tr>
+        <w:tc>
+          <w:tcPr>
+            <w:tcW w:type="dxa" w:w="2880"/>
+          </w:tcPr>
+          <w:p>
+            <w:r>
+              <w:t>updated_by_user_id</w:t>
+            </w:r>
+          </w:p>
+        </w:tc>
+        <w:tc>
+          <w:tcPr>
+            <w:tcW w:type="dxa" w:w="2880"/>
+          </w:tcPr>
+          <w:p>
+            <w:r>
+              <w:t>CHAR(36) NULL</w:t>
+            </w:r>
+          </w:p>
+        </w:tc>
+        <w:tc>
+          <w:tcPr>
+            <w:tcW w:type="dxa" w:w="2880"/>
+          </w:tcPr>
+          <w:p>
+            <w:r>
+              <w:t>FK -&gt; users(id), ON DELETE SET NULL</w:t>
             </w:r>
           </w:p>
         </w:tc>
@@ -1341,17 +1467,17 @@
           </w:tcPr>
           <w:p>
             <w:r>
-              <w:t>INT UNSIGNED PK</w:t>
-            </w:r>
-          </w:p>
-        </w:tc>
-        <w:tc>
-          <w:tcPr>
-            <w:tcW w:type="dxa" w:w="2880"/>
-          </w:tcPr>
-          <w:p>
-            <w:r>
-              <w:t>Auto-increment</w:t>
+              <w:t>CHAR(36) PK</w:t>
+            </w:r>
+          </w:p>
+        </w:tc>
+        <w:tc>
+          <w:tcPr>
+            <w:tcW w:type="dxa" w:w="2880"/>
+          </w:tcPr>
+          <w:p>
+            <w:r>
+              <w:t>UUID</w:t>
             </w:r>
           </w:p>
         </w:tc>
@@ -1416,6 +1542,70 @@
           <w:p>
             <w:r>
               <w:t>1 = usable by HR</w:t>
+            </w:r>
+          </w:p>
+        </w:tc>
+      </w:tr>
+      <w:tr>
+        <w:tc>
+          <w:tcPr>
+            <w:tcW w:type="dxa" w:w="2880"/>
+          </w:tcPr>
+          <w:p>
+            <w:r>
+              <w:t>created_by_user_id</w:t>
+            </w:r>
+          </w:p>
+        </w:tc>
+        <w:tc>
+          <w:tcPr>
+            <w:tcW w:type="dxa" w:w="2880"/>
+          </w:tcPr>
+          <w:p>
+            <w:r>
+              <w:t>CHAR(36) NULL</w:t>
+            </w:r>
+          </w:p>
+        </w:tc>
+        <w:tc>
+          <w:tcPr>
+            <w:tcW w:type="dxa" w:w="2880"/>
+          </w:tcPr>
+          <w:p>
+            <w:r>
+              <w:t>FK -&gt; users(id), ON DELETE SET NULL</w:t>
+            </w:r>
+          </w:p>
+        </w:tc>
+      </w:tr>
+      <w:tr>
+        <w:tc>
+          <w:tcPr>
+            <w:tcW w:type="dxa" w:w="2880"/>
+          </w:tcPr>
+          <w:p>
+            <w:r>
+              <w:t>updated_by_user_id</w:t>
+            </w:r>
+          </w:p>
+        </w:tc>
+        <w:tc>
+          <w:tcPr>
+            <w:tcW w:type="dxa" w:w="2880"/>
+          </w:tcPr>
+          <w:p>
+            <w:r>
+              <w:t>CHAR(36) NULL</w:t>
+            </w:r>
+          </w:p>
+        </w:tc>
+        <w:tc>
+          <w:tcPr>
+            <w:tcW w:type="dxa" w:w="2880"/>
+          </w:tcPr>
+          <w:p>
+            <w:r>
+              <w:t>FK -&gt; users(id), ON DELETE SET NULL</w:t>
             </w:r>
           </w:p>
         </w:tc>
@@ -1582,17 +1772,17 @@
           </w:tcPr>
           <w:p>
             <w:r>
-              <w:t>BIGINT UNSIGNED PK</w:t>
-            </w:r>
-          </w:p>
-        </w:tc>
-        <w:tc>
-          <w:tcPr>
-            <w:tcW w:type="dxa" w:w="2880"/>
-          </w:tcPr>
-          <w:p>
-            <w:r>
-              <w:t>Auto-increment</w:t>
+              <w:t>CHAR(36) PK</w:t>
+            </w:r>
+          </w:p>
+        </w:tc>
+        <w:tc>
+          <w:tcPr>
+            <w:tcW w:type="dxa" w:w="2880"/>
+          </w:tcPr>
+          <w:p>
+            <w:r>
+              <w:t>UUID</w:t>
             </w:r>
           </w:p>
         </w:tc>
@@ -1646,7 +1836,7 @@
           </w:tcPr>
           <w:p>
             <w:r>
-              <w:t>INT UNSIGNED NOT NULL</w:t>
+              <w:t>CHAR(36) NOT NULL</w:t>
             </w:r>
           </w:p>
         </w:tc>
@@ -1742,7 +1932,7 @@
           </w:tcPr>
           <w:p>
             <w:r>
-              <w:t>INT UNSIGNED NOT NULL</w:t>
+              <w:t>CHAR(36) NOT NULL</w:t>
             </w:r>
           </w:p>
         </w:tc>
@@ -1774,7 +1964,7 @@
           </w:tcPr>
           <w:p>
             <w:r>
-              <w:t>INT UNSIGNED NOT NULL</w:t>
+              <w:t>CHAR(36) NOT NULL</w:t>
             </w:r>
           </w:p>
         </w:tc>
@@ -1785,6 +1975,102 @@
           <w:p>
             <w:r>
               <w:t>FK  -&gt;  stages(id)</w:t>
+            </w:r>
+          </w:p>
+        </w:tc>
+      </w:tr>
+      <w:tr>
+        <w:tc>
+          <w:tcPr>
+            <w:tcW w:type="dxa" w:w="2880"/>
+          </w:tcPr>
+          <w:p>
+            <w:r>
+              <w:t>assigned_to_user_id</w:t>
+            </w:r>
+          </w:p>
+        </w:tc>
+        <w:tc>
+          <w:tcPr>
+            <w:tcW w:type="dxa" w:w="2880"/>
+          </w:tcPr>
+          <w:p>
+            <w:r>
+              <w:t>CHAR(36) NULL</w:t>
+            </w:r>
+          </w:p>
+        </w:tc>
+        <w:tc>
+          <w:tcPr>
+            <w:tcW w:type="dxa" w:w="2880"/>
+          </w:tcPr>
+          <w:p>
+            <w:r>
+              <w:t>FK -&gt; users(id), ON DELETE SET NULL</w:t>
+            </w:r>
+          </w:p>
+        </w:tc>
+      </w:tr>
+      <w:tr>
+        <w:tc>
+          <w:tcPr>
+            <w:tcW w:type="dxa" w:w="2880"/>
+          </w:tcPr>
+          <w:p>
+            <w:r>
+              <w:t>assigned_at</w:t>
+            </w:r>
+          </w:p>
+        </w:tc>
+        <w:tc>
+          <w:tcPr>
+            <w:tcW w:type="dxa" w:w="2880"/>
+          </w:tcPr>
+          <w:p>
+            <w:r>
+              <w:t>DATETIME NULL</w:t>
+            </w:r>
+          </w:p>
+        </w:tc>
+        <w:tc>
+          <w:tcPr>
+            <w:tcW w:type="dxa" w:w="2880"/>
+          </w:tcPr>
+          <w:p>
+            <w:r>
+              <w:t>Timestamp when assigned</w:t>
+            </w:r>
+          </w:p>
+        </w:tc>
+      </w:tr>
+      <w:tr>
+        <w:tc>
+          <w:tcPr>
+            <w:tcW w:type="dxa" w:w="2880"/>
+          </w:tcPr>
+          <w:p>
+            <w:r>
+              <w:t>updated_by_user_id</w:t>
+            </w:r>
+          </w:p>
+        </w:tc>
+        <w:tc>
+          <w:tcPr>
+            <w:tcW w:type="dxa" w:w="2880"/>
+          </w:tcPr>
+          <w:p>
+            <w:r>
+              <w:t>CHAR(36) NULL</w:t>
+            </w:r>
+          </w:p>
+        </w:tc>
+        <w:tc>
+          <w:tcPr>
+            <w:tcW w:type="dxa" w:w="2880"/>
+          </w:tcPr>
+          <w:p>
+            <w:r>
+              <w:t>FK -&gt; users(id), ON DELETE SET NULL</w:t>
             </w:r>
           </w:p>
         </w:tc>
@@ -2133,16 +2419,18 @@
           </w:tcPr>
           <w:p>
             <w:r>
-              <w:t>BIGINT UNSIGNED PK</w:t>
-            </w:r>
-          </w:p>
-        </w:tc>
-        <w:tc>
-          <w:tcPr>
-            <w:tcW w:type="dxa" w:w="2880"/>
-          </w:tcPr>
-          <w:p>
-            <w:r/>
+              <w:t>CHAR(36) PK</w:t>
+            </w:r>
+          </w:p>
+        </w:tc>
+        <w:tc>
+          <w:tcPr>
+            <w:tcW w:type="dxa" w:w="2880"/>
+          </w:tcPr>
+          <w:p>
+            <w:r>
+              <w:t>UUID</w:t>
+            </w:r>
           </w:p>
         </w:tc>
       </w:tr>
@@ -2163,7 +2451,7 @@
           </w:tcPr>
           <w:p>
             <w:r>
-              <w:t>BIGINT UNSIGNED NOT NULL</w:t>
+              <w:t>CHAR(36) NOT NULL</w:t>
             </w:r>
           </w:p>
         </w:tc>
@@ -2342,16 +2630,18 @@
           </w:tcPr>
           <w:p>
             <w:r>
-              <w:t>BIGINT UNSIGNED PK</w:t>
-            </w:r>
-          </w:p>
-        </w:tc>
-        <w:tc>
-          <w:tcPr>
-            <w:tcW w:type="dxa" w:w="2880"/>
-          </w:tcPr>
-          <w:p>
-            <w:r/>
+              <w:t>CHAR(36) PK</w:t>
+            </w:r>
+          </w:p>
+        </w:tc>
+        <w:tc>
+          <w:tcPr>
+            <w:tcW w:type="dxa" w:w="2880"/>
+          </w:tcPr>
+          <w:p>
+            <w:r>
+              <w:t>UUID</w:t>
+            </w:r>
           </w:p>
         </w:tc>
       </w:tr>
@@ -2372,7 +2662,7 @@
           </w:tcPr>
           <w:p>
             <w:r>
-              <w:t>BIGINT UNSIGNED NULL</w:t>
+              <w:t>CHAR(36) NULL</w:t>
             </w:r>
           </w:p>
         </w:tc>
@@ -2404,7 +2694,7 @@
           </w:tcPr>
           <w:p>
             <w:r>
-              <w:t>BIGINT UNSIGNED NULL</w:t>
+              <w:t>CHAR(36) NULL</w:t>
             </w:r>
           </w:p>
         </w:tc>
@@ -2643,16 +2933,18 @@
           </w:tcPr>
           <w:p>
             <w:r>
-              <w:t>BIGINT UNSIGNED PK</w:t>
-            </w:r>
-          </w:p>
-        </w:tc>
-        <w:tc>
-          <w:tcPr>
-            <w:tcW w:type="dxa" w:w="2880"/>
-          </w:tcPr>
-          <w:p>
-            <w:r/>
+              <w:t>CHAR(36) PK</w:t>
+            </w:r>
+          </w:p>
+        </w:tc>
+        <w:tc>
+          <w:tcPr>
+            <w:tcW w:type="dxa" w:w="2880"/>
+          </w:tcPr>
+          <w:p>
+            <w:r>
+              <w:t>UUID</w:t>
+            </w:r>
           </w:p>
         </w:tc>
       </w:tr>
@@ -2673,7 +2965,7 @@
           </w:tcPr>
           <w:p>
             <w:r>
-              <w:t>BIGINT UNSIGNED NULL</w:t>
+              <w:t>CHAR(36) NULL</w:t>
             </w:r>
           </w:p>
         </w:tc>
@@ -2705,7 +2997,7 @@
           </w:tcPr>
           <w:p>
             <w:r>
-              <w:t>INT NULL</w:t>
+              <w:t>CHAR(36) NULL</w:t>
             </w:r>
           </w:p>
         </w:tc>
@@ -2962,16 +3254,18 @@
           </w:tcPr>
           <w:p>
             <w:r>
-              <w:t>BIGINT UNSIGNED PK</w:t>
-            </w:r>
-          </w:p>
-        </w:tc>
-        <w:tc>
-          <w:tcPr>
-            <w:tcW w:type="dxa" w:w="2880"/>
-          </w:tcPr>
-          <w:p>
-            <w:r/>
+              <w:t>CHAR(36) PK</w:t>
+            </w:r>
+          </w:p>
+        </w:tc>
+        <w:tc>
+          <w:tcPr>
+            <w:tcW w:type="dxa" w:w="2880"/>
+          </w:tcPr>
+          <w:p>
+            <w:r>
+              <w:t>UUID</w:t>
+            </w:r>
           </w:p>
         </w:tc>
       </w:tr>
@@ -2992,7 +3286,7 @@
           </w:tcPr>
           <w:p>
             <w:r>
-              <w:t>BIGINT UNSIGNED NOT NULL</w:t>
+              <w:t>CHAR(36) NOT NULL</w:t>
             </w:r>
           </w:p>
         </w:tc>
@@ -3171,16 +3465,18 @@
           </w:tcPr>
           <w:p>
             <w:r>
-              <w:t>INT PK</w:t>
-            </w:r>
-          </w:p>
-        </w:tc>
-        <w:tc>
-          <w:tcPr>
-            <w:tcW w:type="dxa" w:w="2880"/>
-          </w:tcPr>
-          <w:p>
-            <w:r/>
+              <w:t>CHAR(36) PK</w:t>
+            </w:r>
+          </w:p>
+        </w:tc>
+        <w:tc>
+          <w:tcPr>
+            <w:tcW w:type="dxa" w:w="2880"/>
+          </w:tcPr>
+          <w:p>
+            <w:r>
+              <w:t>UUID</w:t>
+            </w:r>
           </w:p>
         </w:tc>
       </w:tr>
@@ -3293,7 +3589,7 @@
           </w:tcPr>
           <w:p>
             <w:r>
-              <w:t>ENUM('hr','ethics')</w:t>
+              <w:t>ENUM('hr','ethics','manager','officer')</w:t>
             </w:r>
           </w:p>
         </w:tc>
@@ -3323,7 +3619,7 @@
           </w:tcPr>
           <w:p>
             <w:r>
-              <w:t>BOOLEAN</w:t>
+              <w:t>TINYINT(1)</w:t>
             </w:r>
           </w:p>
         </w:tc>
@@ -3353,7 +3649,7 @@
           </w:tcPr>
           <w:p>
             <w:r>
-              <w:t>TIMESTAMP</w:t>
+              <w:t>DATETIME</w:t>
             </w:r>
           </w:p>
         </w:tc>
@@ -3436,16 +3732,18 @@
           </w:tcPr>
           <w:p>
             <w:r>
-              <w:t>INT UNSIGNED PK</w:t>
-            </w:r>
-          </w:p>
-        </w:tc>
-        <w:tc>
-          <w:tcPr>
-            <w:tcW w:type="dxa" w:w="2880"/>
-          </w:tcPr>
-          <w:p>
-            <w:r/>
+              <w:t>CHAR(36) PK</w:t>
+            </w:r>
+          </w:p>
+        </w:tc>
+        <w:tc>
+          <w:tcPr>
+            <w:tcW w:type="dxa" w:w="2880"/>
+          </w:tcPr>
+          <w:p>
+            <w:r>
+              <w:t>UUID</w:t>
+            </w:r>
           </w:p>
         </w:tc>
       </w:tr>
@@ -3558,7 +3856,7 @@
         <w:pStyle w:val="Heading3"/>
       </w:pPr>
       <w:r>
-        <w:t>Public Endpoints (available in both modes)</w:t>
+        <w:t>Public Endpoints - External (external/index.php)</w:t>
       </w:r>
     </w:p>
     <w:p/>
@@ -3750,17 +4048,17 @@
           </w:tcPr>
           <w:p>
             <w:r>
-              <w:t>/api/reports</w:t>
-            </w:r>
-          </w:p>
-        </w:tc>
-        <w:tc>
-          <w:tcPr>
-            <w:tcW w:type="dxa" w:w="2880"/>
-          </w:tcPr>
-          <w:p>
-            <w:r>
-              <w:t>Public anonymized reports (filterable)</w:t>
+              <w:t>/api/attachments/{id}</w:t>
+            </w:r>
+          </w:p>
+        </w:tc>
+        <w:tc>
+          <w:tcPr>
+            <w:tcW w:type="dxa" w:w="2880"/>
+          </w:tcPr>
+          <w:p>
+            <w:r>
+              <w:t>Download an attachment by ID</w:t>
             </w:r>
           </w:p>
         </w:tc>
@@ -3782,17 +4080,17 @@
           </w:tcPr>
           <w:p>
             <w:r>
-              <w:t>/api/attachments/{id}</w:t>
-            </w:r>
-          </w:p>
-        </w:tc>
-        <w:tc>
-          <w:tcPr>
-            <w:tcW w:type="dxa" w:w="2880"/>
-          </w:tcPr>
-          <w:p>
-            <w:r>
-              <w:t>Download an attachment by ID</w:t>
+              <w:t>/api/categories</w:t>
+            </w:r>
+          </w:p>
+        </w:tc>
+        <w:tc>
+          <w:tcPr>
+            <w:tcW w:type="dxa" w:w="2880"/>
+          </w:tcPr>
+          <w:p>
+            <w:r>
+              <w:t>List active categories (for dropdown)</w:t>
             </w:r>
           </w:p>
         </w:tc>
@@ -3814,17 +4112,71 @@
           </w:tcPr>
           <w:p>
             <w:r>
-              <w:t>/api/categories</w:t>
-            </w:r>
-          </w:p>
-        </w:tc>
-        <w:tc>
-          <w:tcPr>
-            <w:tcW w:type="dxa" w:w="2880"/>
-          </w:tcPr>
-          <w:p>
-            <w:r>
-              <w:t>List active categories (for dropdown)</w:t>
+              <w:t>/api/statuses</w:t>
+            </w:r>
+          </w:p>
+        </w:tc>
+        <w:tc>
+          <w:tcPr>
+            <w:tcW w:type="dxa" w:w="2880"/>
+          </w:tcPr>
+          <w:p>
+            <w:r>
+              <w:t>List active statuses</w:t>
+            </w:r>
+          </w:p>
+        </w:tc>
+      </w:tr>
+    </w:tbl>
+    <w:p/>
+    <w:p>
+      <w:pPr>
+        <w:pStyle w:val="Heading3"/>
+      </w:pPr>
+      <w:r>
+        <w:t>Public/Mixed Endpoints - Internal (internal/index.php)</w:t>
+      </w:r>
+    </w:p>
+    <w:p/>
+    <w:tbl>
+      <w:tblPr>
+        <w:tblStyle w:val="TableGrid"/>
+        <w:tblW w:type="auto" w:w="0"/>
+        <w:tblLook w:firstColumn="1" w:firstRow="1" w:lastColumn="0" w:lastRow="0" w:noHBand="0" w:noVBand="1" w:val="04A0"/>
+      </w:tblPr>
+      <w:tblGrid>
+        <w:gridCol w:w="2880"/>
+        <w:gridCol w:w="2880"/>
+        <w:gridCol w:w="2880"/>
+      </w:tblGrid>
+      <w:tr>
+        <w:tc>
+          <w:tcPr>
+            <w:tcW w:type="dxa" w:w="2880"/>
+          </w:tcPr>
+          <w:p>
+            <w:r>
+              <w:t>Method</w:t>
+            </w:r>
+          </w:p>
+        </w:tc>
+        <w:tc>
+          <w:tcPr>
+            <w:tcW w:type="dxa" w:w="2880"/>
+          </w:tcPr>
+          <w:p>
+            <w:r>
+              <w:t>Path</w:t>
+            </w:r>
+          </w:p>
+        </w:tc>
+        <w:tc>
+          <w:tcPr>
+            <w:tcW w:type="dxa" w:w="2880"/>
+          </w:tcPr>
+          <w:p>
+            <w:r>
+              <w:t>Description</w:t>
             </w:r>
           </w:p>
         </w:tc>
@@ -3846,17 +4198,17 @@
           </w:tcPr>
           <w:p>
             <w:r>
-              <w:t>/api/categories/{id}</w:t>
-            </w:r>
-          </w:p>
-        </w:tc>
-        <w:tc>
-          <w:tcPr>
-            <w:tcW w:type="dxa" w:w="2880"/>
-          </w:tcPr>
-          <w:p>
-            <w:r>
-              <w:t>Get a single category</w:t>
+              <w:t>/</w:t>
+            </w:r>
+          </w:p>
+        </w:tc>
+        <w:tc>
+          <w:tcPr>
+            <w:tcW w:type="dxa" w:w="2880"/>
+          </w:tcPr>
+          <w:p>
+            <w:r>
+              <w:t>Internal landing routed to HR shell</w:t>
             </w:r>
           </w:p>
         </w:tc>
@@ -3878,17 +4230,17 @@
           </w:tcPr>
           <w:p>
             <w:r>
-              <w:t>/api/statuses</w:t>
-            </w:r>
-          </w:p>
-        </w:tc>
-        <w:tc>
-          <w:tcPr>
-            <w:tcW w:type="dxa" w:w="2880"/>
-          </w:tcPr>
-          <w:p>
-            <w:r>
-              <w:t>List active statuses</w:t>
+              <w:t>/api/reports</w:t>
+            </w:r>
+          </w:p>
+        </w:tc>
+        <w:tc>
+          <w:tcPr>
+            <w:tcW w:type="dxa" w:w="2880"/>
+          </w:tcPr>
+          <w:p>
+            <w:r>
+              <w:t>Public anonymized reports (intranet/domain/VPN gated)</w:t>
             </w:r>
           </w:p>
         </w:tc>
@@ -3910,17 +4262,17 @@
           </w:tcPr>
           <w:p>
             <w:r>
-              <w:t>/api/statuses/{id}</w:t>
-            </w:r>
-          </w:p>
-        </w:tc>
-        <w:tc>
-          <w:tcPr>
-            <w:tcW w:type="dxa" w:w="2880"/>
-          </w:tcPr>
-          <w:p>
-            <w:r>
-              <w:t>Get a single status</w:t>
+              <w:t>/api/attachments/{id}</w:t>
+            </w:r>
+          </w:p>
+        </w:tc>
+        <w:tc>
+          <w:tcPr>
+            <w:tcW w:type="dxa" w:w="2880"/>
+          </w:tcPr>
+          <w:p>
+            <w:r>
+              <w:t>Download attachment by ID</w:t>
             </w:r>
           </w:p>
         </w:tc>
@@ -3942,17 +4294,17 @@
           </w:tcPr>
           <w:p>
             <w:r>
-              <w:t>/api/stages</w:t>
-            </w:r>
-          </w:p>
-        </w:tc>
-        <w:tc>
-          <w:tcPr>
-            <w:tcW w:type="dxa" w:w="2880"/>
-          </w:tcPr>
-          <w:p>
-            <w:r>
-              <w:t>List active workflow stages</w:t>
+              <w:t>/api/categories</w:t>
+            </w:r>
+          </w:p>
+        </w:tc>
+        <w:tc>
+          <w:tcPr>
+            <w:tcW w:type="dxa" w:w="2880"/>
+          </w:tcPr>
+          <w:p>
+            <w:r>
+              <w:t>List active categories</w:t>
             </w:r>
           </w:p>
         </w:tc>
@@ -3974,17 +4326,81 @@
           </w:tcPr>
           <w:p>
             <w:r>
-              <w:t>/api/stages/{id}</w:t>
-            </w:r>
-          </w:p>
-        </w:tc>
-        <w:tc>
-          <w:tcPr>
-            <w:tcW w:type="dxa" w:w="2880"/>
-          </w:tcPr>
-          <w:p>
-            <w:r>
-              <w:t>Get a single stage</w:t>
+              <w:t>/api/statuses</w:t>
+            </w:r>
+          </w:p>
+        </w:tc>
+        <w:tc>
+          <w:tcPr>
+            <w:tcW w:type="dxa" w:w="2880"/>
+          </w:tcPr>
+          <w:p>
+            <w:r>
+              <w:t>List active statuses</w:t>
+            </w:r>
+          </w:p>
+        </w:tc>
+      </w:tr>
+      <w:tr>
+        <w:tc>
+          <w:tcPr>
+            <w:tcW w:type="dxa" w:w="2880"/>
+          </w:tcPr>
+          <w:p>
+            <w:r>
+              <w:t>GET</w:t>
+            </w:r>
+          </w:p>
+        </w:tc>
+        <w:tc>
+          <w:tcPr>
+            <w:tcW w:type="dxa" w:w="2880"/>
+          </w:tcPr>
+          <w:p>
+            <w:r>
+              <w:t>/api/stages</w:t>
+            </w:r>
+          </w:p>
+        </w:tc>
+        <w:tc>
+          <w:tcPr>
+            <w:tcW w:type="dxa" w:w="2880"/>
+          </w:tcPr>
+          <w:p>
+            <w:r>
+              <w:t>List active stages</w:t>
+            </w:r>
+          </w:p>
+        </w:tc>
+      </w:tr>
+      <w:tr>
+        <w:tc>
+          <w:tcPr>
+            <w:tcW w:type="dxa" w:w="2880"/>
+          </w:tcPr>
+          <w:p>
+            <w:r>
+              <w:t>GET</w:t>
+            </w:r>
+          </w:p>
+        </w:tc>
+        <w:tc>
+          <w:tcPr>
+            <w:tcW w:type="dxa" w:w="2880"/>
+          </w:tcPr>
+          <w:p>
+            <w:r>
+              <w:t>/anonymized/reports</w:t>
+            </w:r>
+          </w:p>
+        </w:tc>
+        <w:tc>
+          <w:tcPr>
+            <w:tcW w:type="dxa" w:w="2880"/>
+          </w:tcPr>
+          <w:p>
+            <w:r>
+              <w:t>Reports page (intranet/domain/VPN gated)</w:t>
             </w:r>
           </w:p>
         </w:tc>
@@ -4210,27 +4626,27 @@
           </w:tcPr>
           <w:p>
             <w:r>
-              <w:t>POST</w:t>
-            </w:r>
-          </w:p>
-        </w:tc>
-        <w:tc>
-          <w:tcPr>
-            <w:tcW w:type="dxa" w:w="2880"/>
-          </w:tcPr>
-          <w:p>
-            <w:r>
-              <w:t>/api/hr/login</w:t>
-            </w:r>
-          </w:p>
-        </w:tc>
-        <w:tc>
-          <w:tcPr>
-            <w:tcW w:type="dxa" w:w="2880"/>
-          </w:tcPr>
-          <w:p>
-            <w:r>
-              <w:t>Authenticate HR user, returns JWT</w:t>
+              <w:t>GET</w:t>
+            </w:r>
+          </w:p>
+        </w:tc>
+        <w:tc>
+          <w:tcPr>
+            <w:tcW w:type="dxa" w:w="2880"/>
+          </w:tcPr>
+          <w:p>
+            <w:r>
+              <w:t>/hr/stages</w:t>
+            </w:r>
+          </w:p>
+        </w:tc>
+        <w:tc>
+          <w:tcPr>
+            <w:tcW w:type="dxa" w:w="2880"/>
+          </w:tcPr>
+          <w:p>
+            <w:r>
+              <w:t>Manage stages (HTML)</w:t>
             </w:r>
           </w:p>
         </w:tc>
@@ -4252,17 +4668,17 @@
           </w:tcPr>
           <w:p>
             <w:r>
-              <w:t>/api/hr/logout</w:t>
-            </w:r>
-          </w:p>
-        </w:tc>
-        <w:tc>
-          <w:tcPr>
-            <w:tcW w:type="dxa" w:w="2880"/>
-          </w:tcPr>
-          <w:p>
-            <w:r>
-              <w:t>Invalidate session</w:t>
+              <w:t>/api/hr/login</w:t>
+            </w:r>
+          </w:p>
+        </w:tc>
+        <w:tc>
+          <w:tcPr>
+            <w:tcW w:type="dxa" w:w="2880"/>
+          </w:tcPr>
+          <w:p>
+            <w:r>
+              <w:t>Authenticate HR user, returns JWT</w:t>
             </w:r>
           </w:p>
         </w:tc>
@@ -4274,27 +4690,27 @@
           </w:tcPr>
           <w:p>
             <w:r>
-              <w:t>GET</w:t>
-            </w:r>
-          </w:p>
-        </w:tc>
-        <w:tc>
-          <w:tcPr>
-            <w:tcW w:type="dxa" w:w="2880"/>
-          </w:tcPr>
-          <w:p>
-            <w:r>
-              <w:t>/api/hr/me</w:t>
-            </w:r>
-          </w:p>
-        </w:tc>
-        <w:tc>
-          <w:tcPr>
-            <w:tcW w:type="dxa" w:w="2880"/>
-          </w:tcPr>
-          <w:p>
-            <w:r>
-              <w:t>Current authenticated user profile</w:t>
+              <w:t>POST</w:t>
+            </w:r>
+          </w:p>
+        </w:tc>
+        <w:tc>
+          <w:tcPr>
+            <w:tcW w:type="dxa" w:w="2880"/>
+          </w:tcPr>
+          <w:p>
+            <w:r>
+              <w:t>/api/hr/logout</w:t>
+            </w:r>
+          </w:p>
+        </w:tc>
+        <w:tc>
+          <w:tcPr>
+            <w:tcW w:type="dxa" w:w="2880"/>
+          </w:tcPr>
+          <w:p>
+            <w:r>
+              <w:t>Invalidate session</w:t>
             </w:r>
           </w:p>
         </w:tc>
@@ -4316,17 +4732,17 @@
           </w:tcPr>
           <w:p>
             <w:r>
-              <w:t>/api/hr/cases</w:t>
-            </w:r>
-          </w:p>
-        </w:tc>
-        <w:tc>
-          <w:tcPr>
-            <w:tcW w:type="dxa" w:w="2880"/>
-          </w:tcPr>
-          <w:p>
-            <w:r>
-              <w:t>List all feedback cases (filterable, paged)</w:t>
+              <w:t>/api/hr/me</w:t>
+            </w:r>
+          </w:p>
+        </w:tc>
+        <w:tc>
+          <w:tcPr>
+            <w:tcW w:type="dxa" w:w="2880"/>
+          </w:tcPr>
+          <w:p>
+            <w:r>
+              <w:t>Current authenticated user profile</w:t>
             </w:r>
           </w:p>
         </w:tc>
@@ -4348,17 +4764,17 @@
           </w:tcPr>
           <w:p>
             <w:r>
-              <w:t>/api/hr/cases/{reference}</w:t>
-            </w:r>
-          </w:p>
-        </w:tc>
-        <w:tc>
-          <w:tcPr>
-            <w:tcW w:type="dxa" w:w="2880"/>
-          </w:tcPr>
-          <w:p>
-            <w:r>
-              <w:t>Full case detail</w:t>
+              <w:t>/api/hr/cases</w:t>
+            </w:r>
+          </w:p>
+        </w:tc>
+        <w:tc>
+          <w:tcPr>
+            <w:tcW w:type="dxa" w:w="2880"/>
+          </w:tcPr>
+          <w:p>
+            <w:r>
+              <w:t>List all feedback cases (filterable, paged)</w:t>
             </w:r>
           </w:p>
         </w:tc>
@@ -4370,7 +4786,7 @@
           </w:tcPr>
           <w:p>
             <w:r>
-              <w:t>POST</w:t>
+              <w:t>GET</w:t>
             </w:r>
           </w:p>
         </w:tc>
@@ -4390,7 +4806,7 @@
           </w:tcPr>
           <w:p>
             <w:r>
-              <w:t>Update case (status, priority, notes, etc.)</w:t>
+              <w:t>Full case detail</w:t>
             </w:r>
           </w:p>
         </w:tc>
@@ -4402,27 +4818,27 @@
           </w:tcPr>
           <w:p>
             <w:r>
-              <w:t>GET</w:t>
-            </w:r>
-          </w:p>
-        </w:tc>
-        <w:tc>
-          <w:tcPr>
-            <w:tcW w:type="dxa" w:w="2880"/>
-          </w:tcPr>
-          <w:p>
-            <w:r>
-              <w:t>/api/hr/dashboard/trends</w:t>
-            </w:r>
-          </w:p>
-        </w:tc>
-        <w:tc>
-          <w:tcPr>
-            <w:tcW w:type="dxa" w:w="2880"/>
-          </w:tcPr>
-          <w:p>
-            <w:r>
-              <w:t>Quarterly category trends + frequency summary</w:t>
+              <w:t>POST</w:t>
+            </w:r>
+          </w:p>
+        </w:tc>
+        <w:tc>
+          <w:tcPr>
+            <w:tcW w:type="dxa" w:w="2880"/>
+          </w:tcPr>
+          <w:p>
+            <w:r>
+              <w:t>/api/hr/cases/{reference}</w:t>
+            </w:r>
+          </w:p>
+        </w:tc>
+        <w:tc>
+          <w:tcPr>
+            <w:tcW w:type="dxa" w:w="2880"/>
+          </w:tcPr>
+          <w:p>
+            <w:r>
+              <w:t>Update case (status, priority, notes, etc.)</w:t>
             </w:r>
           </w:p>
         </w:tc>
@@ -4434,27 +4850,27 @@
           </w:tcPr>
           <w:p>
             <w:r>
-              <w:t>GET/POST/PUT/DELETE</w:t>
-            </w:r>
-          </w:p>
-        </w:tc>
-        <w:tc>
-          <w:tcPr>
-            <w:tcW w:type="dxa" w:w="2880"/>
-          </w:tcPr>
-          <w:p>
-            <w:r>
-              <w:t>/api/hr/categories</w:t>
-            </w:r>
-          </w:p>
-        </w:tc>
-        <w:tc>
-          <w:tcPr>
-            <w:tcW w:type="dxa" w:w="2880"/>
-          </w:tcPr>
-          <w:p>
-            <w:r>
-              <w:t>CRUD for feedback categories</w:t>
+              <w:t>GET</w:t>
+            </w:r>
+          </w:p>
+        </w:tc>
+        <w:tc>
+          <w:tcPr>
+            <w:tcW w:type="dxa" w:w="2880"/>
+          </w:tcPr>
+          <w:p>
+            <w:r>
+              <w:t>/api/hr/personnel</w:t>
+            </w:r>
+          </w:p>
+        </w:tc>
+        <w:tc>
+          <w:tcPr>
+            <w:tcW w:type="dxa" w:w="2880"/>
+          </w:tcPr>
+          <w:p>
+            <w:r>
+              <w:t>List assignable HR/Ethics personnel</w:t>
             </w:r>
           </w:p>
         </w:tc>
@@ -4466,27 +4882,27 @@
           </w:tcPr>
           <w:p>
             <w:r>
-              <w:t>GET/POST/PUT/DELETE</w:t>
-            </w:r>
-          </w:p>
-        </w:tc>
-        <w:tc>
-          <w:tcPr>
-            <w:tcW w:type="dxa" w:w="2880"/>
-          </w:tcPr>
-          <w:p>
-            <w:r>
-              <w:t>/api/hr/statuses</w:t>
-            </w:r>
-          </w:p>
-        </w:tc>
-        <w:tc>
-          <w:tcPr>
-            <w:tcW w:type="dxa" w:w="2880"/>
-          </w:tcPr>
-          <w:p>
-            <w:r>
-              <w:t>CRUD for workflow statuses</w:t>
+              <w:t>GET</w:t>
+            </w:r>
+          </w:p>
+        </w:tc>
+        <w:tc>
+          <w:tcPr>
+            <w:tcW w:type="dxa" w:w="2880"/>
+          </w:tcPr>
+          <w:p>
+            <w:r>
+              <w:t>/api/hr/dashboard/trends</w:t>
+            </w:r>
+          </w:p>
+        </w:tc>
+        <w:tc>
+          <w:tcPr>
+            <w:tcW w:type="dxa" w:w="2880"/>
+          </w:tcPr>
+          <w:p>
+            <w:r>
+              <w:t>Quarterly category trends + frequency summary</w:t>
             </w:r>
           </w:p>
         </w:tc>
@@ -4508,17 +4924,17 @@
           </w:tcPr>
           <w:p>
             <w:r>
-              <w:t>/api/hr/stages</w:t>
-            </w:r>
-          </w:p>
-        </w:tc>
-        <w:tc>
-          <w:tcPr>
-            <w:tcW w:type="dxa" w:w="2880"/>
-          </w:tcPr>
-          <w:p>
-            <w:r>
-              <w:t>CRUD for workflow stages</w:t>
+              <w:t>/api/hr/categories</w:t>
+            </w:r>
+          </w:p>
+        </w:tc>
+        <w:tc>
+          <w:tcPr>
+            <w:tcW w:type="dxa" w:w="2880"/>
+          </w:tcPr>
+          <w:p>
+            <w:r>
+              <w:t>CRUD for feedback categories</w:t>
             </w:r>
           </w:p>
         </w:tc>
@@ -4530,27 +4946,27 @@
           </w:tcPr>
           <w:p>
             <w:r>
-              <w:t>GET</w:t>
-            </w:r>
-          </w:p>
-        </w:tc>
-        <w:tc>
-          <w:tcPr>
-            <w:tcW w:type="dxa" w:w="2880"/>
-          </w:tcPr>
-          <w:p>
-            <w:r>
-              <w:t>/api/docs</w:t>
-            </w:r>
-          </w:p>
-        </w:tc>
-        <w:tc>
-          <w:tcPr>
-            <w:tcW w:type="dxa" w:w="2880"/>
-          </w:tcPr>
-          <w:p>
-            <w:r>
-              <w:t>API documentation page (HTML)</w:t>
+              <w:t>GET/POST/PUT/DELETE</w:t>
+            </w:r>
+          </w:p>
+        </w:tc>
+        <w:tc>
+          <w:tcPr>
+            <w:tcW w:type="dxa" w:w="2880"/>
+          </w:tcPr>
+          <w:p>
+            <w:r>
+              <w:t>/api/hr/statuses</w:t>
+            </w:r>
+          </w:p>
+        </w:tc>
+        <w:tc>
+          <w:tcPr>
+            <w:tcW w:type="dxa" w:w="2880"/>
+          </w:tcPr>
+          <w:p>
+            <w:r>
+              <w:t>CRUD for workflow statuses</w:t>
             </w:r>
           </w:p>
         </w:tc>
@@ -4562,27 +4978,27 @@
           </w:tcPr>
           <w:p>
             <w:r>
-              <w:t>GET</w:t>
-            </w:r>
-          </w:p>
-        </w:tc>
-        <w:tc>
-          <w:tcPr>
-            <w:tcW w:type="dxa" w:w="2880"/>
-          </w:tcPr>
-          <w:p>
-            <w:r>
-              <w:t>/api/openapi.json</w:t>
-            </w:r>
-          </w:p>
-        </w:tc>
-        <w:tc>
-          <w:tcPr>
-            <w:tcW w:type="dxa" w:w="2880"/>
-          </w:tcPr>
-          <w:p>
-            <w:r>
-              <w:t>OpenAPI 3.0 specification (JSON)</w:t>
+              <w:t>GET/POST/PUT/DELETE</w:t>
+            </w:r>
+          </w:p>
+        </w:tc>
+        <w:tc>
+          <w:tcPr>
+            <w:tcW w:type="dxa" w:w="2880"/>
+          </w:tcPr>
+          <w:p>
+            <w:r>
+              <w:t>/api/hr/stages</w:t>
+            </w:r>
+          </w:p>
+        </w:tc>
+        <w:tc>
+          <w:tcPr>
+            <w:tcW w:type="dxa" w:w="2880"/>
+          </w:tcPr>
+          <w:p>
+            <w:r>
+              <w:t>CRUD for workflow stages</w:t>
             </w:r>
           </w:p>
         </w:tc>
@@ -4624,7 +5040,7 @@
         <w:br/>
         <w:t xml:space="preserve">  C --&gt;|local| E[Local users table authentication only]</w:t>
         <w:br/>
-        <w:t xml:space="preserve">  C --&gt;|hybrid| F[Try LDAP then fallback to local database]</w:t>
+        <w:t xml:space="preserve">  C --&gt;|hybrid| F[Try local database then fallback to LDAP]</w:t>
         <w:br/>
         <w:t xml:space="preserve">  D --&gt; G{Authenticated?}</w:t>
         <w:br/>
@@ -4755,7 +5171,7 @@
         <w:pStyle w:val="ListBullet"/>
       </w:pPr>
       <w:r>
-        <w:t>No session, cookie, IP address, user agent, or browser fingerprint is stored against a submission</w:t>
+        <w:t>No direct user identity is stored against anonymous submissions in feedbacks</w:t>
       </w:r>
     </w:p>
     <w:p>
@@ -4830,7 +5246,7 @@
         <w:pStyle w:val="ListBullet"/>
       </w:pPr>
       <w:r>
-        <w:t>Files are stored in the /uploads/ directory using a randomised stored_name</w:t>
+        <w:t>Files are stored in a private attachments storage path (default: anonymous_feedback_private_uploads/) using a randomised stored_name</w:t>
       </w:r>
     </w:p>
     <w:p>
@@ -5235,7 +5651,7 @@
           </w:tcPr>
           <w:p>
             <w:r>
-              <w:t>Not applicable — all state-changing operations require JWT authentication</w:t>
+              <w:t>Public anonymous endpoints exist; HR state-changing operations require JWT</w:t>
             </w:r>
           </w:p>
         </w:tc>
@@ -5558,27 +5974,27 @@
           </w:tcPr>
           <w:p>
             <w:r>
-              <w:t>JWT_SECRET</w:t>
-            </w:r>
-          </w:p>
-        </w:tc>
-        <w:tc>
-          <w:tcPr>
-            <w:tcW w:type="dxa" w:w="2880"/>
-          </w:tcPr>
-          <w:p>
-            <w:r>
-              <w:t>HMAC signing key — must be changed in production</w:t>
-            </w:r>
-          </w:p>
-        </w:tc>
-        <w:tc>
-          <w:tcPr>
-            <w:tcW w:type="dxa" w:w="2880"/>
-          </w:tcPr>
-          <w:p>
-            <w:r>
-              <w:t>insecure default</w:t>
+              <w:t>ATTACHMENTS_STORAGE_PATH</w:t>
+            </w:r>
+          </w:p>
+        </w:tc>
+        <w:tc>
+          <w:tcPr>
+            <w:tcW w:type="dxa" w:w="2880"/>
+          </w:tcPr>
+          <w:p>
+            <w:r>
+              <w:t>Absolute/relative private attachments directory</w:t>
+            </w:r>
+          </w:p>
+        </w:tc>
+        <w:tc>
+          <w:tcPr>
+            <w:tcW w:type="dxa" w:w="2880"/>
+          </w:tcPr>
+          <w:p>
+            <w:r>
+              <w:t>repo anonymous_feedback_private_uploads</w:t>
             </w:r>
           </w:p>
         </w:tc>
@@ -5590,27 +6006,27 @@
           </w:tcPr>
           <w:p>
             <w:r>
-              <w:t>DB_HOST</w:t>
-            </w:r>
-          </w:p>
-        </w:tc>
-        <w:tc>
-          <w:tcPr>
-            <w:tcW w:type="dxa" w:w="2880"/>
-          </w:tcPr>
-          <w:p>
-            <w:r>
-              <w:t>MySQL host</w:t>
-            </w:r>
-          </w:p>
-        </w:tc>
-        <w:tc>
-          <w:tcPr>
-            <w:tcW w:type="dxa" w:w="2880"/>
-          </w:tcPr>
-          <w:p>
-            <w:r>
-              <w:t>127.0.0.1</w:t>
+              <w:t>JWT_SECRET</w:t>
+            </w:r>
+          </w:p>
+        </w:tc>
+        <w:tc>
+          <w:tcPr>
+            <w:tcW w:type="dxa" w:w="2880"/>
+          </w:tcPr>
+          <w:p>
+            <w:r>
+              <w:t>HMAC signing key — must be changed in production</w:t>
+            </w:r>
+          </w:p>
+        </w:tc>
+        <w:tc>
+          <w:tcPr>
+            <w:tcW w:type="dxa" w:w="2880"/>
+          </w:tcPr>
+          <w:p>
+            <w:r>
+              <w:t>insecure default</w:t>
             </w:r>
           </w:p>
         </w:tc>
@@ -5622,27 +6038,27 @@
           </w:tcPr>
           <w:p>
             <w:r>
-              <w:t>DB_PORT</w:t>
-            </w:r>
-          </w:p>
-        </w:tc>
-        <w:tc>
-          <w:tcPr>
-            <w:tcW w:type="dxa" w:w="2880"/>
-          </w:tcPr>
-          <w:p>
-            <w:r>
-              <w:t>MySQL port</w:t>
-            </w:r>
-          </w:p>
-        </w:tc>
-        <w:tc>
-          <w:tcPr>
-            <w:tcW w:type="dxa" w:w="2880"/>
-          </w:tcPr>
-          <w:p>
-            <w:r>
-              <w:t>3306</w:t>
+              <w:t>DB_HOST</w:t>
+            </w:r>
+          </w:p>
+        </w:tc>
+        <w:tc>
+          <w:tcPr>
+            <w:tcW w:type="dxa" w:w="2880"/>
+          </w:tcPr>
+          <w:p>
+            <w:r>
+              <w:t>MySQL host</w:t>
+            </w:r>
+          </w:p>
+        </w:tc>
+        <w:tc>
+          <w:tcPr>
+            <w:tcW w:type="dxa" w:w="2880"/>
+          </w:tcPr>
+          <w:p>
+            <w:r>
+              <w:t>127.0.0.1</w:t>
             </w:r>
           </w:p>
         </w:tc>
@@ -5654,27 +6070,27 @@
           </w:tcPr>
           <w:p>
             <w:r>
-              <w:t>DB_DATABASE</w:t>
-            </w:r>
-          </w:p>
-        </w:tc>
-        <w:tc>
-          <w:tcPr>
-            <w:tcW w:type="dxa" w:w="2880"/>
-          </w:tcPr>
-          <w:p>
-            <w:r>
-              <w:t>Database name</w:t>
-            </w:r>
-          </w:p>
-        </w:tc>
-        <w:tc>
-          <w:tcPr>
-            <w:tcW w:type="dxa" w:w="2880"/>
-          </w:tcPr>
-          <w:p>
-            <w:r>
-              <w:t>anonymous_feedback_tool</w:t>
+              <w:t>DB_PORT</w:t>
+            </w:r>
+          </w:p>
+        </w:tc>
+        <w:tc>
+          <w:tcPr>
+            <w:tcW w:type="dxa" w:w="2880"/>
+          </w:tcPr>
+          <w:p>
+            <w:r>
+              <w:t>MySQL port</w:t>
+            </w:r>
+          </w:p>
+        </w:tc>
+        <w:tc>
+          <w:tcPr>
+            <w:tcW w:type="dxa" w:w="2880"/>
+          </w:tcPr>
+          <w:p>
+            <w:r>
+              <w:t>3306</w:t>
             </w:r>
           </w:p>
         </w:tc>
@@ -5686,27 +6102,27 @@
           </w:tcPr>
           <w:p>
             <w:r>
-              <w:t>DB_USERNAME</w:t>
-            </w:r>
-          </w:p>
-        </w:tc>
-        <w:tc>
-          <w:tcPr>
-            <w:tcW w:type="dxa" w:w="2880"/>
-          </w:tcPr>
-          <w:p>
-            <w:r>
-              <w:t>Database user</w:t>
-            </w:r>
-          </w:p>
-        </w:tc>
-        <w:tc>
-          <w:tcPr>
-            <w:tcW w:type="dxa" w:w="2880"/>
-          </w:tcPr>
-          <w:p>
-            <w:r>
-              <w:t>_(empty)_</w:t>
+              <w:t>DB_DATABASE</w:t>
+            </w:r>
+          </w:p>
+        </w:tc>
+        <w:tc>
+          <w:tcPr>
+            <w:tcW w:type="dxa" w:w="2880"/>
+          </w:tcPr>
+          <w:p>
+            <w:r>
+              <w:t>Database name</w:t>
+            </w:r>
+          </w:p>
+        </w:tc>
+        <w:tc>
+          <w:tcPr>
+            <w:tcW w:type="dxa" w:w="2880"/>
+          </w:tcPr>
+          <w:p>
+            <w:r>
+              <w:t>anonymous_feedback_tool</w:t>
             </w:r>
           </w:p>
         </w:tc>
@@ -5718,17 +6134,17 @@
           </w:tcPr>
           <w:p>
             <w:r>
-              <w:t>DB_PASSWORD</w:t>
-            </w:r>
-          </w:p>
-        </w:tc>
-        <w:tc>
-          <w:tcPr>
-            <w:tcW w:type="dxa" w:w="2880"/>
-          </w:tcPr>
-          <w:p>
-            <w:r>
-              <w:t>Database password</w:t>
+              <w:t>DB_USERNAME</w:t>
+            </w:r>
+          </w:p>
+        </w:tc>
+        <w:tc>
+          <w:tcPr>
+            <w:tcW w:type="dxa" w:w="2880"/>
+          </w:tcPr>
+          <w:p>
+            <w:r>
+              <w:t>Database user</w:t>
             </w:r>
           </w:p>
         </w:tc>
@@ -5750,27 +6166,27 @@
           </w:tcPr>
           <w:p>
             <w:r>
-              <w:t>HR_AUTH_MODE</w:t>
-            </w:r>
-          </w:p>
-        </w:tc>
-        <w:tc>
-          <w:tcPr>
-            <w:tcW w:type="dxa" w:w="2880"/>
-          </w:tcPr>
-          <w:p>
-            <w:r>
-              <w:t>hybrid, ldap, or local</w:t>
-            </w:r>
-          </w:p>
-        </w:tc>
-        <w:tc>
-          <w:tcPr>
-            <w:tcW w:type="dxa" w:w="2880"/>
-          </w:tcPr>
-          <w:p>
-            <w:r>
-              <w:t>hybrid</w:t>
+              <w:t>DB_PASSWORD</w:t>
+            </w:r>
+          </w:p>
+        </w:tc>
+        <w:tc>
+          <w:tcPr>
+            <w:tcW w:type="dxa" w:w="2880"/>
+          </w:tcPr>
+          <w:p>
+            <w:r>
+              <w:t>Database password</w:t>
+            </w:r>
+          </w:p>
+        </w:tc>
+        <w:tc>
+          <w:tcPr>
+            <w:tcW w:type="dxa" w:w="2880"/>
+          </w:tcPr>
+          <w:p>
+            <w:r>
+              <w:t>_(empty)_</w:t>
             </w:r>
           </w:p>
         </w:tc>
@@ -5782,27 +6198,27 @@
           </w:tcPr>
           <w:p>
             <w:r>
-              <w:t>LDAP_HOST</w:t>
-            </w:r>
-          </w:p>
-        </w:tc>
-        <w:tc>
-          <w:tcPr>
-            <w:tcW w:type="dxa" w:w="2880"/>
-          </w:tcPr>
-          <w:p>
-            <w:r>
-              <w:t>Active Directory / LDAP server</w:t>
-            </w:r>
-          </w:p>
-        </w:tc>
-        <w:tc>
-          <w:tcPr>
-            <w:tcW w:type="dxa" w:w="2880"/>
-          </w:tcPr>
-          <w:p>
-            <w:r>
-              <w:t>localhost</w:t>
+              <w:t>HR_AUTH_MODE</w:t>
+            </w:r>
+          </w:p>
+        </w:tc>
+        <w:tc>
+          <w:tcPr>
+            <w:tcW w:type="dxa" w:w="2880"/>
+          </w:tcPr>
+          <w:p>
+            <w:r>
+              <w:t>hybrid, ldap, or local</w:t>
+            </w:r>
+          </w:p>
+        </w:tc>
+        <w:tc>
+          <w:tcPr>
+            <w:tcW w:type="dxa" w:w="2880"/>
+          </w:tcPr>
+          <w:p>
+            <w:r>
+              <w:t>hybrid</w:t>
             </w:r>
           </w:p>
         </w:tc>
@@ -5814,27 +6230,27 @@
           </w:tcPr>
           <w:p>
             <w:r>
-              <w:t>LDAP_PORT</w:t>
-            </w:r>
-          </w:p>
-        </w:tc>
-        <w:tc>
-          <w:tcPr>
-            <w:tcW w:type="dxa" w:w="2880"/>
-          </w:tcPr>
-          <w:p>
-            <w:r>
-              <w:t>LDAP port</w:t>
-            </w:r>
-          </w:p>
-        </w:tc>
-        <w:tc>
-          <w:tcPr>
-            <w:tcW w:type="dxa" w:w="2880"/>
-          </w:tcPr>
-          <w:p>
-            <w:r>
-              <w:t>389</w:t>
+              <w:t>LDAP_HOST</w:t>
+            </w:r>
+          </w:p>
+        </w:tc>
+        <w:tc>
+          <w:tcPr>
+            <w:tcW w:type="dxa" w:w="2880"/>
+          </w:tcPr>
+          <w:p>
+            <w:r>
+              <w:t>Active Directory / LDAP server</w:t>
+            </w:r>
+          </w:p>
+        </w:tc>
+        <w:tc>
+          <w:tcPr>
+            <w:tcW w:type="dxa" w:w="2880"/>
+          </w:tcPr>
+          <w:p>
+            <w:r>
+              <w:t>localhost</w:t>
             </w:r>
           </w:p>
         </w:tc>
@@ -5846,27 +6262,27 @@
           </w:tcPr>
           <w:p>
             <w:r>
-              <w:t>LDAP_BASE_DN</w:t>
-            </w:r>
-          </w:p>
-        </w:tc>
-        <w:tc>
-          <w:tcPr>
-            <w:tcW w:type="dxa" w:w="2880"/>
-          </w:tcPr>
-          <w:p>
-            <w:r>
-              <w:t>Base DN for user searches</w:t>
-            </w:r>
-          </w:p>
-        </w:tc>
-        <w:tc>
-          <w:tcPr>
-            <w:tcW w:type="dxa" w:w="2880"/>
-          </w:tcPr>
-          <w:p>
-            <w:r>
-              <w:t>_(empty)_</w:t>
+              <w:t>LDAP_PORT</w:t>
+            </w:r>
+          </w:p>
+        </w:tc>
+        <w:tc>
+          <w:tcPr>
+            <w:tcW w:type="dxa" w:w="2880"/>
+          </w:tcPr>
+          <w:p>
+            <w:r>
+              <w:t>LDAP port</w:t>
+            </w:r>
+          </w:p>
+        </w:tc>
+        <w:tc>
+          <w:tcPr>
+            <w:tcW w:type="dxa" w:w="2880"/>
+          </w:tcPr>
+          <w:p>
+            <w:r>
+              <w:t>389</w:t>
             </w:r>
           </w:p>
         </w:tc>
@@ -5878,17 +6294,17 @@
           </w:tcPr>
           <w:p>
             <w:r>
-              <w:t>LDAP_DOMAIN</w:t>
-            </w:r>
-          </w:p>
-        </w:tc>
-        <w:tc>
-          <w:tcPr>
-            <w:tcW w:type="dxa" w:w="2880"/>
-          </w:tcPr>
-          <w:p>
-            <w:r>
-              <w:t>AD domain for UPN suffix</w:t>
+              <w:t>LDAP_BASE_DN</w:t>
+            </w:r>
+          </w:p>
+        </w:tc>
+        <w:tc>
+          <w:tcPr>
+            <w:tcW w:type="dxa" w:w="2880"/>
+          </w:tcPr>
+          <w:p>
+            <w:r>
+              <w:t>Base DN for user searches</w:t>
             </w:r>
           </w:p>
         </w:tc>
@@ -5910,27 +6326,27 @@
           </w:tcPr>
           <w:p>
             <w:r>
-              <w:t>LDAP_USE_TLS</w:t>
-            </w:r>
-          </w:p>
-        </w:tc>
-        <w:tc>
-          <w:tcPr>
-            <w:tcW w:type="dxa" w:w="2880"/>
-          </w:tcPr>
-          <w:p>
-            <w:r>
-              <w:t>Enable STARTTLS</w:t>
-            </w:r>
-          </w:p>
-        </w:tc>
-        <w:tc>
-          <w:tcPr>
-            <w:tcW w:type="dxa" w:w="2880"/>
-          </w:tcPr>
-          <w:p>
-            <w:r>
-              <w:t>false</w:t>
+              <w:t>LDAP_DOMAIN</w:t>
+            </w:r>
+          </w:p>
+        </w:tc>
+        <w:tc>
+          <w:tcPr>
+            <w:tcW w:type="dxa" w:w="2880"/>
+          </w:tcPr>
+          <w:p>
+            <w:r>
+              <w:t>AD domain for UPN suffix</w:t>
+            </w:r>
+          </w:p>
+        </w:tc>
+        <w:tc>
+          <w:tcPr>
+            <w:tcW w:type="dxa" w:w="2880"/>
+          </w:tcPr>
+          <w:p>
+            <w:r>
+              <w:t>_(empty)_</w:t>
             </w:r>
           </w:p>
         </w:tc>
@@ -5942,27 +6358,27 @@
           </w:tcPr>
           <w:p>
             <w:r>
-              <w:t>LDAP_SERVICE_USER</w:t>
-            </w:r>
-          </w:p>
-        </w:tc>
-        <w:tc>
-          <w:tcPr>
-            <w:tcW w:type="dxa" w:w="2880"/>
-          </w:tcPr>
-          <w:p>
-            <w:r>
-              <w:t>Service account DN for bind</w:t>
-            </w:r>
-          </w:p>
-        </w:tc>
-        <w:tc>
-          <w:tcPr>
-            <w:tcW w:type="dxa" w:w="2880"/>
-          </w:tcPr>
-          <w:p>
-            <w:r>
-              <w:t>_(empty)_</w:t>
+              <w:t>LDAP_BIND_PATTERN</w:t>
+            </w:r>
+          </w:p>
+        </w:tc>
+        <w:tc>
+          <w:tcPr>
+            <w:tcW w:type="dxa" w:w="2880"/>
+          </w:tcPr>
+          <w:p>
+            <w:r>
+              <w:t>Direct-bind pattern (e.g. %s@domain.com)</w:t>
+            </w:r>
+          </w:p>
+        </w:tc>
+        <w:tc>
+          <w:tcPr>
+            <w:tcW w:type="dxa" w:w="2880"/>
+          </w:tcPr>
+          <w:p>
+            <w:r>
+              <w:t>%s</w:t>
             </w:r>
           </w:p>
         </w:tc>
@@ -5974,27 +6390,27 @@
           </w:tcPr>
           <w:p>
             <w:r>
-              <w:t>LDAP_SERVICE_PASSWORD</w:t>
-            </w:r>
-          </w:p>
-        </w:tc>
-        <w:tc>
-          <w:tcPr>
-            <w:tcW w:type="dxa" w:w="2880"/>
-          </w:tcPr>
-          <w:p>
-            <w:r>
-              <w:t>Service account password</w:t>
-            </w:r>
-          </w:p>
-        </w:tc>
-        <w:tc>
-          <w:tcPr>
-            <w:tcW w:type="dxa" w:w="2880"/>
-          </w:tcPr>
-          <w:p>
-            <w:r>
-              <w:t>_(empty)_</w:t>
+              <w:t>LDAP_USE_TLS</w:t>
+            </w:r>
+          </w:p>
+        </w:tc>
+        <w:tc>
+          <w:tcPr>
+            <w:tcW w:type="dxa" w:w="2880"/>
+          </w:tcPr>
+          <w:p>
+            <w:r>
+              <w:t>Enable STARTTLS</w:t>
+            </w:r>
+          </w:p>
+        </w:tc>
+        <w:tc>
+          <w:tcPr>
+            <w:tcW w:type="dxa" w:w="2880"/>
+          </w:tcPr>
+          <w:p>
+            <w:r>
+              <w:t>false</w:t>
             </w:r>
           </w:p>
         </w:tc>
@@ -6006,17 +6422,17 @@
           </w:tcPr>
           <w:p>
             <w:r>
-              <w:t>LDAP_HR_GROUPS</w:t>
-            </w:r>
-          </w:p>
-        </w:tc>
-        <w:tc>
-          <w:tcPr>
-            <w:tcW w:type="dxa" w:w="2880"/>
-          </w:tcPr>
-          <w:p>
-            <w:r>
-              <w:t>Comma-separated AD groups for HR role</w:t>
+              <w:t>LDAP_SERVICE_USER</w:t>
+            </w:r>
+          </w:p>
+        </w:tc>
+        <w:tc>
+          <w:tcPr>
+            <w:tcW w:type="dxa" w:w="2880"/>
+          </w:tcPr>
+          <w:p>
+            <w:r>
+              <w:t>Service account DN for bind</w:t>
             </w:r>
           </w:p>
         </w:tc>
@@ -6038,17 +6454,17 @@
           </w:tcPr>
           <w:p>
             <w:r>
-              <w:t>LDAP_IS_GROUPS</w:t>
-            </w:r>
-          </w:p>
-        </w:tc>
-        <w:tc>
-          <w:tcPr>
-            <w:tcW w:type="dxa" w:w="2880"/>
-          </w:tcPr>
-          <w:p>
-            <w:r>
-              <w:t>Comma-separated AD groups for Ethics role</w:t>
+              <w:t>LDAP_SERVICE_PASSWORD</w:t>
+            </w:r>
+          </w:p>
+        </w:tc>
+        <w:tc>
+          <w:tcPr>
+            <w:tcW w:type="dxa" w:w="2880"/>
+          </w:tcPr>
+          <w:p>
+            <w:r>
+              <w:t>Service account password</w:t>
             </w:r>
           </w:p>
         </w:tc>
@@ -6070,27 +6486,27 @@
           </w:tcPr>
           <w:p>
             <w:r>
-              <w:t>SMTP_HOST</w:t>
-            </w:r>
-          </w:p>
-        </w:tc>
-        <w:tc>
-          <w:tcPr>
-            <w:tcW w:type="dxa" w:w="2880"/>
-          </w:tcPr>
-          <w:p>
-            <w:r>
-              <w:t>SMTP server hostname</w:t>
-            </w:r>
-          </w:p>
-        </w:tc>
-        <w:tc>
-          <w:tcPr>
-            <w:tcW w:type="dxa" w:w="2880"/>
-          </w:tcPr>
-          <w:p>
-            <w:r>
-              <w:t>localhost</w:t>
+              <w:t>LDAP_HR_GROUPS</w:t>
+            </w:r>
+          </w:p>
+        </w:tc>
+        <w:tc>
+          <w:tcPr>
+            <w:tcW w:type="dxa" w:w="2880"/>
+          </w:tcPr>
+          <w:p>
+            <w:r>
+              <w:t>Pipe-separated HR group DNs/CNs</w:t>
+            </w:r>
+          </w:p>
+        </w:tc>
+        <w:tc>
+          <w:tcPr>
+            <w:tcW w:type="dxa" w:w="2880"/>
+          </w:tcPr>
+          <w:p>
+            <w:r>
+              <w:t>_(empty)_</w:t>
             </w:r>
           </w:p>
         </w:tc>
@@ -6102,27 +6518,27 @@
           </w:tcPr>
           <w:p>
             <w:r>
-              <w:t>SMTP_PORT</w:t>
-            </w:r>
-          </w:p>
-        </w:tc>
-        <w:tc>
-          <w:tcPr>
-            <w:tcW w:type="dxa" w:w="2880"/>
-          </w:tcPr>
-          <w:p>
-            <w:r>
-              <w:t>SMTP port (587 = STARTTLS, 465 = SMTPS)</w:t>
-            </w:r>
-          </w:p>
-        </w:tc>
-        <w:tc>
-          <w:tcPr>
-            <w:tcW w:type="dxa" w:w="2880"/>
-          </w:tcPr>
-          <w:p>
-            <w:r>
-              <w:t>587</w:t>
+              <w:t>LDAP_IS_GROUPS</w:t>
+            </w:r>
+          </w:p>
+        </w:tc>
+        <w:tc>
+          <w:tcPr>
+            <w:tcW w:type="dxa" w:w="2880"/>
+          </w:tcPr>
+          <w:p>
+            <w:r>
+              <w:t>Pipe-separated Information Systems group DNs/CNs</w:t>
+            </w:r>
+          </w:p>
+        </w:tc>
+        <w:tc>
+          <w:tcPr>
+            <w:tcW w:type="dxa" w:w="2880"/>
+          </w:tcPr>
+          <w:p>
+            <w:r>
+              <w:t>_(empty)_</w:t>
             </w:r>
           </w:p>
         </w:tc>
@@ -6134,17 +6550,17 @@
           </w:tcPr>
           <w:p>
             <w:r>
-              <w:t>SMTP_USERNAME</w:t>
-            </w:r>
-          </w:p>
-        </w:tc>
-        <w:tc>
-          <w:tcPr>
-            <w:tcW w:type="dxa" w:w="2880"/>
-          </w:tcPr>
-          <w:p>
-            <w:r>
-              <w:t>SMTP auth username</w:t>
+              <w:t>LDAP_HR_OUS</w:t>
+            </w:r>
+          </w:p>
+        </w:tc>
+        <w:tc>
+          <w:tcPr>
+            <w:tcW w:type="dxa" w:w="2880"/>
+          </w:tcPr>
+          <w:p>
+            <w:r>
+              <w:t>Pipe-separated OU fragments for HR role mapping</w:t>
             </w:r>
           </w:p>
         </w:tc>
@@ -6166,17 +6582,17 @@
           </w:tcPr>
           <w:p>
             <w:r>
-              <w:t>SMTP_PASSWORD</w:t>
-            </w:r>
-          </w:p>
-        </w:tc>
-        <w:tc>
-          <w:tcPr>
-            <w:tcW w:type="dxa" w:w="2880"/>
-          </w:tcPr>
-          <w:p>
-            <w:r>
-              <w:t>SMTP auth password</w:t>
+              <w:t>LDAP_IS_OUS</w:t>
+            </w:r>
+          </w:p>
+        </w:tc>
+        <w:tc>
+          <w:tcPr>
+            <w:tcW w:type="dxa" w:w="2880"/>
+          </w:tcPr>
+          <w:p>
+            <w:r>
+              <w:t>Pipe-separated OU fragments for Information Systems role mapping</w:t>
             </w:r>
           </w:p>
         </w:tc>
@@ -6198,27 +6614,27 @@
           </w:tcPr>
           <w:p>
             <w:r>
-              <w:t>MAIL_FROM</w:t>
-            </w:r>
-          </w:p>
-        </w:tc>
-        <w:tc>
-          <w:tcPr>
-            <w:tcW w:type="dxa" w:w="2880"/>
-          </w:tcPr>
-          <w:p>
-            <w:r>
-              <w:t>Sender email address</w:t>
-            </w:r>
-          </w:p>
-        </w:tc>
-        <w:tc>
-          <w:tcPr>
-            <w:tcW w:type="dxa" w:w="2880"/>
-          </w:tcPr>
-          <w:p>
-            <w:r>
-              <w:t>noreply@localhost</w:t>
+              <w:t>LDAP_HR_DEPARTMENTS</w:t>
+            </w:r>
+          </w:p>
+        </w:tc>
+        <w:tc>
+          <w:tcPr>
+            <w:tcW w:type="dxa" w:w="2880"/>
+          </w:tcPr>
+          <w:p>
+            <w:r>
+              <w:t>Pipe-separated department names for HR role mapping</w:t>
+            </w:r>
+          </w:p>
+        </w:tc>
+        <w:tc>
+          <w:tcPr>
+            <w:tcW w:type="dxa" w:w="2880"/>
+          </w:tcPr>
+          <w:p>
+            <w:r>
+              <w:t>_(empty)_</w:t>
             </w:r>
           </w:p>
         </w:tc>
@@ -6230,27 +6646,27 @@
           </w:tcPr>
           <w:p>
             <w:r>
-              <w:t>MAIL_FROM_NAME</w:t>
-            </w:r>
-          </w:p>
-        </w:tc>
-        <w:tc>
-          <w:tcPr>
-            <w:tcW w:type="dxa" w:w="2880"/>
-          </w:tcPr>
-          <w:p>
-            <w:r>
-              <w:t>Sender display name</w:t>
-            </w:r>
-          </w:p>
-        </w:tc>
-        <w:tc>
-          <w:tcPr>
-            <w:tcW w:type="dxa" w:w="2880"/>
-          </w:tcPr>
-          <w:p>
-            <w:r>
-              <w:t>Voice Without Fear</w:t>
+              <w:t>LDAP_IS_DEPARTMENTS</w:t>
+            </w:r>
+          </w:p>
+        </w:tc>
+        <w:tc>
+          <w:tcPr>
+            <w:tcW w:type="dxa" w:w="2880"/>
+          </w:tcPr>
+          <w:p>
+            <w:r>
+              <w:t>Pipe-separated department names for Information Systems role mapping</w:t>
+            </w:r>
+          </w:p>
+        </w:tc>
+        <w:tc>
+          <w:tcPr>
+            <w:tcW w:type="dxa" w:w="2880"/>
+          </w:tcPr>
+          <w:p>
+            <w:r>
+              <w:t>_(empty)_</w:t>
             </w:r>
           </w:p>
         </w:tc>
@@ -6262,17 +6678,17 @@
           </w:tcPr>
           <w:p>
             <w:r>
-              <w:t>HR_NOTIFICATION_EMAIL</w:t>
-            </w:r>
-          </w:p>
-        </w:tc>
-        <w:tc>
-          <w:tcPr>
-            <w:tcW w:type="dxa" w:w="2880"/>
-          </w:tcPr>
-          <w:p>
-            <w:r>
-              <w:t>Fallback HR notification recipient</w:t>
+              <w:t>DEVELOPER_OVERRIDE_USERS</w:t>
+            </w:r>
+          </w:p>
+        </w:tc>
+        <w:tc>
+          <w:tcPr>
+            <w:tcW w:type="dxa" w:w="2880"/>
+          </w:tcPr>
+          <w:p>
+            <w:r>
+              <w:t>Pipe-separated developer override account identifiers</w:t>
             </w:r>
           </w:p>
         </w:tc>
@@ -6294,27 +6710,27 @@
           </w:tcPr>
           <w:p>
             <w:r>
-              <w:t>ETHICS_NOTIFICATION_EMAIL</w:t>
-            </w:r>
-          </w:p>
-        </w:tc>
-        <w:tc>
-          <w:tcPr>
-            <w:tcW w:type="dxa" w:w="2880"/>
-          </w:tcPr>
-          <w:p>
-            <w:r>
-              <w:t>Ethics officer notification recipient</w:t>
-            </w:r>
-          </w:p>
-        </w:tc>
-        <w:tc>
-          <w:tcPr>
-            <w:tcW w:type="dxa" w:w="2880"/>
-          </w:tcPr>
-          <w:p>
-            <w:r>
-              <w:t>_(empty)_</w:t>
+              <w:t>SMTP_HOST</w:t>
+            </w:r>
+          </w:p>
+        </w:tc>
+        <w:tc>
+          <w:tcPr>
+            <w:tcW w:type="dxa" w:w="2880"/>
+          </w:tcPr>
+          <w:p>
+            <w:r>
+              <w:t>SMTP server hostname</w:t>
+            </w:r>
+          </w:p>
+        </w:tc>
+        <w:tc>
+          <w:tcPr>
+            <w:tcW w:type="dxa" w:w="2880"/>
+          </w:tcPr>
+          <w:p>
+            <w:r>
+              <w:t>localhost</w:t>
             </w:r>
           </w:p>
         </w:tc>
@@ -6326,6 +6742,294 @@
           </w:tcPr>
           <w:p>
             <w:r>
+              <w:t>SMTP_PORT</w:t>
+            </w:r>
+          </w:p>
+        </w:tc>
+        <w:tc>
+          <w:tcPr>
+            <w:tcW w:type="dxa" w:w="2880"/>
+          </w:tcPr>
+          <w:p>
+            <w:r>
+              <w:t>SMTP port (587 = STARTTLS, 465 = SMTPS)</w:t>
+            </w:r>
+          </w:p>
+        </w:tc>
+        <w:tc>
+          <w:tcPr>
+            <w:tcW w:type="dxa" w:w="2880"/>
+          </w:tcPr>
+          <w:p>
+            <w:r>
+              <w:t>587</w:t>
+            </w:r>
+          </w:p>
+        </w:tc>
+      </w:tr>
+      <w:tr>
+        <w:tc>
+          <w:tcPr>
+            <w:tcW w:type="dxa" w:w="2880"/>
+          </w:tcPr>
+          <w:p>
+            <w:r>
+              <w:t>SMTP_USERNAME</w:t>
+            </w:r>
+          </w:p>
+        </w:tc>
+        <w:tc>
+          <w:tcPr>
+            <w:tcW w:type="dxa" w:w="2880"/>
+          </w:tcPr>
+          <w:p>
+            <w:r>
+              <w:t>SMTP auth username</w:t>
+            </w:r>
+          </w:p>
+        </w:tc>
+        <w:tc>
+          <w:tcPr>
+            <w:tcW w:type="dxa" w:w="2880"/>
+          </w:tcPr>
+          <w:p>
+            <w:r>
+              <w:t>_(empty)_</w:t>
+            </w:r>
+          </w:p>
+        </w:tc>
+      </w:tr>
+      <w:tr>
+        <w:tc>
+          <w:tcPr>
+            <w:tcW w:type="dxa" w:w="2880"/>
+          </w:tcPr>
+          <w:p>
+            <w:r>
+              <w:t>SMTP_PASSWORD</w:t>
+            </w:r>
+          </w:p>
+        </w:tc>
+        <w:tc>
+          <w:tcPr>
+            <w:tcW w:type="dxa" w:w="2880"/>
+          </w:tcPr>
+          <w:p>
+            <w:r>
+              <w:t>SMTP auth password</w:t>
+            </w:r>
+          </w:p>
+        </w:tc>
+        <w:tc>
+          <w:tcPr>
+            <w:tcW w:type="dxa" w:w="2880"/>
+          </w:tcPr>
+          <w:p>
+            <w:r>
+              <w:t>_(empty)_</w:t>
+            </w:r>
+          </w:p>
+        </w:tc>
+      </w:tr>
+      <w:tr>
+        <w:tc>
+          <w:tcPr>
+            <w:tcW w:type="dxa" w:w="2880"/>
+          </w:tcPr>
+          <w:p>
+            <w:r>
+              <w:t>MAIL_FROM</w:t>
+            </w:r>
+          </w:p>
+        </w:tc>
+        <w:tc>
+          <w:tcPr>
+            <w:tcW w:type="dxa" w:w="2880"/>
+          </w:tcPr>
+          <w:p>
+            <w:r>
+              <w:t>Sender email address</w:t>
+            </w:r>
+          </w:p>
+        </w:tc>
+        <w:tc>
+          <w:tcPr>
+            <w:tcW w:type="dxa" w:w="2880"/>
+          </w:tcPr>
+          <w:p>
+            <w:r>
+              <w:t>noreply@localhost</w:t>
+            </w:r>
+          </w:p>
+        </w:tc>
+      </w:tr>
+      <w:tr>
+        <w:tc>
+          <w:tcPr>
+            <w:tcW w:type="dxa" w:w="2880"/>
+          </w:tcPr>
+          <w:p>
+            <w:r>
+              <w:t>MAIL_FROM_NAME</w:t>
+            </w:r>
+          </w:p>
+        </w:tc>
+        <w:tc>
+          <w:tcPr>
+            <w:tcW w:type="dxa" w:w="2880"/>
+          </w:tcPr>
+          <w:p>
+            <w:r>
+              <w:t>Sender display name</w:t>
+            </w:r>
+          </w:p>
+        </w:tc>
+        <w:tc>
+          <w:tcPr>
+            <w:tcW w:type="dxa" w:w="2880"/>
+          </w:tcPr>
+          <w:p>
+            <w:r>
+              <w:t>Voice Without Fear</w:t>
+            </w:r>
+          </w:p>
+        </w:tc>
+      </w:tr>
+      <w:tr>
+        <w:tc>
+          <w:tcPr>
+            <w:tcW w:type="dxa" w:w="2880"/>
+          </w:tcPr>
+          <w:p>
+            <w:r>
+              <w:t>HR_NOTIFICATION_EMAIL</w:t>
+            </w:r>
+          </w:p>
+        </w:tc>
+        <w:tc>
+          <w:tcPr>
+            <w:tcW w:type="dxa" w:w="2880"/>
+          </w:tcPr>
+          <w:p>
+            <w:r>
+              <w:t>Fallback HR notification recipient</w:t>
+            </w:r>
+          </w:p>
+        </w:tc>
+        <w:tc>
+          <w:tcPr>
+            <w:tcW w:type="dxa" w:w="2880"/>
+          </w:tcPr>
+          <w:p>
+            <w:r>
+              <w:t>_(empty)_</w:t>
+            </w:r>
+          </w:p>
+        </w:tc>
+      </w:tr>
+      <w:tr>
+        <w:tc>
+          <w:tcPr>
+            <w:tcW w:type="dxa" w:w="2880"/>
+          </w:tcPr>
+          <w:p>
+            <w:r>
+              <w:t>ETHICS_NOTIFICATION_EMAIL</w:t>
+            </w:r>
+          </w:p>
+        </w:tc>
+        <w:tc>
+          <w:tcPr>
+            <w:tcW w:type="dxa" w:w="2880"/>
+          </w:tcPr>
+          <w:p>
+            <w:r>
+              <w:t>Ethics officer notification recipient</w:t>
+            </w:r>
+          </w:p>
+        </w:tc>
+        <w:tc>
+          <w:tcPr>
+            <w:tcW w:type="dxa" w:w="2880"/>
+          </w:tcPr>
+          <w:p>
+            <w:r>
+              <w:t>_(empty)_</w:t>
+            </w:r>
+          </w:p>
+        </w:tc>
+      </w:tr>
+      <w:tr>
+        <w:tc>
+          <w:tcPr>
+            <w:tcW w:type="dxa" w:w="2880"/>
+          </w:tcPr>
+          <w:p>
+            <w:r>
+              <w:t>NOTIFICATIONS_IMMEDIATE_ENABLED</w:t>
+            </w:r>
+          </w:p>
+        </w:tc>
+        <w:tc>
+          <w:tcPr>
+            <w:tcW w:type="dxa" w:w="2880"/>
+          </w:tcPr>
+          <w:p>
+            <w:r>
+              <w:t>Enable immediate notifications</w:t>
+            </w:r>
+          </w:p>
+        </w:tc>
+        <w:tc>
+          <w:tcPr>
+            <w:tcW w:type="dxa" w:w="2880"/>
+          </w:tcPr>
+          <w:p>
+            <w:r>
+              <w:t>true</w:t>
+            </w:r>
+          </w:p>
+        </w:tc>
+      </w:tr>
+      <w:tr>
+        <w:tc>
+          <w:tcPr>
+            <w:tcW w:type="dxa" w:w="2880"/>
+          </w:tcPr>
+          <w:p>
+            <w:r>
+              <w:t>NOTIFICATIONS_SCHEDULED_ENABLED</w:t>
+            </w:r>
+          </w:p>
+        </w:tc>
+        <w:tc>
+          <w:tcPr>
+            <w:tcW w:type="dxa" w:w="2880"/>
+          </w:tcPr>
+          <w:p>
+            <w:r>
+              <w:t>Enable scheduler-driven notifications</w:t>
+            </w:r>
+          </w:p>
+        </w:tc>
+        <w:tc>
+          <w:tcPr>
+            <w:tcW w:type="dxa" w:w="2880"/>
+          </w:tcPr>
+          <w:p>
+            <w:r>
+              <w:t>true</w:t>
+            </w:r>
+          </w:p>
+        </w:tc>
+      </w:tr>
+      <w:tr>
+        <w:tc>
+          <w:tcPr>
+            <w:tcW w:type="dxa" w:w="2880"/>
+          </w:tcPr>
+          <w:p>
+            <w:r>
               <w:t>DEV_NOTIFICATION_EMAIL</w:t>
             </w:r>
           </w:p>
@@ -6347,6 +7051,38 @@
           <w:p>
             <w:r>
               <w:t>_(empty)_</w:t>
+            </w:r>
+          </w:p>
+        </w:tc>
+      </w:tr>
+      <w:tr>
+        <w:tc>
+          <w:tcPr>
+            <w:tcW w:type="dxa" w:w="2880"/>
+          </w:tcPr>
+          <w:p>
+            <w:r>
+              <w:t>MALWARE_SCANNER</w:t>
+            </w:r>
+          </w:p>
+        </w:tc>
+        <w:tc>
+          <w:tcPr>
+            <w:tcW w:type="dxa" w:w="2880"/>
+          </w:tcPr>
+          <w:p>
+            <w:r>
+              <w:t>Malware scanner mode (noop or clamav)</w:t>
+            </w:r>
+          </w:p>
+        </w:tc>
+        <w:tc>
+          <w:tcPr>
+            <w:tcW w:type="dxa" w:w="2880"/>
+          </w:tcPr>
+          <w:p>
+            <w:r>
+              <w:t>noop</w:t>
             </w:r>
           </w:p>
         </w:tc>

--- a/TECHNICAL_DESIGN.docx
+++ b/TECHNICAL_DESIGN.docx
@@ -18,7 +18,7 @@
           <w:i/>
           <w:sz w:val="20"/>
         </w:rPr>
-        <w:t>Generated from TECHNICAL_DESIGN.md on 2026-05-06 09:16</w:t>
+        <w:t>Generated from TECHNICAL_DESIGN.md on 2026-05-06 09:22</w:t>
       </w:r>
     </w:p>
     <w:p>
@@ -648,7 +648,7 @@
         <w:br/>
         <w:t xml:space="preserve">  CATEGORIES {</w:t>
         <w:br/>
-        <w:t xml:space="preserve">    string id PK</w:t>
+        <w:t xml:space="preserve">    CHAR(36) id PK</w:t>
         <w:br/>
         <w:t xml:space="preserve">    string name</w:t>
         <w:br/>
@@ -660,7 +660,7 @@
         <w:br/>
         <w:t xml:space="preserve">  STATUSES {</w:t>
         <w:br/>
-        <w:t xml:space="preserve">    string id PK</w:t>
+        <w:t xml:space="preserve">    CHAR(36) id PK</w:t>
         <w:br/>
         <w:t xml:space="preserve">    string name</w:t>
         <w:br/>
@@ -672,7 +672,7 @@
         <w:br/>
         <w:t xml:space="preserve">  STAGES {</w:t>
         <w:br/>
-        <w:t xml:space="preserve">    string id PK</w:t>
+        <w:t xml:space="preserve">    CHAR(36) id PK</w:t>
         <w:br/>
         <w:t xml:space="preserve">    string name</w:t>
         <w:br/>
@@ -684,15 +684,15 @@
         <w:br/>
         <w:t xml:space="preserve">  FEEDBACKS {</w:t>
         <w:br/>
-        <w:t xml:space="preserve">    string id PK</w:t>
+        <w:t xml:space="preserve">    CHAR(36) id PK</w:t>
         <w:br/>
         <w:t xml:space="preserve">    string reference_no</w:t>
         <w:br/>
-        <w:t xml:space="preserve">    string category_id FK</w:t>
+        <w:t xml:space="preserve">    CHAR(36) category_id FK</w:t>
         <w:br/>
-        <w:t xml:space="preserve">    string status_id FK</w:t>
+        <w:t xml:space="preserve">    CHAR(36) status_id FK</w:t>
         <w:br/>
-        <w:t xml:space="preserve">    string stage_id FK</w:t>
+        <w:t xml:space="preserve">    CHAR(36) stage_id FK</w:t>
         <w:br/>
         <w:t xml:space="preserve">    string priority</w:t>
         <w:br/>
@@ -700,9 +700,9 @@
         <w:br/>
         <w:t xml:space="preserve">  REPORT_UPDATES {</w:t>
         <w:br/>
-        <w:t xml:space="preserve">    string id PK</w:t>
+        <w:t xml:space="preserve">    CHAR(36) id PK</w:t>
         <w:br/>
-        <w:t xml:space="preserve">    string feedback_id FK</w:t>
+        <w:t xml:space="preserve">    CHAR(36) feedback_id FK</w:t>
         <w:br/>
         <w:t xml:space="preserve">    string update_reference_no</w:t>
         <w:br/>
@@ -710,11 +710,11 @@
         <w:br/>
         <w:t xml:space="preserve">  ATTACHMENTS {</w:t>
         <w:br/>
-        <w:t xml:space="preserve">    string id PK</w:t>
+        <w:t xml:space="preserve">    CHAR(36) id PK</w:t>
         <w:br/>
-        <w:t xml:space="preserve">    string feedback_id FK</w:t>
+        <w:t xml:space="preserve">    CHAR(36) feedback_id FK</w:t>
         <w:br/>
-        <w:t xml:space="preserve">    string report_update_id FK</w:t>
+        <w:t xml:space="preserve">    CHAR(36) report_update_id FK</w:t>
         <w:br/>
         <w:t xml:space="preserve">    string stored_name</w:t>
         <w:br/>
@@ -724,9 +724,9 @@
         <w:br/>
         <w:t xml:space="preserve">  NOTIFICATIONS {</w:t>
         <w:br/>
-        <w:t xml:space="preserve">    string id PK</w:t>
+        <w:t xml:space="preserve">    CHAR(36) id PK</w:t>
         <w:br/>
-        <w:t xml:space="preserve">    string feedback_id FK</w:t>
+        <w:t xml:space="preserve">    CHAR(36) feedback_id FK</w:t>
         <w:br/>
         <w:t xml:space="preserve">    string kind</w:t>
         <w:br/>
@@ -736,11 +736,11 @@
         <w:br/>
         <w:t xml:space="preserve">  AUDIT_LOGS {</w:t>
         <w:br/>
-        <w:t xml:space="preserve">    string id PK</w:t>
+        <w:t xml:space="preserve">    CHAR(36) id PK</w:t>
         <w:br/>
-        <w:t xml:space="preserve">    string feedback_id FK</w:t>
+        <w:t xml:space="preserve">    CHAR(36) feedback_id FK</w:t>
         <w:br/>
-        <w:t xml:space="preserve">    string actor_user_id FK</w:t>
+        <w:t xml:space="preserve">    CHAR(36) actor_user_id FK</w:t>
         <w:br/>
         <w:t xml:space="preserve">    string action</w:t>
         <w:br/>
@@ -750,7 +750,7 @@
         <w:br/>
         <w:t xml:space="preserve">  USERS {</w:t>
         <w:br/>
-        <w:t xml:space="preserve">    string id PK</w:t>
+        <w:t xml:space="preserve">    CHAR(36) id PK</w:t>
         <w:br/>
         <w:t xml:space="preserve">    string email</w:t>
         <w:br/>
@@ -762,7 +762,7 @@
         <w:br/>
         <w:t xml:space="preserve">  LOGIN_ATTEMPTS {</w:t>
         <w:br/>
-        <w:t xml:space="preserve">    string id PK</w:t>
+        <w:t xml:space="preserve">    CHAR(36) id PK</w:t>
         <w:br/>
         <w:t xml:space="preserve">    string ip</w:t>
         <w:br/>

--- a/TECHNICAL_DESIGN.docx
+++ b/TECHNICAL_DESIGN.docx
@@ -18,7 +18,7 @@
           <w:i/>
           <w:sz w:val="20"/>
         </w:rPr>
-        <w:t>Generated from TECHNICAL_DESIGN.md on 2026-05-06 09:22</w:t>
+        <w:t>Generated from TECHNICAL_DESIGN.md on 2026-05-06 09:25</w:t>
       </w:r>
     </w:p>
     <w:p>
@@ -648,7 +648,7 @@
         <w:br/>
         <w:t xml:space="preserve">  CATEGORIES {</w:t>
         <w:br/>
-        <w:t xml:space="preserve">    CHAR(36) id PK</w:t>
+        <w:t xml:space="preserve">    CHAR id PK</w:t>
         <w:br/>
         <w:t xml:space="preserve">    string name</w:t>
         <w:br/>
@@ -660,7 +660,7 @@
         <w:br/>
         <w:t xml:space="preserve">  STATUSES {</w:t>
         <w:br/>
-        <w:t xml:space="preserve">    CHAR(36) id PK</w:t>
+        <w:t xml:space="preserve">    CHAR id PK</w:t>
         <w:br/>
         <w:t xml:space="preserve">    string name</w:t>
         <w:br/>
@@ -672,7 +672,7 @@
         <w:br/>
         <w:t xml:space="preserve">  STAGES {</w:t>
         <w:br/>
-        <w:t xml:space="preserve">    CHAR(36) id PK</w:t>
+        <w:t xml:space="preserve">    CHAR id PK</w:t>
         <w:br/>
         <w:t xml:space="preserve">    string name</w:t>
         <w:br/>
@@ -684,15 +684,15 @@
         <w:br/>
         <w:t xml:space="preserve">  FEEDBACKS {</w:t>
         <w:br/>
-        <w:t xml:space="preserve">    CHAR(36) id PK</w:t>
+        <w:t xml:space="preserve">    CHAR id PK</w:t>
         <w:br/>
         <w:t xml:space="preserve">    string reference_no</w:t>
         <w:br/>
-        <w:t xml:space="preserve">    CHAR(36) category_id FK</w:t>
+        <w:t xml:space="preserve">    CHAR category_id FK</w:t>
         <w:br/>
-        <w:t xml:space="preserve">    CHAR(36) status_id FK</w:t>
+        <w:t xml:space="preserve">    CHAR status_id FK</w:t>
         <w:br/>
-        <w:t xml:space="preserve">    CHAR(36) stage_id FK</w:t>
+        <w:t xml:space="preserve">    CHAR stage_id FK</w:t>
         <w:br/>
         <w:t xml:space="preserve">    string priority</w:t>
         <w:br/>
@@ -700,9 +700,9 @@
         <w:br/>
         <w:t xml:space="preserve">  REPORT_UPDATES {</w:t>
         <w:br/>
-        <w:t xml:space="preserve">    CHAR(36) id PK</w:t>
+        <w:t xml:space="preserve">    CHAR id PK</w:t>
         <w:br/>
-        <w:t xml:space="preserve">    CHAR(36) feedback_id FK</w:t>
+        <w:t xml:space="preserve">    CHAR feedback_id FK</w:t>
         <w:br/>
         <w:t xml:space="preserve">    string update_reference_no</w:t>
         <w:br/>
@@ -710,11 +710,11 @@
         <w:br/>
         <w:t xml:space="preserve">  ATTACHMENTS {</w:t>
         <w:br/>
-        <w:t xml:space="preserve">    CHAR(36) id PK</w:t>
+        <w:t xml:space="preserve">    CHAR id PK</w:t>
         <w:br/>
-        <w:t xml:space="preserve">    CHAR(36) feedback_id FK</w:t>
+        <w:t xml:space="preserve">    CHAR feedback_id FK</w:t>
         <w:br/>
-        <w:t xml:space="preserve">    CHAR(36) report_update_id FK</w:t>
+        <w:t xml:space="preserve">    CHAR report_update_id FK</w:t>
         <w:br/>
         <w:t xml:space="preserve">    string stored_name</w:t>
         <w:br/>
@@ -724,9 +724,9 @@
         <w:br/>
         <w:t xml:space="preserve">  NOTIFICATIONS {</w:t>
         <w:br/>
-        <w:t xml:space="preserve">    CHAR(36) id PK</w:t>
+        <w:t xml:space="preserve">    CHAR id PK</w:t>
         <w:br/>
-        <w:t xml:space="preserve">    CHAR(36) feedback_id FK</w:t>
+        <w:t xml:space="preserve">    CHAR feedback_id FK</w:t>
         <w:br/>
         <w:t xml:space="preserve">    string kind</w:t>
         <w:br/>
@@ -736,11 +736,11 @@
         <w:br/>
         <w:t xml:space="preserve">  AUDIT_LOGS {</w:t>
         <w:br/>
-        <w:t xml:space="preserve">    CHAR(36) id PK</w:t>
+        <w:t xml:space="preserve">    CHAR id PK</w:t>
         <w:br/>
-        <w:t xml:space="preserve">    CHAR(36) feedback_id FK</w:t>
+        <w:t xml:space="preserve">    CHAR feedback_id FK</w:t>
         <w:br/>
-        <w:t xml:space="preserve">    CHAR(36) actor_user_id FK</w:t>
+        <w:t xml:space="preserve">    CHAR actor_user_id FK</w:t>
         <w:br/>
         <w:t xml:space="preserve">    string action</w:t>
         <w:br/>
@@ -750,7 +750,7 @@
         <w:br/>
         <w:t xml:space="preserve">  USERS {</w:t>
         <w:br/>
-        <w:t xml:space="preserve">    CHAR(36) id PK</w:t>
+        <w:t xml:space="preserve">    CHAR id PK</w:t>
         <w:br/>
         <w:t xml:space="preserve">    string email</w:t>
         <w:br/>
@@ -762,7 +762,7 @@
         <w:br/>
         <w:t xml:space="preserve">  LOGIN_ATTEMPTS {</w:t>
         <w:br/>
-        <w:t xml:space="preserve">    CHAR(36) id PK</w:t>
+        <w:t xml:space="preserve">    CHAR id PK</w:t>
         <w:br/>
         <w:t xml:space="preserve">    string ip</w:t>
         <w:br/>

--- a/TECHNICAL_DESIGN.docx
+++ b/TECHNICAL_DESIGN.docx
@@ -3,30 +3,50 @@
 <w:document xmlns:wpc="http://schemas.microsoft.com/office/word/2010/wordprocessingCanvas" xmlns:mo="http://schemas.microsoft.com/office/mac/office/2008/main" xmlns:mc="http://schemas.openxmlformats.org/markup-compatibility/2006" xmlns:mv="urn:schemas-microsoft-com:mac:vml" xmlns:o="urn:schemas-microsoft-com:office:office" xmlns:r="http://schemas.openxmlformats.org/officeDocument/2006/relationships" xmlns:m="http://schemas.openxmlformats.org/officeDocument/2006/math" xmlns:v="urn:schemas-microsoft-com:vml" xmlns:wp14="http://schemas.microsoft.com/office/word/2010/wordprocessingDrawing" xmlns:wp="http://schemas.openxmlformats.org/drawingml/2006/wordprocessingDrawing" xmlns:w10="urn:schemas-microsoft-com:office:word" xmlns:w="http://schemas.openxmlformats.org/wordprocessingml/2006/main" xmlns:w14="http://schemas.microsoft.com/office/word/2010/wordml" xmlns:wpg="http://schemas.microsoft.com/office/word/2010/wordprocessingGroup" xmlns:wpi="http://schemas.microsoft.com/office/word/2010/wordprocessingInk" xmlns:wne="http://schemas.microsoft.com/office/word/2006/wordml" xmlns:wps="http://schemas.microsoft.com/office/word/2010/wordprocessingShape" mc:Ignorable="w14 wp14">
   <w:body>
     <w:p>
-      <w:pPr>
-        <w:pStyle w:val="Heading1"/>
-      </w:pPr>
       <w:r>
-        <w:t>Anonymous Feedback Tool — Technical Design Document</w:t>
+        <w:rPr>
+          <w:b/>
+          <w:sz w:val="36"/>
+        </w:rPr>
+        <w:t>Anonymous Feedback Tool - Technical Design</w:t>
+      </w:r>
+    </w:p>
+    <w:p>
+      <w:r>
+        <w:rPr>
+          <w:rFonts w:ascii="Calibri" w:hAnsi="Calibri"/>
+          <w:i/>
+          <w:sz w:val="20"/>
+        </w:rPr>
+        <w:t>Generated from TECHNICAL_DESIGN.md on 2026-05-06 09:25</w:t>
+      </w:r>
+    </w:p>
+    <w:p>
+      <w:r>
+        <w:br w:type="page"/>
+      </w:r>
+    </w:p>
+    <w:p>
+      <w:r>
+        <w:t>﻿# Anonymous Feedback Tool — Technical Design Document</w:t>
       </w:r>
     </w:p>
     <w:p/>
     <w:p>
       <w:r>
-        <w:t xml:space="preserve">**Version:** 1.0  </w:t>
+        <w:t>Version: 1.1</w:t>
       </w:r>
     </w:p>
     <w:p>
       <w:r>
-        <w:t xml:space="preserve">**Date:** April 28, 2026  </w:t>
+        <w:t>Date: May 6, 2026</w:t>
       </w:r>
     </w:p>
     <w:p>
       <w:r>
-        <w:t>**Status:** Current</w:t>
+        <w:t>Status: Updated</w:t>
       </w:r>
     </w:p>
-    <w:p/>
     <w:p/>
     <w:p/>
     <w:p>
@@ -83,7 +103,7 @@
           </w:tcPr>
           <w:p>
             <w:r>
-              <w:t>`public`</w:t>
+              <w:t>public</w:t>
             </w:r>
           </w:p>
         </w:tc>
@@ -105,7 +125,7 @@
           </w:tcPr>
           <w:p>
             <w:r>
-              <w:t>`full`</w:t>
+              <w:t>full</w:t>
             </w:r>
           </w:p>
         </w:tc>
@@ -121,8 +141,6 @@
         </w:tc>
       </w:tr>
     </w:tbl>
-    <w:p/>
-    <w:p/>
     <w:p/>
     <w:p/>
     <w:p>
@@ -271,7 +289,7 @@
           </w:tcPr>
           <w:p>
             <w:r>
-              <w:t>PHP `ldap_*` extension</w:t>
+              <w:t>PHP ldap_* extension</w:t>
             </w:r>
           </w:p>
         </w:tc>
@@ -315,7 +333,7 @@
           </w:tcPr>
           <w:p>
             <w:r>
-              <w:t>Apache / Nginx with URL rewriting to `index.php`</w:t>
+              <w:t>Apache / Nginx with URL rewriting to index.php</w:t>
             </w:r>
           </w:p>
         </w:tc>
@@ -337,7 +355,7 @@
           </w:tcPr>
           <w:p>
             <w:r>
-              <w:t>Custom `app.css` built on Bootstrap</w:t>
+              <w:t>Custom app.css built on Bootstrap</w:t>
             </w:r>
           </w:p>
         </w:tc>
@@ -365,8 +383,6 @@
         </w:tc>
       </w:tr>
     </w:tbl>
-    <w:p/>
-    <w:p/>
     <w:p/>
     <w:p/>
     <w:p>
@@ -380,7 +396,7 @@
     <w:p/>
     <w:p>
       <w:r>
-        <w:t>The application follows a lightweight custom **MVC** pattern without any framework or package manager.</w:t>
+        <w:t>The application follows a lightweight custom MVC pattern without any framework or package manager.</w:t>
       </w:r>
     </w:p>
     <w:p/>
@@ -390,325 +406,77 @@
           <w:rFonts w:ascii="Consolas" w:hAnsi="Consolas"/>
           <w:sz w:val="20"/>
         </w:rPr>
-        <w:t>index.php               ← Front controller: bootstraps, registers routes, dispatches</w:t>
+        <w:t>index.php                &lt;-  Front controller: bootstraps, registers routes, dispatches</w:t>
+        <w:br/>
+        <w:t>app/</w:t>
+        <w:br/>
+        <w:t xml:space="preserve">  bootstrap.php          &lt;-  Autoloader, .env loader, security headers, DI container setup</w:t>
+        <w:br/>
+        <w:t xml:space="preserve">  Core/</w:t>
+        <w:br/>
+        <w:t xml:space="preserve">    Router.php           &lt;-  HTTP method + path matching, named parameter extraction</w:t>
+        <w:br/>
+        <w:t xml:space="preserve">    Request.php          &lt;-  Input abstraction (JSON body, POST, query string, method)</w:t>
+        <w:br/>
+        <w:t xml:space="preserve">    Response.php         &lt;-  JSON response helper</w:t>
+        <w:br/>
+        <w:t xml:space="preserve">    Container.php        &lt;-  Simple service locator / dependency injection container</w:t>
+        <w:br/>
+        <w:t xml:space="preserve">    Database.php         &lt;-  PDO factory — creates database if not exists, returns PDO</w:t>
+        <w:br/>
+        <w:t xml:space="preserve">    Migration.php        &lt;-  Idempotent schema migration runner (runs on every request)</w:t>
+        <w:br/>
+        <w:t xml:space="preserve">    JwtService.php       &lt;-  JWT encode/decode/verify (HS256, HMAC-SHA256)</w:t>
+        <w:br/>
+        <w:t xml:space="preserve">    Authorization.php    &lt;-  Bearer token extraction and role-based access</w:t>
+        <w:br/>
+        <w:t xml:space="preserve">    SmtpMailer.php       &lt;-  Native SMTP over stream sockets (STARTTLS + SMTPS)</w:t>
+        <w:br/>
+        <w:t xml:space="preserve">  Controllers/</w:t>
+        <w:br/>
+        <w:t xml:space="preserve">    Api/                 &lt;-  Stateless JSON API controllers</w:t>
+        <w:br/>
+        <w:t xml:space="preserve">    Web/                 &lt;-  Page controllers (render HTML views)</w:t>
+        <w:br/>
+        <w:t xml:space="preserve">  Models/                &lt;-  Plain value objects with fromRow()/toArray()</w:t>
+        <w:br/>
+        <w:t xml:space="preserve">  Repositories/          &lt;-  All SQL queries, PDO interactions</w:t>
+        <w:br/>
+        <w:t xml:space="preserve">  Services/              &lt;-  Business logic (FeedbackService, NotificationService, LdapAuthService)</w:t>
+        <w:br/>
+        <w:t xml:space="preserve">  Views/</w:t>
+        <w:br/>
+        <w:t xml:space="preserve">    layouts/main.php     &lt;-  Shared HTML shell, Bootstrap, navigation</w:t>
+        <w:br/>
+        <w:t xml:space="preserve">    pages/               &lt;-  Page-level PHP view templates</w:t>
+        <w:br/>
+        <w:t xml:space="preserve">    emails/              &lt;-  HTML email templates</w:t>
+        <w:br/>
+        <w:t>config/</w:t>
+        <w:br/>
+        <w:t xml:space="preserve">  app.php                &lt;-  All application config (reads from environment variables)</w:t>
+        <w:br/>
+        <w:t xml:space="preserve">  database.php           &lt;-  Database connection config (reads from environment variables)</w:t>
+        <w:br/>
+        <w:t>database/</w:t>
+        <w:br/>
+        <w:t xml:space="preserve">  schema.sql             &lt;-  Full DDL — CREATE TABLE IF NOT EXISTS for all tables</w:t>
+        <w:br/>
+        <w:t xml:space="preserve">  users.sql              &lt;-  Default HR user seed data and default category seed data</w:t>
+        <w:br/>
+        <w:t>scripts/</w:t>
+        <w:br/>
+        <w:t xml:space="preserve">  process_notifications.php   &lt;-  CLI script run by cron for scheduled notifications</w:t>
+        <w:br/>
+        <w:t>public/</w:t>
+        <w:br/>
+        <w:t xml:space="preserve">  assets/css/app.css     &lt;-  Stylesheet</w:t>
+        <w:br/>
+        <w:t xml:space="preserve">  assets/js/app.js       &lt;-  All frontend JavaScript</w:t>
+        <w:br/>
+        <w:t>anonymous_feedback_private_uploads/ &lt;- Private attachment storage (not web-accessible directly)</w:t>
       </w:r>
     </w:p>
-    <w:p>
-      <w:r>
-        <w:rPr>
-          <w:rFonts w:ascii="Consolas" w:hAnsi="Consolas"/>
-          <w:sz w:val="20"/>
-        </w:rPr>
-        <w:t>app/</w:t>
-      </w:r>
-    </w:p>
-    <w:p>
-      <w:r>
-        <w:rPr>
-          <w:rFonts w:ascii="Consolas" w:hAnsi="Consolas"/>
-          <w:sz w:val="20"/>
-        </w:rPr>
-        <w:t xml:space="preserve">  bootstrap.php         ← Autoloader, .env loader, security headers, DI container setup</w:t>
-      </w:r>
-    </w:p>
-    <w:p>
-      <w:r>
-        <w:rPr>
-          <w:rFonts w:ascii="Consolas" w:hAnsi="Consolas"/>
-          <w:sz w:val="20"/>
-        </w:rPr>
-        <w:t xml:space="preserve">  Core/</w:t>
-      </w:r>
-    </w:p>
-    <w:p>
-      <w:r>
-        <w:rPr>
-          <w:rFonts w:ascii="Consolas" w:hAnsi="Consolas"/>
-          <w:sz w:val="20"/>
-        </w:rPr>
-        <w:t xml:space="preserve">    Router.php          ← HTTP method + path matching, named parameter extraction</w:t>
-      </w:r>
-    </w:p>
-    <w:p>
-      <w:r>
-        <w:rPr>
-          <w:rFonts w:ascii="Consolas" w:hAnsi="Consolas"/>
-          <w:sz w:val="20"/>
-        </w:rPr>
-        <w:t xml:space="preserve">    Request.php         ← Input abstraction (JSON body, POST, query string, method)</w:t>
-      </w:r>
-    </w:p>
-    <w:p>
-      <w:r>
-        <w:rPr>
-          <w:rFonts w:ascii="Consolas" w:hAnsi="Consolas"/>
-          <w:sz w:val="20"/>
-        </w:rPr>
-        <w:t xml:space="preserve">    Response.php        ← JSON response helper</w:t>
-      </w:r>
-    </w:p>
-    <w:p>
-      <w:r>
-        <w:rPr>
-          <w:rFonts w:ascii="Consolas" w:hAnsi="Consolas"/>
-          <w:sz w:val="20"/>
-        </w:rPr>
-        <w:t xml:space="preserve">    Container.php       ← Simple service locator / dependency injection container</w:t>
-      </w:r>
-    </w:p>
-    <w:p>
-      <w:r>
-        <w:rPr>
-          <w:rFonts w:ascii="Consolas" w:hAnsi="Consolas"/>
-          <w:sz w:val="20"/>
-        </w:rPr>
-        <w:t xml:space="preserve">    Database.php        ← PDO factory — creates database if not exists, returns PDO</w:t>
-      </w:r>
-    </w:p>
-    <w:p>
-      <w:r>
-        <w:rPr>
-          <w:rFonts w:ascii="Consolas" w:hAnsi="Consolas"/>
-          <w:sz w:val="20"/>
-        </w:rPr>
-        <w:t xml:space="preserve">    Migration.php       ← Idempotent schema migration runner (runs on every request)</w:t>
-      </w:r>
-    </w:p>
-    <w:p>
-      <w:r>
-        <w:rPr>
-          <w:rFonts w:ascii="Consolas" w:hAnsi="Consolas"/>
-          <w:sz w:val="20"/>
-        </w:rPr>
-        <w:t xml:space="preserve">    JwtService.php      ← JWT encode/decode/verify (HS256, HMAC-SHA256)</w:t>
-      </w:r>
-    </w:p>
-    <w:p>
-      <w:r>
-        <w:rPr>
-          <w:rFonts w:ascii="Consolas" w:hAnsi="Consolas"/>
-          <w:sz w:val="20"/>
-        </w:rPr>
-        <w:t xml:space="preserve">    Authorization.php   ← Bearer token extraction and role-based access</w:t>
-      </w:r>
-    </w:p>
-    <w:p>
-      <w:r>
-        <w:rPr>
-          <w:rFonts w:ascii="Consolas" w:hAnsi="Consolas"/>
-          <w:sz w:val="20"/>
-        </w:rPr>
-        <w:t xml:space="preserve">    SmtpMailer.php      ← Native SMTP over stream sockets (STARTTLS + SMTPS)</w:t>
-      </w:r>
-    </w:p>
-    <w:p>
-      <w:r>
-        <w:rPr>
-          <w:rFonts w:ascii="Consolas" w:hAnsi="Consolas"/>
-          <w:sz w:val="20"/>
-        </w:rPr>
-        <w:t xml:space="preserve">  Controllers/</w:t>
-      </w:r>
-    </w:p>
-    <w:p>
-      <w:r>
-        <w:rPr>
-          <w:rFonts w:ascii="Consolas" w:hAnsi="Consolas"/>
-          <w:sz w:val="20"/>
-        </w:rPr>
-        <w:t xml:space="preserve">    Api/                ← Stateless JSON API controllers</w:t>
-      </w:r>
-    </w:p>
-    <w:p>
-      <w:r>
-        <w:rPr>
-          <w:rFonts w:ascii="Consolas" w:hAnsi="Consolas"/>
-          <w:sz w:val="20"/>
-        </w:rPr>
-        <w:t xml:space="preserve">    Web/                ← Page controllers (render HTML views)</w:t>
-      </w:r>
-    </w:p>
-    <w:p>
-      <w:r>
-        <w:rPr>
-          <w:rFonts w:ascii="Consolas" w:hAnsi="Consolas"/>
-          <w:sz w:val="20"/>
-        </w:rPr>
-        <w:t xml:space="preserve">  Models/               ← Plain value objects with fromRow()/toArray()</w:t>
-      </w:r>
-    </w:p>
-    <w:p>
-      <w:r>
-        <w:rPr>
-          <w:rFonts w:ascii="Consolas" w:hAnsi="Consolas"/>
-          <w:sz w:val="20"/>
-        </w:rPr>
-        <w:t xml:space="preserve">  Repositories/         ← All SQL queries, PDO interactions</w:t>
-      </w:r>
-    </w:p>
-    <w:p>
-      <w:r>
-        <w:rPr>
-          <w:rFonts w:ascii="Consolas" w:hAnsi="Consolas"/>
-          <w:sz w:val="20"/>
-        </w:rPr>
-        <w:t xml:space="preserve">  Services/             ← Business logic (FeedbackService, NotificationService, LdapAuthService)</w:t>
-      </w:r>
-    </w:p>
-    <w:p>
-      <w:r>
-        <w:rPr>
-          <w:rFonts w:ascii="Consolas" w:hAnsi="Consolas"/>
-          <w:sz w:val="20"/>
-        </w:rPr>
-        <w:t xml:space="preserve">  Views/</w:t>
-      </w:r>
-    </w:p>
-    <w:p>
-      <w:r>
-        <w:rPr>
-          <w:rFonts w:ascii="Consolas" w:hAnsi="Consolas"/>
-          <w:sz w:val="20"/>
-        </w:rPr>
-        <w:t xml:space="preserve">    layouts/main.php    ← Shared HTML shell, Bootstrap, navigation</w:t>
-      </w:r>
-    </w:p>
-    <w:p>
-      <w:r>
-        <w:rPr>
-          <w:rFonts w:ascii="Consolas" w:hAnsi="Consolas"/>
-          <w:sz w:val="20"/>
-        </w:rPr>
-        <w:t xml:space="preserve">    pages/              ← Page-level PHP view templates</w:t>
-      </w:r>
-    </w:p>
-    <w:p>
-      <w:r>
-        <w:rPr>
-          <w:rFonts w:ascii="Consolas" w:hAnsi="Consolas"/>
-          <w:sz w:val="20"/>
-        </w:rPr>
-        <w:t xml:space="preserve">    emails/             ← HTML email templates</w:t>
-      </w:r>
-    </w:p>
-    <w:p>
-      <w:r>
-        <w:rPr>
-          <w:rFonts w:ascii="Consolas" w:hAnsi="Consolas"/>
-          <w:sz w:val="20"/>
-        </w:rPr>
-        <w:t>config/</w:t>
-      </w:r>
-    </w:p>
-    <w:p>
-      <w:r>
-        <w:rPr>
-          <w:rFonts w:ascii="Consolas" w:hAnsi="Consolas"/>
-          <w:sz w:val="20"/>
-        </w:rPr>
-        <w:t xml:space="preserve">  app.php               ← All application config (reads from environment variables)</w:t>
-      </w:r>
-    </w:p>
-    <w:p>
-      <w:r>
-        <w:rPr>
-          <w:rFonts w:ascii="Consolas" w:hAnsi="Consolas"/>
-          <w:sz w:val="20"/>
-        </w:rPr>
-        <w:t xml:space="preserve">  database.php          ← Database connection config (reads from environment variables)</w:t>
-      </w:r>
-    </w:p>
-    <w:p>
-      <w:r>
-        <w:rPr>
-          <w:rFonts w:ascii="Consolas" w:hAnsi="Consolas"/>
-          <w:sz w:val="20"/>
-        </w:rPr>
-        <w:t>database/</w:t>
-      </w:r>
-    </w:p>
-    <w:p>
-      <w:r>
-        <w:rPr>
-          <w:rFonts w:ascii="Consolas" w:hAnsi="Consolas"/>
-          <w:sz w:val="20"/>
-        </w:rPr>
-        <w:t xml:space="preserve">  schema.sql            ← Full DDL — CREATE TABLE IF NOT EXISTS for all tables</w:t>
-      </w:r>
-    </w:p>
-    <w:p>
-      <w:r>
-        <w:rPr>
-          <w:rFonts w:ascii="Consolas" w:hAnsi="Consolas"/>
-          <w:sz w:val="20"/>
-        </w:rPr>
-        <w:t xml:space="preserve">  users.sql             ← Default HR user seed data and default category seed data</w:t>
-      </w:r>
-    </w:p>
-    <w:p>
-      <w:r>
-        <w:rPr>
-          <w:rFonts w:ascii="Consolas" w:hAnsi="Consolas"/>
-          <w:sz w:val="20"/>
-        </w:rPr>
-        <w:t>scripts/</w:t>
-      </w:r>
-    </w:p>
-    <w:p>
-      <w:r>
-        <w:rPr>
-          <w:rFonts w:ascii="Consolas" w:hAnsi="Consolas"/>
-          <w:sz w:val="20"/>
-        </w:rPr>
-        <w:t xml:space="preserve">  process_notifications.php  ← CLI script run by cron for scheduled notifications</w:t>
-      </w:r>
-    </w:p>
-    <w:p>
-      <w:r>
-        <w:rPr>
-          <w:rFonts w:ascii="Consolas" w:hAnsi="Consolas"/>
-          <w:sz w:val="20"/>
-        </w:rPr>
-        <w:t>public/</w:t>
-      </w:r>
-    </w:p>
-    <w:p>
-      <w:r>
-        <w:rPr>
-          <w:rFonts w:ascii="Consolas" w:hAnsi="Consolas"/>
-          <w:sz w:val="20"/>
-        </w:rPr>
-        <w:t xml:space="preserve">  assets/css/app.css    ← Stylesheet</w:t>
-      </w:r>
-    </w:p>
-    <w:p>
-      <w:r>
-        <w:rPr>
-          <w:rFonts w:ascii="Consolas" w:hAnsi="Consolas"/>
-          <w:sz w:val="20"/>
-        </w:rPr>
-        <w:t xml:space="preserve">  assets/js/app.js      ← All frontend JavaScript</w:t>
-      </w:r>
-    </w:p>
-    <w:p>
-      <w:r>
-        <w:rPr>
-          <w:rFonts w:ascii="Consolas" w:hAnsi="Consolas"/>
-          <w:sz w:val="20"/>
-        </w:rPr>
-        <w:t xml:space="preserve">  api-docs/openapi.json ← OpenAPI 3.0 specification</w:t>
-      </w:r>
-    </w:p>
-    <w:p>
-      <w:r>
-        <w:rPr>
-          <w:rFonts w:ascii="Consolas" w:hAnsi="Consolas"/>
-          <w:sz w:val="20"/>
-        </w:rPr>
-        <w:t>uploads/                ← Uploaded attachment files (not web-accessible directly)</w:t>
-      </w:r>
-    </w:p>
-    <w:p/>
     <w:p/>
     <w:p/>
     <w:p>
@@ -721,258 +489,116 @@
     </w:p>
     <w:p/>
     <w:p>
+      <w:pPr>
+        <w:pStyle w:val="Heading3"/>
+      </w:pPr>
       <w:r>
-        <w:rPr>
-          <w:rFonts w:ascii="Consolas" w:hAnsi="Consolas"/>
-          <w:sz w:val="20"/>
-        </w:rPr>
-        <w:t>Browser Request</w:t>
+        <w:t>Flowchart</w:t>
       </w:r>
     </w:p>
+    <w:p/>
     <w:p>
       <w:r>
         <w:rPr>
           <w:rFonts w:ascii="Consolas" w:hAnsi="Consolas"/>
           <w:sz w:val="20"/>
         </w:rPr>
-        <w:t xml:space="preserve">      │</w:t>
+        <w:t>flowchart TD</w:t>
+        <w:br/>
+        <w:t xml:space="preserve">  A[Browser Request] --&gt; B[index.php front controller]</w:t>
+        <w:br/>
+        <w:t xml:space="preserve">  B --&gt; C[Load bootstrap.php]</w:t>
+        <w:br/>
+        <w:t xml:space="preserve">  C --&gt; C1[Autoloader + .env + security headers]</w:t>
+        <w:br/>
+        <w:t xml:space="preserve">  C --&gt; C2[Load app and database config]</w:t>
+        <w:br/>
+        <w:t xml:space="preserve">  C --&gt; C3[Initialize container services]</w:t>
+        <w:br/>
+        <w:t xml:space="preserve">  C3 --&gt; C4[DB PDO + Migration::run]</w:t>
+        <w:br/>
+        <w:t xml:space="preserve">  C3 --&gt; C5[JWT + Authorization + Repositories]</w:t>
+        <w:br/>
+        <w:t xml:space="preserve">  B --&gt; D{APP_MODE allows route?}</w:t>
+        <w:br/>
+        <w:t xml:space="preserve">  D -- No --&gt; E[Return 403 or route blocked]</w:t>
+        <w:br/>
+        <w:t xml:space="preserve">  D -- Yes --&gt; F[Register routes]</w:t>
+        <w:br/>
+        <w:t xml:space="preserve">  F --&gt; G[Router::dispatch method and path]</w:t>
+        <w:br/>
+        <w:t xml:space="preserve">  G --&gt; H[Match route and extract params]</w:t>
+        <w:br/>
+        <w:t xml:space="preserve">  H --&gt; I[Instantiate controller and call action]</w:t>
+        <w:br/>
+        <w:t xml:space="preserve">  I --&gt; J{Controller type}</w:t>
+        <w:br/>
+        <w:t xml:space="preserve">  J -- API --&gt; K[Response::json]</w:t>
+        <w:br/>
+        <w:t xml:space="preserve">  J -- Web --&gt; L[Render PHP view template]</w:t>
+        <w:br/>
+        <w:t xml:space="preserve">  M[scripts/process_notifications.php scheduled task] -. separate from web request .-&gt; N[processScheduledNotifications]</w:t>
       </w:r>
     </w:p>
+    <w:p/>
+    <w:p>
+      <w:r>
+        <w:t>### Component Interaction (Detailed)</w:t>
+      </w:r>
+    </w:p>
+    <w:p/>
     <w:p>
       <w:r>
         <w:rPr>
           <w:rFonts w:ascii="Consolas" w:hAnsi="Consolas"/>
           <w:sz w:val="20"/>
         </w:rPr>
-        <w:t xml:space="preserve">      ▼</w:t>
+        <w:t xml:space="preserve">  sequenceDiagram</w:t>
+        <w:br/>
+        <w:t xml:space="preserve">      participant Browser</w:t>
+        <w:br/>
+        <w:t xml:space="preserve">      participant Front as index.php</w:t>
+        <w:br/>
+        <w:t xml:space="preserve">      participant Boot as bootstrap.php</w:t>
+        <w:br/>
+        <w:t xml:space="preserve">      participant Router</w:t>
+        <w:br/>
+        <w:t xml:space="preserve">      participant Ctrl as Controller</w:t>
+        <w:br/>
+        <w:t xml:space="preserve">      participant Svc as Service</w:t>
+        <w:br/>
+        <w:t xml:space="preserve">      participant Repo as Repository</w:t>
+        <w:br/>
+        <w:t xml:space="preserve">      participant DB as MySQL</w:t>
+        <w:br/>
+        <w:br/>
+        <w:t xml:space="preserve">      Browser-&gt;&gt;Front: HTTP request</w:t>
+        <w:br/>
+        <w:t xml:space="preserve">      Front-&gt;&gt;Boot: require bootstrap.php</w:t>
+        <w:br/>
+        <w:t xml:space="preserve">      Boot--&gt;&gt;Front: Container + Config + Security headers</w:t>
+        <w:br/>
+        <w:t xml:space="preserve">      Front-&gt;&gt;Front: APP_MODE / route guard checks</w:t>
+        <w:br/>
+        <w:t xml:space="preserve">      Front-&gt;&gt;Router: register routes + dispatch(method, path)</w:t>
+        <w:br/>
+        <w:t xml:space="preserve">      Router-&gt;&gt;Ctrl: call action(params)</w:t>
+        <w:br/>
+        <w:t xml:space="preserve">      Ctrl-&gt;&gt;Svc: business logic</w:t>
+        <w:br/>
+        <w:t xml:space="preserve">      Svc-&gt;&gt;Repo: persistence operations</w:t>
+        <w:br/>
+        <w:t xml:space="preserve">      Repo-&gt;&gt;DB: SQL query</w:t>
+        <w:br/>
+        <w:t xml:space="preserve">      DB--&gt;&gt;Repo: rows/result</w:t>
+        <w:br/>
+        <w:t xml:space="preserve">      Repo--&gt;&gt;Svc: mapped data</w:t>
+        <w:br/>
+        <w:t xml:space="preserve">      Svc--&gt;&gt;Ctrl: response payload</w:t>
+        <w:br/>
+        <w:t xml:space="preserve">      Ctrl--&gt;&gt;Browser: JSON or rendered HTML</w:t>
       </w:r>
     </w:p>
-    <w:p>
-      <w:r>
-        <w:rPr>
-          <w:rFonts w:ascii="Consolas" w:hAnsi="Consolas"/>
-          <w:sz w:val="20"/>
-        </w:rPr>
-        <w:t>index.php (front controller)</w:t>
-      </w:r>
-    </w:p>
-    <w:p>
-      <w:r>
-        <w:rPr>
-          <w:rFonts w:ascii="Consolas" w:hAnsi="Consolas"/>
-          <w:sz w:val="20"/>
-        </w:rPr>
-        <w:t xml:space="preserve">      │</w:t>
-      </w:r>
-    </w:p>
-    <w:p>
-      <w:r>
-        <w:rPr>
-          <w:rFonts w:ascii="Consolas" w:hAnsi="Consolas"/>
-          <w:sz w:val="20"/>
-        </w:rPr>
-        <w:t xml:space="preserve">      ├── require bootstrap.php</w:t>
-      </w:r>
-    </w:p>
-    <w:p>
-      <w:r>
-        <w:rPr>
-          <w:rFonts w:ascii="Consolas" w:hAnsi="Consolas"/>
-          <w:sz w:val="20"/>
-        </w:rPr>
-        <w:t xml:space="preserve">      │       ├── Register PSR-4-style autoloader (App\ → app/)</w:t>
-      </w:r>
-    </w:p>
-    <w:p>
-      <w:r>
-        <w:rPr>
-          <w:rFonts w:ascii="Consolas" w:hAnsi="Consolas"/>
-          <w:sz w:val="20"/>
-        </w:rPr>
-        <w:t xml:space="preserve">      │       ├── Load .env file into getenv / $_ENV / $_SERVER</w:t>
-      </w:r>
-    </w:p>
-    <w:p>
-      <w:r>
-        <w:rPr>
-          <w:rFonts w:ascii="Consolas" w:hAnsi="Consolas"/>
-          <w:sz w:val="20"/>
-        </w:rPr>
-        <w:t xml:space="preserve">      │       ├── Set security headers (X-Frame-Options, X-Content-Type-Options, Referrer-Policy)</w:t>
-      </w:r>
-    </w:p>
-    <w:p>
-      <w:r>
-        <w:rPr>
-          <w:rFonts w:ascii="Consolas" w:hAnsi="Consolas"/>
-          <w:sz w:val="20"/>
-        </w:rPr>
-        <w:t xml:space="preserve">      │       ├── Load config/app.php and config/database.php</w:t>
-      </w:r>
-    </w:p>
-    <w:p>
-      <w:r>
-        <w:rPr>
-          <w:rFonts w:ascii="Consolas" w:hAnsi="Consolas"/>
-          <w:sz w:val="20"/>
-        </w:rPr>
-        <w:t xml:space="preserve">      │       ├── Container::set('db') — PDO connection</w:t>
-      </w:r>
-    </w:p>
-    <w:p>
-      <w:r>
-        <w:rPr>
-          <w:rFonts w:ascii="Consolas" w:hAnsi="Consolas"/>
-          <w:sz w:val="20"/>
-        </w:rPr>
-        <w:t xml:space="preserve">      │       ├── Migration::run() — idempotent schema migration</w:t>
-      </w:r>
-    </w:p>
-    <w:p>
-      <w:r>
-        <w:rPr>
-          <w:rFonts w:ascii="Consolas" w:hAnsi="Consolas"/>
-          <w:sz w:val="20"/>
-        </w:rPr>
-        <w:t xml:space="preserve">      │       ├── Container::set('jwt') — JwtService</w:t>
-      </w:r>
-    </w:p>
-    <w:p>
-      <w:r>
-        <w:rPr>
-          <w:rFonts w:ascii="Consolas" w:hAnsi="Consolas"/>
-          <w:sz w:val="20"/>
-        </w:rPr>
-        <w:t xml:space="preserve">      │       ├── Container::set('auth') — Authorization</w:t>
-      </w:r>
-    </w:p>
-    <w:p>
-      <w:r>
-        <w:rPr>
-          <w:rFonts w:ascii="Consolas" w:hAnsi="Consolas"/>
-          <w:sz w:val="20"/>
-        </w:rPr>
-        <w:t xml:space="preserve">      │       └── Container::set('feedbackRepository', 'categoryRepository', etc.)      │       NOTE: processScheduledNotifications() is NOT called here.</w:t>
-      </w:r>
-    </w:p>
-    <w:p>
-      <w:r>
-        <w:rPr>
-          <w:rFonts w:ascii="Consolas" w:hAnsi="Consolas"/>
-          <w:sz w:val="20"/>
-        </w:rPr>
-        <w:t xml:space="preserve">      │             It runs only via scripts/process_notifications.php (cron/Task Scheduler).      │</w:t>
-      </w:r>
-    </w:p>
-    <w:p>
-      <w:r>
-        <w:rPr>
-          <w:rFonts w:ascii="Consolas" w:hAnsi="Consolas"/>
-          <w:sz w:val="20"/>
-        </w:rPr>
-        <w:t xml:space="preserve">      ├── Check APP_MODE — block /hr and /api/hr in public mode</w:t>
-      </w:r>
-    </w:p>
-    <w:p>
-      <w:r>
-        <w:rPr>
-          <w:rFonts w:ascii="Consolas" w:hAnsi="Consolas"/>
-          <w:sz w:val="20"/>
-        </w:rPr>
-        <w:t xml:space="preserve">      │</w:t>
-      </w:r>
-    </w:p>
-    <w:p>
-      <w:r>
-        <w:rPr>
-          <w:rFonts w:ascii="Consolas" w:hAnsi="Consolas"/>
-          <w:sz w:val="20"/>
-        </w:rPr>
-        <w:t xml:space="preserve">      ├── Register routes on Router instance</w:t>
-      </w:r>
-    </w:p>
-    <w:p>
-      <w:r>
-        <w:rPr>
-          <w:rFonts w:ascii="Consolas" w:hAnsi="Consolas"/>
-          <w:sz w:val="20"/>
-        </w:rPr>
-        <w:t xml:space="preserve">      │</w:t>
-      </w:r>
-    </w:p>
-    <w:p>
-      <w:r>
-        <w:rPr>
-          <w:rFonts w:ascii="Consolas" w:hAnsi="Consolas"/>
-          <w:sz w:val="20"/>
-        </w:rPr>
-        <w:t xml:space="preserve">      └── Router::dispatch(method, path)</w:t>
-      </w:r>
-    </w:p>
-    <w:p>
-      <w:r>
-        <w:rPr>
-          <w:rFonts w:ascii="Consolas" w:hAnsi="Consolas"/>
-          <w:sz w:val="20"/>
-        </w:rPr>
-        <w:t xml:space="preserve">              │</w:t>
-      </w:r>
-    </w:p>
-    <w:p>
-      <w:r>
-        <w:rPr>
-          <w:rFonts w:ascii="Consolas" w:hAnsi="Consolas"/>
-          <w:sz w:val="20"/>
-        </w:rPr>
-        <w:t xml:space="preserve">              ├── Match route pattern using regex</w:t>
-      </w:r>
-    </w:p>
-    <w:p>
-      <w:r>
-        <w:rPr>
-          <w:rFonts w:ascii="Consolas" w:hAnsi="Consolas"/>
-          <w:sz w:val="20"/>
-        </w:rPr>
-        <w:t xml:space="preserve">              ├── Extract named URL parameters</w:t>
-      </w:r>
-    </w:p>
-    <w:p>
-      <w:r>
-        <w:rPr>
-          <w:rFonts w:ascii="Consolas" w:hAnsi="Consolas"/>
-          <w:sz w:val="20"/>
-        </w:rPr>
-        <w:t xml:space="preserve">              └── Instantiate controller class → call method(params)</w:t>
-      </w:r>
-    </w:p>
-    <w:p>
-      <w:r>
-        <w:rPr>
-          <w:rFonts w:ascii="Consolas" w:hAnsi="Consolas"/>
-          <w:sz w:val="20"/>
-        </w:rPr>
-        <w:t xml:space="preserve">                      │</w:t>
-      </w:r>
-    </w:p>
-    <w:p>
-      <w:r>
-        <w:rPr>
-          <w:rFonts w:ascii="Consolas" w:hAnsi="Consolas"/>
-          <w:sz w:val="20"/>
-        </w:rPr>
-        <w:t xml:space="preserve">                      ├── API Controller → Response::json(array, statusCode)</w:t>
-      </w:r>
-    </w:p>
-    <w:p>
-      <w:r>
-        <w:rPr>
-          <w:rFonts w:ascii="Consolas" w:hAnsi="Consolas"/>
-          <w:sz w:val="20"/>
-        </w:rPr>
-        <w:t xml:space="preserve">                      └── Web Controller → include view template → HTML output</w:t>
-      </w:r>
-    </w:p>
-    <w:p/>
     <w:p/>
     <w:p/>
     <w:p>
@@ -999,264 +625,152 @@
           <w:rFonts w:ascii="Consolas" w:hAnsi="Consolas"/>
           <w:sz w:val="20"/>
         </w:rPr>
-        <w:t>categories ──────────────────────────┐</w:t>
-      </w:r>
-    </w:p>
-    <w:p>
-      <w:r>
-        <w:rPr>
-          <w:rFonts w:ascii="Consolas" w:hAnsi="Consolas"/>
-          <w:sz w:val="20"/>
-        </w:rPr>
-        <w:t xml:space="preserve">                                      │ FK category_id</w:t>
-      </w:r>
-    </w:p>
-    <w:p>
-      <w:r>
-        <w:rPr>
-          <w:rFonts w:ascii="Consolas" w:hAnsi="Consolas"/>
-          <w:sz w:val="20"/>
-        </w:rPr>
-        <w:t>statuses ────────────────────────────┤</w:t>
-      </w:r>
-    </w:p>
-    <w:p>
-      <w:r>
-        <w:rPr>
-          <w:rFonts w:ascii="Consolas" w:hAnsi="Consolas"/>
-          <w:sz w:val="20"/>
-        </w:rPr>
-        <w:t xml:space="preserve">                                      │ FK status_id</w:t>
-      </w:r>
-    </w:p>
-    <w:p>
-      <w:r>
-        <w:rPr>
-          <w:rFonts w:ascii="Consolas" w:hAnsi="Consolas"/>
-          <w:sz w:val="20"/>
-        </w:rPr>
-        <w:t>stages ──────────────────────────────┤</w:t>
-      </w:r>
-    </w:p>
-    <w:p>
-      <w:r>
-        <w:rPr>
-          <w:rFonts w:ascii="Consolas" w:hAnsi="Consolas"/>
-          <w:sz w:val="20"/>
-        </w:rPr>
-        <w:t xml:space="preserve">                                      │ FK stage_id</w:t>
-      </w:r>
-    </w:p>
-    <w:p>
-      <w:r>
-        <w:rPr>
-          <w:rFonts w:ascii="Consolas" w:hAnsi="Consolas"/>
-          <w:sz w:val="20"/>
-        </w:rPr>
-        <w:t xml:space="preserve">                            feedbacks (id, reference_no, category_id,</w:t>
-      </w:r>
-    </w:p>
-    <w:p>
-      <w:r>
-        <w:rPr>
-          <w:rFonts w:ascii="Consolas" w:hAnsi="Consolas"/>
-          <w:sz w:val="20"/>
-        </w:rPr>
-        <w:t xml:space="preserve">                                        category_other, description,</w:t>
-      </w:r>
-    </w:p>
-    <w:p>
-      <w:r>
-        <w:rPr>
-          <w:rFonts w:ascii="Consolas" w:hAnsi="Consolas"/>
-          <w:sz w:val="20"/>
-        </w:rPr>
-        <w:t xml:space="preserve">                                        status_id, stage_id, priority,</w:t>
-      </w:r>
-    </w:p>
-    <w:p>
-      <w:r>
-        <w:rPr>
-          <w:rFonts w:ascii="Consolas" w:hAnsi="Consolas"/>
-          <w:sz w:val="20"/>
-        </w:rPr>
-        <w:t xml:space="preserve">                                        anonymized_summary, action_taken,</w:t>
-      </w:r>
-    </w:p>
-    <w:p>
-      <w:r>
-        <w:rPr>
-          <w:rFonts w:ascii="Consolas" w:hAnsi="Consolas"/>
-          <w:sz w:val="20"/>
-        </w:rPr>
-        <w:t xml:space="preserve">                                        outcome_comments, internal_notes,</w:t>
-      </w:r>
-    </w:p>
-    <w:p>
-      <w:r>
-        <w:rPr>
-          <w:rFonts w:ascii="Consolas" w:hAnsi="Consolas"/>
-          <w:sz w:val="20"/>
-        </w:rPr>
-        <w:t xml:space="preserve">                                        acknowledged_at, created_at, updated_at)</w:t>
-      </w:r>
-    </w:p>
-    <w:p>
-      <w:r>
-        <w:rPr>
-          <w:rFonts w:ascii="Consolas" w:hAnsi="Consolas"/>
-          <w:sz w:val="20"/>
-        </w:rPr>
-        <w:t xml:space="preserve">                                      │</w:t>
-      </w:r>
-    </w:p>
-    <w:p>
-      <w:r>
-        <w:rPr>
-          <w:rFonts w:ascii="Consolas" w:hAnsi="Consolas"/>
-          <w:sz w:val="20"/>
-        </w:rPr>
-        <w:t xml:space="preserve">              ┌───────────────────────┼────────────────────────────┐</w:t>
-      </w:r>
-    </w:p>
-    <w:p>
-      <w:r>
-        <w:rPr>
-          <w:rFonts w:ascii="Consolas" w:hAnsi="Consolas"/>
-          <w:sz w:val="20"/>
-        </w:rPr>
-        <w:t xml:space="preserve">              │                       │                            │</w:t>
-      </w:r>
-    </w:p>
-    <w:p>
-      <w:r>
-        <w:rPr>
-          <w:rFonts w:ascii="Consolas" w:hAnsi="Consolas"/>
-          <w:sz w:val="20"/>
-        </w:rPr>
-        <w:t xml:space="preserve">     report_updates             attachments                  notifications</w:t>
-      </w:r>
-    </w:p>
-    <w:p>
-      <w:r>
-        <w:rPr>
-          <w:rFonts w:ascii="Consolas" w:hAnsi="Consolas"/>
-          <w:sz w:val="20"/>
-        </w:rPr>
-        <w:t xml:space="preserve">     (FK report_id CASCADE)     (FK report_id CASCADE,       (FK report_id CASCADE)</w:t>
-      </w:r>
-    </w:p>
-    <w:p>
-      <w:r>
-        <w:rPr>
-          <w:rFonts w:ascii="Consolas" w:hAnsi="Consolas"/>
-          <w:sz w:val="20"/>
-        </w:rPr>
-        <w:t xml:space="preserve">                                  FK report_update_id CASCADE)</w:t>
-      </w:r>
-    </w:p>
-    <w:p>
-      <w:r>
-        <w:rPr>
-          <w:rFonts w:ascii="Consolas" w:hAnsi="Consolas"/>
-          <w:sz w:val="20"/>
-        </w:rPr>
-      </w:r>
-    </w:p>
-    <w:p>
-      <w:r>
-        <w:rPr>
-          <w:rFonts w:ascii="Consolas" w:hAnsi="Consolas"/>
-          <w:sz w:val="20"/>
-        </w:rPr>
-        <w:t xml:space="preserve">                                login_attempts</w:t>
-      </w:r>
-    </w:p>
-    <w:p>
-      <w:r>
-        <w:rPr>
-          <w:rFonts w:ascii="Consolas" w:hAnsi="Consolas"/>
-          <w:sz w:val="20"/>
-        </w:rPr>
-        <w:t xml:space="preserve">                                (rate-limiting — no FK)</w:t>
-      </w:r>
-    </w:p>
-    <w:p>
-      <w:r>
-        <w:rPr>
-          <w:rFonts w:ascii="Consolas" w:hAnsi="Consolas"/>
-          <w:sz w:val="20"/>
-        </w:rPr>
-      </w:r>
-    </w:p>
-    <w:p>
-      <w:r>
-        <w:rPr>
-          <w:rFonts w:ascii="Consolas" w:hAnsi="Consolas"/>
-          <w:sz w:val="20"/>
-        </w:rPr>
-        <w:t xml:space="preserve">                                audit_logs</w:t>
-      </w:r>
-    </w:p>
-    <w:p>
-      <w:r>
-        <w:rPr>
-          <w:rFonts w:ascii="Consolas" w:hAnsi="Consolas"/>
-          <w:sz w:val="20"/>
-        </w:rPr>
-        <w:t xml:space="preserve">                                (FK report_id SET NULL — preserves history on delete)</w:t>
-      </w:r>
-    </w:p>
-    <w:p>
-      <w:r>
-        <w:rPr>
-          <w:rFonts w:ascii="Consolas" w:hAnsi="Consolas"/>
-          <w:sz w:val="20"/>
-        </w:rPr>
-      </w:r>
-    </w:p>
-    <w:p>
-      <w:r>
-        <w:rPr>
-          <w:rFonts w:ascii="Consolas" w:hAnsi="Consolas"/>
-          <w:sz w:val="20"/>
-        </w:rPr>
-        <w:t xml:space="preserve">                                users</w:t>
-      </w:r>
-    </w:p>
-    <w:p>
-      <w:r>
-        <w:rPr>
-          <w:rFonts w:ascii="Consolas" w:hAnsi="Consolas"/>
-          <w:sz w:val="20"/>
-        </w:rPr>
-        <w:t xml:space="preserve">                                (HR/Ethics officer accounts)</w:t>
-      </w:r>
-    </w:p>
-    <w:p>
-      <w:r>
-        <w:rPr>
-          <w:rFonts w:ascii="Consolas" w:hAnsi="Consolas"/>
-          <w:sz w:val="20"/>
-        </w:rPr>
-      </w:r>
-    </w:p>
-    <w:p>
-      <w:r>
-        <w:rPr>
-          <w:rFonts w:ascii="Consolas" w:hAnsi="Consolas"/>
-          <w:sz w:val="20"/>
-        </w:rPr>
-        <w:t xml:space="preserve">                                login_attempts</w:t>
-      </w:r>
-    </w:p>
-    <w:p>
-      <w:r>
-        <w:rPr>
-          <w:rFonts w:ascii="Consolas" w:hAnsi="Consolas"/>
-          <w:sz w:val="20"/>
-        </w:rPr>
-        <w:t xml:space="preserve">                                (Rate-limiting for HR login)</w:t>
+        <w:t>erDiagram</w:t>
+        <w:br/>
+        <w:t xml:space="preserve">  CATEGORIES ||--o{ FEEDBACKS : "category_id"</w:t>
+        <w:br/>
+        <w:t xml:space="preserve">  STATUSES ||--o{ FEEDBACKS : "status_id"</w:t>
+        <w:br/>
+        <w:t xml:space="preserve">  STAGES ||--o{ FEEDBACKS : "stage_id"</w:t>
+        <w:br/>
+        <w:t xml:space="preserve">  FEEDBACKS ||--o{ REPORT_UPDATES : "feedback_id"</w:t>
+        <w:br/>
+        <w:t xml:space="preserve">  FEEDBACKS ||--o{ ATTACHMENTS : "feedback_id"</w:t>
+        <w:br/>
+        <w:t xml:space="preserve">  REPORT_UPDATES ||--o{ ATTACHMENTS : "report_update_id"</w:t>
+        <w:br/>
+        <w:t xml:space="preserve">  FEEDBACKS ||--o{ NOTIFICATIONS : "feedback_id"</w:t>
+        <w:br/>
+        <w:t xml:space="preserve">  FEEDBACKS ||--o{ AUDIT_LOGS : "feedback_id (SET NULL on delete)"</w:t>
+        <w:br/>
+        <w:t xml:space="preserve">  USERS ||--o{ AUDIT_LOGS : "actor_user_id (SET NULL on delete)"</w:t>
+        <w:br/>
+        <w:br/>
+        <w:t xml:space="preserve">  CATEGORIES {</w:t>
+        <w:br/>
+        <w:t xml:space="preserve">    CHAR id PK</w:t>
+        <w:br/>
+        <w:t xml:space="preserve">    string name</w:t>
+        <w:br/>
+        <w:t xml:space="preserve">    bool is_active</w:t>
+        <w:br/>
+        <w:t xml:space="preserve">    int sort_order</w:t>
+        <w:br/>
+        <w:t xml:space="preserve">  }</w:t>
+        <w:br/>
+        <w:t xml:space="preserve">  STATUSES {</w:t>
+        <w:br/>
+        <w:t xml:space="preserve">    CHAR id PK</w:t>
+        <w:br/>
+        <w:t xml:space="preserve">    string name</w:t>
+        <w:br/>
+        <w:t xml:space="preserve">    bool is_active</w:t>
+        <w:br/>
+        <w:t xml:space="preserve">    int sort_order</w:t>
+        <w:br/>
+        <w:t xml:space="preserve">  }</w:t>
+        <w:br/>
+        <w:t xml:space="preserve">  STAGES {</w:t>
+        <w:br/>
+        <w:t xml:space="preserve">    CHAR id PK</w:t>
+        <w:br/>
+        <w:t xml:space="preserve">    string name</w:t>
+        <w:br/>
+        <w:t xml:space="preserve">    bool is_active</w:t>
+        <w:br/>
+        <w:t xml:space="preserve">    int sort_order</w:t>
+        <w:br/>
+        <w:t xml:space="preserve">  }</w:t>
+        <w:br/>
+        <w:t xml:space="preserve">  FEEDBACKS {</w:t>
+        <w:br/>
+        <w:t xml:space="preserve">    CHAR id PK</w:t>
+        <w:br/>
+        <w:t xml:space="preserve">    string reference_no</w:t>
+        <w:br/>
+        <w:t xml:space="preserve">    CHAR category_id FK</w:t>
+        <w:br/>
+        <w:t xml:space="preserve">    CHAR status_id FK</w:t>
+        <w:br/>
+        <w:t xml:space="preserve">    CHAR stage_id FK</w:t>
+        <w:br/>
+        <w:t xml:space="preserve">    string priority</w:t>
+        <w:br/>
+        <w:t xml:space="preserve">  }</w:t>
+        <w:br/>
+        <w:t xml:space="preserve">  REPORT_UPDATES {</w:t>
+        <w:br/>
+        <w:t xml:space="preserve">    CHAR id PK</w:t>
+        <w:br/>
+        <w:t xml:space="preserve">    CHAR feedback_id FK</w:t>
+        <w:br/>
+        <w:t xml:space="preserve">    string update_reference_no</w:t>
+        <w:br/>
+        <w:t xml:space="preserve">  }</w:t>
+        <w:br/>
+        <w:t xml:space="preserve">  ATTACHMENTS {</w:t>
+        <w:br/>
+        <w:t xml:space="preserve">    CHAR id PK</w:t>
+        <w:br/>
+        <w:t xml:space="preserve">    CHAR feedback_id FK</w:t>
+        <w:br/>
+        <w:t xml:space="preserve">    CHAR report_update_id FK</w:t>
+        <w:br/>
+        <w:t xml:space="preserve">    string stored_name</w:t>
+        <w:br/>
+        <w:t xml:space="preserve">    int size_bytes</w:t>
+        <w:br/>
+        <w:t xml:space="preserve">  }</w:t>
+        <w:br/>
+        <w:t xml:space="preserve">  NOTIFICATIONS {</w:t>
+        <w:br/>
+        <w:t xml:space="preserve">    CHAR id PK</w:t>
+        <w:br/>
+        <w:t xml:space="preserve">    CHAR feedback_id FK</w:t>
+        <w:br/>
+        <w:t xml:space="preserve">    string kind</w:t>
+        <w:br/>
+        <w:t xml:space="preserve">    string recipient</w:t>
+        <w:br/>
+        <w:t xml:space="preserve">  }</w:t>
+        <w:br/>
+        <w:t xml:space="preserve">  AUDIT_LOGS {</w:t>
+        <w:br/>
+        <w:t xml:space="preserve">    CHAR id PK</w:t>
+        <w:br/>
+        <w:t xml:space="preserve">    CHAR feedback_id FK</w:t>
+        <w:br/>
+        <w:t xml:space="preserve">    CHAR actor_user_id FK</w:t>
+        <w:br/>
+        <w:t xml:space="preserve">    string action</w:t>
+        <w:br/>
+        <w:t xml:space="preserve">    datetime created_at</w:t>
+        <w:br/>
+        <w:t xml:space="preserve">  }</w:t>
+        <w:br/>
+        <w:t xml:space="preserve">  USERS {</w:t>
+        <w:br/>
+        <w:t xml:space="preserve">    CHAR id PK</w:t>
+        <w:br/>
+        <w:t xml:space="preserve">    string email</w:t>
+        <w:br/>
+        <w:t xml:space="preserve">    string role</w:t>
+        <w:br/>
+        <w:t xml:space="preserve">    bool is_active</w:t>
+        <w:br/>
+        <w:t xml:space="preserve">  }</w:t>
+        <w:br/>
+        <w:t xml:space="preserve">  LOGIN_ATTEMPTS {</w:t>
+        <w:br/>
+        <w:t xml:space="preserve">    CHAR id PK</w:t>
+        <w:br/>
+        <w:t xml:space="preserve">    string ip</w:t>
+        <w:br/>
+        <w:t xml:space="preserve">    bool success</w:t>
+        <w:br/>
+        <w:t xml:space="preserve">    datetime attempted_at</w:t>
+        <w:br/>
+        <w:t xml:space="preserve">  }</w:t>
       </w:r>
     </w:p>
     <w:p/>
@@ -1274,7 +788,7 @@
         <w:pStyle w:val="Heading4"/>
       </w:pPr>
       <w:r>
-        <w:t>`stages`</w:t>
+        <w:t>stages</w:t>
       </w:r>
     </w:p>
     <w:tbl>
@@ -1337,17 +851,17 @@
           </w:tcPr>
           <w:p>
             <w:r>
-              <w:t>INT UNSIGNED PK</w:t>
-            </w:r>
-          </w:p>
-        </w:tc>
-        <w:tc>
-          <w:tcPr>
-            <w:tcW w:type="dxa" w:w="2880"/>
-          </w:tcPr>
-          <w:p>
-            <w:r>
-              <w:t>Auto-increment</w:t>
+              <w:t>CHAR(36) PK</w:t>
+            </w:r>
+          </w:p>
+        </w:tc>
+        <w:tc>
+          <w:tcPr>
+            <w:tcW w:type="dxa" w:w="2880"/>
+          </w:tcPr>
+          <w:p>
+            <w:r>
+              <w:t>UUID</w:t>
             </w:r>
           </w:p>
         </w:tc>
@@ -1423,27 +937,27 @@
           </w:tcPr>
           <w:p>
             <w:r>
-              <w:t>sort_order</w:t>
-            </w:r>
-          </w:p>
-        </w:tc>
-        <w:tc>
-          <w:tcPr>
-            <w:tcW w:type="dxa" w:w="2880"/>
-          </w:tcPr>
-          <w:p>
-            <w:r>
-              <w:t>INT UNSIGNED</w:t>
-            </w:r>
-          </w:p>
-        </w:tc>
-        <w:tc>
-          <w:tcPr>
-            <w:tcW w:type="dxa" w:w="2880"/>
-          </w:tcPr>
-          <w:p>
-            <w:r>
-              <w:t>Controls display order</w:t>
+              <w:t>created_by_user_id</w:t>
+            </w:r>
+          </w:p>
+        </w:tc>
+        <w:tc>
+          <w:tcPr>
+            <w:tcW w:type="dxa" w:w="2880"/>
+          </w:tcPr>
+          <w:p>
+            <w:r>
+              <w:t>CHAR(36) NULL</w:t>
+            </w:r>
+          </w:p>
+        </w:tc>
+        <w:tc>
+          <w:tcPr>
+            <w:tcW w:type="dxa" w:w="2880"/>
+          </w:tcPr>
+          <w:p>
+            <w:r>
+              <w:t>FK -&gt; users(id), ON DELETE SET NULL</w:t>
             </w:r>
           </w:p>
         </w:tc>
@@ -1455,26 +969,28 @@
           </w:tcPr>
           <w:p>
             <w:r>
-              <w:t>created_at</w:t>
-            </w:r>
-          </w:p>
-        </w:tc>
-        <w:tc>
-          <w:tcPr>
-            <w:tcW w:type="dxa" w:w="2880"/>
-          </w:tcPr>
-          <w:p>
-            <w:r>
-              <w:t>DATETIME</w:t>
-            </w:r>
-          </w:p>
-        </w:tc>
-        <w:tc>
-          <w:tcPr>
-            <w:tcW w:type="dxa" w:w="2880"/>
-          </w:tcPr>
-          <w:p>
-            <w:r/>
+              <w:t>updated_by_user_id</w:t>
+            </w:r>
+          </w:p>
+        </w:tc>
+        <w:tc>
+          <w:tcPr>
+            <w:tcW w:type="dxa" w:w="2880"/>
+          </w:tcPr>
+          <w:p>
+            <w:r>
+              <w:t>CHAR(36) NULL</w:t>
+            </w:r>
+          </w:p>
+        </w:tc>
+        <w:tc>
+          <w:tcPr>
+            <w:tcW w:type="dxa" w:w="2880"/>
+          </w:tcPr>
+          <w:p>
+            <w:r>
+              <w:t>FK -&gt; users(id), ON DELETE SET NULL</w:t>
+            </w:r>
           </w:p>
         </w:tc>
       </w:tr>
@@ -1485,6 +1001,68 @@
           </w:tcPr>
           <w:p>
             <w:r>
+              <w:t>sort_order</w:t>
+            </w:r>
+          </w:p>
+        </w:tc>
+        <w:tc>
+          <w:tcPr>
+            <w:tcW w:type="dxa" w:w="2880"/>
+          </w:tcPr>
+          <w:p>
+            <w:r>
+              <w:t>INT UNSIGNED</w:t>
+            </w:r>
+          </w:p>
+        </w:tc>
+        <w:tc>
+          <w:tcPr>
+            <w:tcW w:type="dxa" w:w="2880"/>
+          </w:tcPr>
+          <w:p>
+            <w:r>
+              <w:t>Controls display order</w:t>
+            </w:r>
+          </w:p>
+        </w:tc>
+      </w:tr>
+      <w:tr>
+        <w:tc>
+          <w:tcPr>
+            <w:tcW w:type="dxa" w:w="2880"/>
+          </w:tcPr>
+          <w:p>
+            <w:r>
+              <w:t>created_at</w:t>
+            </w:r>
+          </w:p>
+        </w:tc>
+        <w:tc>
+          <w:tcPr>
+            <w:tcW w:type="dxa" w:w="2880"/>
+          </w:tcPr>
+          <w:p>
+            <w:r>
+              <w:t>DATETIME</w:t>
+            </w:r>
+          </w:p>
+        </w:tc>
+        <w:tc>
+          <w:tcPr>
+            <w:tcW w:type="dxa" w:w="2880"/>
+          </w:tcPr>
+          <w:p>
+            <w:r/>
+          </w:p>
+        </w:tc>
+      </w:tr>
+      <w:tr>
+        <w:tc>
+          <w:tcPr>
+            <w:tcW w:type="dxa" w:w="2880"/>
+          </w:tcPr>
+          <w:p>
+            <w:r>
               <w:t>updated_at</w:t>
             </w:r>
           </w:p>
@@ -1509,7 +1087,6 @@
         </w:tc>
       </w:tr>
     </w:tbl>
-    <w:p/>
     <w:p/>
     <w:p>
       <w:r>
@@ -1522,7 +1099,7 @@
         <w:pStyle w:val="Heading4"/>
       </w:pPr>
       <w:r>
-        <w:t>`categories`</w:t>
+        <w:t>categories</w:t>
       </w:r>
     </w:p>
     <w:tbl>
@@ -1585,17 +1162,17 @@
           </w:tcPr>
           <w:p>
             <w:r>
-              <w:t>INT UNSIGNED PK</w:t>
-            </w:r>
-          </w:p>
-        </w:tc>
-        <w:tc>
-          <w:tcPr>
-            <w:tcW w:type="dxa" w:w="2880"/>
-          </w:tcPr>
-          <w:p>
-            <w:r>
-              <w:t>Auto-increment</w:t>
+              <w:t>CHAR(36) PK</w:t>
+            </w:r>
+          </w:p>
+        </w:tc>
+        <w:tc>
+          <w:tcPr>
+            <w:tcW w:type="dxa" w:w="2880"/>
+          </w:tcPr>
+          <w:p>
+            <w:r>
+              <w:t>UUID</w:t>
             </w:r>
           </w:p>
         </w:tc>
@@ -1671,27 +1248,27 @@
           </w:tcPr>
           <w:p>
             <w:r>
-              <w:t>sort_order</w:t>
-            </w:r>
-          </w:p>
-        </w:tc>
-        <w:tc>
-          <w:tcPr>
-            <w:tcW w:type="dxa" w:w="2880"/>
-          </w:tcPr>
-          <w:p>
-            <w:r>
-              <w:t>INT UNSIGNED</w:t>
-            </w:r>
-          </w:p>
-        </w:tc>
-        <w:tc>
-          <w:tcPr>
-            <w:tcW w:type="dxa" w:w="2880"/>
-          </w:tcPr>
-          <w:p>
-            <w:r>
-              <w:t>Controls display order</w:t>
+              <w:t>created_by_user_id</w:t>
+            </w:r>
+          </w:p>
+        </w:tc>
+        <w:tc>
+          <w:tcPr>
+            <w:tcW w:type="dxa" w:w="2880"/>
+          </w:tcPr>
+          <w:p>
+            <w:r>
+              <w:t>CHAR(36) NULL</w:t>
+            </w:r>
+          </w:p>
+        </w:tc>
+        <w:tc>
+          <w:tcPr>
+            <w:tcW w:type="dxa" w:w="2880"/>
+          </w:tcPr>
+          <w:p>
+            <w:r>
+              <w:t>FK -&gt; users(id), ON DELETE SET NULL</w:t>
             </w:r>
           </w:p>
         </w:tc>
@@ -1703,26 +1280,28 @@
           </w:tcPr>
           <w:p>
             <w:r>
-              <w:t>created_at</w:t>
-            </w:r>
-          </w:p>
-        </w:tc>
-        <w:tc>
-          <w:tcPr>
-            <w:tcW w:type="dxa" w:w="2880"/>
-          </w:tcPr>
-          <w:p>
-            <w:r>
-              <w:t>DATETIME</w:t>
-            </w:r>
-          </w:p>
-        </w:tc>
-        <w:tc>
-          <w:tcPr>
-            <w:tcW w:type="dxa" w:w="2880"/>
-          </w:tcPr>
-          <w:p>
-            <w:r/>
+              <w:t>updated_by_user_id</w:t>
+            </w:r>
+          </w:p>
+        </w:tc>
+        <w:tc>
+          <w:tcPr>
+            <w:tcW w:type="dxa" w:w="2880"/>
+          </w:tcPr>
+          <w:p>
+            <w:r>
+              <w:t>CHAR(36) NULL</w:t>
+            </w:r>
+          </w:p>
+        </w:tc>
+        <w:tc>
+          <w:tcPr>
+            <w:tcW w:type="dxa" w:w="2880"/>
+          </w:tcPr>
+          <w:p>
+            <w:r>
+              <w:t>FK -&gt; users(id), ON DELETE SET NULL</w:t>
+            </w:r>
           </w:p>
         </w:tc>
       </w:tr>
@@ -1733,6 +1312,68 @@
           </w:tcPr>
           <w:p>
             <w:r>
+              <w:t>sort_order</w:t>
+            </w:r>
+          </w:p>
+        </w:tc>
+        <w:tc>
+          <w:tcPr>
+            <w:tcW w:type="dxa" w:w="2880"/>
+          </w:tcPr>
+          <w:p>
+            <w:r>
+              <w:t>INT UNSIGNED</w:t>
+            </w:r>
+          </w:p>
+        </w:tc>
+        <w:tc>
+          <w:tcPr>
+            <w:tcW w:type="dxa" w:w="2880"/>
+          </w:tcPr>
+          <w:p>
+            <w:r>
+              <w:t>Controls display order</w:t>
+            </w:r>
+          </w:p>
+        </w:tc>
+      </w:tr>
+      <w:tr>
+        <w:tc>
+          <w:tcPr>
+            <w:tcW w:type="dxa" w:w="2880"/>
+          </w:tcPr>
+          <w:p>
+            <w:r>
+              <w:t>created_at</w:t>
+            </w:r>
+          </w:p>
+        </w:tc>
+        <w:tc>
+          <w:tcPr>
+            <w:tcW w:type="dxa" w:w="2880"/>
+          </w:tcPr>
+          <w:p>
+            <w:r>
+              <w:t>DATETIME</w:t>
+            </w:r>
+          </w:p>
+        </w:tc>
+        <w:tc>
+          <w:tcPr>
+            <w:tcW w:type="dxa" w:w="2880"/>
+          </w:tcPr>
+          <w:p>
+            <w:r/>
+          </w:p>
+        </w:tc>
+      </w:tr>
+      <w:tr>
+        <w:tc>
+          <w:tcPr>
+            <w:tcW w:type="dxa" w:w="2880"/>
+          </w:tcPr>
+          <w:p>
+            <w:r>
               <w:t>updated_at</w:t>
             </w:r>
           </w:p>
@@ -1757,14 +1398,13 @@
         </w:tc>
       </w:tr>
     </w:tbl>
-    <w:p/>
     <w:p/>
     <w:p>
       <w:pPr>
         <w:pStyle w:val="Heading4"/>
       </w:pPr>
       <w:r>
-        <w:t>`statuses`</w:t>
+        <w:t>statuses</w:t>
       </w:r>
     </w:p>
     <w:tbl>
@@ -1827,17 +1467,17 @@
           </w:tcPr>
           <w:p>
             <w:r>
-              <w:t>INT UNSIGNED PK</w:t>
-            </w:r>
-          </w:p>
-        </w:tc>
-        <w:tc>
-          <w:tcPr>
-            <w:tcW w:type="dxa" w:w="2880"/>
-          </w:tcPr>
-          <w:p>
-            <w:r>
-              <w:t>Auto-increment</w:t>
+              <w:t>CHAR(36) PK</w:t>
+            </w:r>
+          </w:p>
+        </w:tc>
+        <w:tc>
+          <w:tcPr>
+            <w:tcW w:type="dxa" w:w="2880"/>
+          </w:tcPr>
+          <w:p>
+            <w:r>
+              <w:t>UUID</w:t>
             </w:r>
           </w:p>
         </w:tc>
@@ -1913,27 +1553,27 @@
           </w:tcPr>
           <w:p>
             <w:r>
-              <w:t>sort_order</w:t>
-            </w:r>
-          </w:p>
-        </w:tc>
-        <w:tc>
-          <w:tcPr>
-            <w:tcW w:type="dxa" w:w="2880"/>
-          </w:tcPr>
-          <w:p>
-            <w:r>
-              <w:t>INT UNSIGNED</w:t>
-            </w:r>
-          </w:p>
-        </w:tc>
-        <w:tc>
-          <w:tcPr>
-            <w:tcW w:type="dxa" w:w="2880"/>
-          </w:tcPr>
-          <w:p>
-            <w:r>
-              <w:t>Controls display order</w:t>
+              <w:t>created_by_user_id</w:t>
+            </w:r>
+          </w:p>
+        </w:tc>
+        <w:tc>
+          <w:tcPr>
+            <w:tcW w:type="dxa" w:w="2880"/>
+          </w:tcPr>
+          <w:p>
+            <w:r>
+              <w:t>CHAR(36) NULL</w:t>
+            </w:r>
+          </w:p>
+        </w:tc>
+        <w:tc>
+          <w:tcPr>
+            <w:tcW w:type="dxa" w:w="2880"/>
+          </w:tcPr>
+          <w:p>
+            <w:r>
+              <w:t>FK -&gt; users(id), ON DELETE SET NULL</w:t>
             </w:r>
           </w:p>
         </w:tc>
@@ -1945,26 +1585,28 @@
           </w:tcPr>
           <w:p>
             <w:r>
-              <w:t>created_at</w:t>
-            </w:r>
-          </w:p>
-        </w:tc>
-        <w:tc>
-          <w:tcPr>
-            <w:tcW w:type="dxa" w:w="2880"/>
-          </w:tcPr>
-          <w:p>
-            <w:r>
-              <w:t>DATETIME</w:t>
-            </w:r>
-          </w:p>
-        </w:tc>
-        <w:tc>
-          <w:tcPr>
-            <w:tcW w:type="dxa" w:w="2880"/>
-          </w:tcPr>
-          <w:p>
-            <w:r/>
+              <w:t>updated_by_user_id</w:t>
+            </w:r>
+          </w:p>
+        </w:tc>
+        <w:tc>
+          <w:tcPr>
+            <w:tcW w:type="dxa" w:w="2880"/>
+          </w:tcPr>
+          <w:p>
+            <w:r>
+              <w:t>CHAR(36) NULL</w:t>
+            </w:r>
+          </w:p>
+        </w:tc>
+        <w:tc>
+          <w:tcPr>
+            <w:tcW w:type="dxa" w:w="2880"/>
+          </w:tcPr>
+          <w:p>
+            <w:r>
+              <w:t>FK -&gt; users(id), ON DELETE SET NULL</w:t>
+            </w:r>
           </w:p>
         </w:tc>
       </w:tr>
@@ -1975,6 +1617,68 @@
           </w:tcPr>
           <w:p>
             <w:r>
+              <w:t>sort_order</w:t>
+            </w:r>
+          </w:p>
+        </w:tc>
+        <w:tc>
+          <w:tcPr>
+            <w:tcW w:type="dxa" w:w="2880"/>
+          </w:tcPr>
+          <w:p>
+            <w:r>
+              <w:t>INT UNSIGNED</w:t>
+            </w:r>
+          </w:p>
+        </w:tc>
+        <w:tc>
+          <w:tcPr>
+            <w:tcW w:type="dxa" w:w="2880"/>
+          </w:tcPr>
+          <w:p>
+            <w:r>
+              <w:t>Controls display order</w:t>
+            </w:r>
+          </w:p>
+        </w:tc>
+      </w:tr>
+      <w:tr>
+        <w:tc>
+          <w:tcPr>
+            <w:tcW w:type="dxa" w:w="2880"/>
+          </w:tcPr>
+          <w:p>
+            <w:r>
+              <w:t>created_at</w:t>
+            </w:r>
+          </w:p>
+        </w:tc>
+        <w:tc>
+          <w:tcPr>
+            <w:tcW w:type="dxa" w:w="2880"/>
+          </w:tcPr>
+          <w:p>
+            <w:r>
+              <w:t>DATETIME</w:t>
+            </w:r>
+          </w:p>
+        </w:tc>
+        <w:tc>
+          <w:tcPr>
+            <w:tcW w:type="dxa" w:w="2880"/>
+          </w:tcPr>
+          <w:p>
+            <w:r/>
+          </w:p>
+        </w:tc>
+      </w:tr>
+      <w:tr>
+        <w:tc>
+          <w:tcPr>
+            <w:tcW w:type="dxa" w:w="2880"/>
+          </w:tcPr>
+          <w:p>
+            <w:r>
               <w:t>updated_at</w:t>
             </w:r>
           </w:p>
@@ -1999,14 +1703,13 @@
         </w:tc>
       </w:tr>
     </w:tbl>
-    <w:p/>
     <w:p/>
     <w:p>
       <w:pPr>
         <w:pStyle w:val="Heading4"/>
       </w:pPr>
       <w:r>
-        <w:t>`reports`</w:t>
+        <w:t>feedbacks</w:t>
       </w:r>
     </w:p>
     <w:tbl>
@@ -2069,17 +1772,17 @@
           </w:tcPr>
           <w:p>
             <w:r>
-              <w:t>BIGINT UNSIGNED PK</w:t>
-            </w:r>
-          </w:p>
-        </w:tc>
-        <w:tc>
-          <w:tcPr>
-            <w:tcW w:type="dxa" w:w="2880"/>
-          </w:tcPr>
-          <w:p>
-            <w:r>
-              <w:t>Auto-increment</w:t>
+              <w:t>CHAR(36) PK</w:t>
+            </w:r>
+          </w:p>
+        </w:tc>
+        <w:tc>
+          <w:tcPr>
+            <w:tcW w:type="dxa" w:w="2880"/>
+          </w:tcPr>
+          <w:p>
+            <w:r>
+              <w:t>UUID</w:t>
             </w:r>
           </w:p>
         </w:tc>
@@ -2111,7 +1814,7 @@
           </w:tcPr>
           <w:p>
             <w:r>
-              <w:t>Format: `AF-YYYYMMDD-XXXXXX`</w:t>
+              <w:t>Format: AF-YYYYMMDD-XXXXXX</w:t>
             </w:r>
           </w:p>
         </w:tc>
@@ -2133,17 +1836,17 @@
           </w:tcPr>
           <w:p>
             <w:r>
-              <w:t>INT UNSIGNED NOT NULL</w:t>
-            </w:r>
-          </w:p>
-        </w:tc>
-        <w:tc>
-          <w:tcPr>
-            <w:tcW w:type="dxa" w:w="2880"/>
-          </w:tcPr>
-          <w:p>
-            <w:r>
-              <w:t>FK → categories(id)</w:t>
+              <w:t>CHAR(36) NOT NULL</w:t>
+            </w:r>
+          </w:p>
+        </w:tc>
+        <w:tc>
+          <w:tcPr>
+            <w:tcW w:type="dxa" w:w="2880"/>
+          </w:tcPr>
+          <w:p>
+            <w:r>
+              <w:t>FK  -&gt;  categories(id)</w:t>
             </w:r>
           </w:p>
         </w:tc>
@@ -2229,17 +1932,17 @@
           </w:tcPr>
           <w:p>
             <w:r>
-              <w:t>INT UNSIGNED NOT NULL</w:t>
-            </w:r>
-          </w:p>
-        </w:tc>
-        <w:tc>
-          <w:tcPr>
-            <w:tcW w:type="dxa" w:w="2880"/>
-          </w:tcPr>
-          <w:p>
-            <w:r>
-              <w:t>FK → statuses(id)</w:t>
+              <w:t>CHAR(36) NOT NULL</w:t>
+            </w:r>
+          </w:p>
+        </w:tc>
+        <w:tc>
+          <w:tcPr>
+            <w:tcW w:type="dxa" w:w="2880"/>
+          </w:tcPr>
+          <w:p>
+            <w:r>
+              <w:t>FK  -&gt;  statuses(id)</w:t>
             </w:r>
           </w:p>
         </w:tc>
@@ -2261,17 +1964,113 @@
           </w:tcPr>
           <w:p>
             <w:r>
-              <w:t>INT UNSIGNED NOT NULL</w:t>
-            </w:r>
-          </w:p>
-        </w:tc>
-        <w:tc>
-          <w:tcPr>
-            <w:tcW w:type="dxa" w:w="2880"/>
-          </w:tcPr>
-          <w:p>
-            <w:r>
-              <w:t>FK → stages(id)</w:t>
+              <w:t>CHAR(36) NOT NULL</w:t>
+            </w:r>
+          </w:p>
+        </w:tc>
+        <w:tc>
+          <w:tcPr>
+            <w:tcW w:type="dxa" w:w="2880"/>
+          </w:tcPr>
+          <w:p>
+            <w:r>
+              <w:t>FK  -&gt;  stages(id)</w:t>
+            </w:r>
+          </w:p>
+        </w:tc>
+      </w:tr>
+      <w:tr>
+        <w:tc>
+          <w:tcPr>
+            <w:tcW w:type="dxa" w:w="2880"/>
+          </w:tcPr>
+          <w:p>
+            <w:r>
+              <w:t>assigned_to_user_id</w:t>
+            </w:r>
+          </w:p>
+        </w:tc>
+        <w:tc>
+          <w:tcPr>
+            <w:tcW w:type="dxa" w:w="2880"/>
+          </w:tcPr>
+          <w:p>
+            <w:r>
+              <w:t>CHAR(36) NULL</w:t>
+            </w:r>
+          </w:p>
+        </w:tc>
+        <w:tc>
+          <w:tcPr>
+            <w:tcW w:type="dxa" w:w="2880"/>
+          </w:tcPr>
+          <w:p>
+            <w:r>
+              <w:t>FK -&gt; users(id), ON DELETE SET NULL</w:t>
+            </w:r>
+          </w:p>
+        </w:tc>
+      </w:tr>
+      <w:tr>
+        <w:tc>
+          <w:tcPr>
+            <w:tcW w:type="dxa" w:w="2880"/>
+          </w:tcPr>
+          <w:p>
+            <w:r>
+              <w:t>assigned_at</w:t>
+            </w:r>
+          </w:p>
+        </w:tc>
+        <w:tc>
+          <w:tcPr>
+            <w:tcW w:type="dxa" w:w="2880"/>
+          </w:tcPr>
+          <w:p>
+            <w:r>
+              <w:t>DATETIME NULL</w:t>
+            </w:r>
+          </w:p>
+        </w:tc>
+        <w:tc>
+          <w:tcPr>
+            <w:tcW w:type="dxa" w:w="2880"/>
+          </w:tcPr>
+          <w:p>
+            <w:r>
+              <w:t>Timestamp when assigned</w:t>
+            </w:r>
+          </w:p>
+        </w:tc>
+      </w:tr>
+      <w:tr>
+        <w:tc>
+          <w:tcPr>
+            <w:tcW w:type="dxa" w:w="2880"/>
+          </w:tcPr>
+          <w:p>
+            <w:r>
+              <w:t>updated_by_user_id</w:t>
+            </w:r>
+          </w:p>
+        </w:tc>
+        <w:tc>
+          <w:tcPr>
+            <w:tcW w:type="dxa" w:w="2880"/>
+          </w:tcPr>
+          <w:p>
+            <w:r>
+              <w:t>CHAR(36) NULL</w:t>
+            </w:r>
+          </w:p>
+        </w:tc>
+        <w:tc>
+          <w:tcPr>
+            <w:tcW w:type="dxa" w:w="2880"/>
+          </w:tcPr>
+          <w:p>
+            <w:r>
+              <w:t>FK -&gt; users(id), ON DELETE SET NULL</w:t>
             </w:r>
           </w:p>
         </w:tc>
@@ -2530,20 +2329,25 @@
       </w:tr>
     </w:tbl>
     <w:p/>
-    <w:p/>
     <w:p>
       <w:r>
-        <w:t>**Design note — Stage vs Priority:**</w:t>
+        <w:t>Design note — Stage vs Priority:</w:t>
       </w:r>
     </w:p>
     <w:p>
+      <w:pPr>
+        <w:pStyle w:val="ListBullet"/>
+      </w:pPr>
       <w:r>
-        <w:t>- `stage_id` is a FK to the `stages` table (like `status_id` and `category_id`) so HR can manage the set of defined workflow stages from the console.</w:t>
+        <w:t>stage_id is a FK to the stages table (like status_id and category_id) so HR can manage the set of defined workflow stages from the console.</w:t>
       </w:r>
     </w:p>
     <w:p>
+      <w:pPr>
+        <w:pStyle w:val="ListBullet"/>
+      </w:pPr>
       <w:r>
-        <w:t>- `priority` remains an ENUM (`Low`, `Normal`, `High`, `Critical`). These four values are semantically ordered and universally understood; storing them in a table would allow renaming that destroys that meaning.</w:t>
+        <w:t>priority remains an ENUM (Low, Normal, High, Critical). These four values are semantically ordered and universally understood; storing them in a table would allow renaming that destroys that meaning.</w:t>
       </w:r>
     </w:p>
     <w:p/>
@@ -2552,7 +2356,7 @@
         <w:pStyle w:val="Heading4"/>
       </w:pPr>
       <w:r>
-        <w:t>`report_updates`</w:t>
+        <w:t>report_updates</w:t>
       </w:r>
     </w:p>
     <w:tbl>
@@ -2615,16 +2419,18 @@
           </w:tcPr>
           <w:p>
             <w:r>
-              <w:t>BIGINT UNSIGNED PK</w:t>
-            </w:r>
-          </w:p>
-        </w:tc>
-        <w:tc>
-          <w:tcPr>
-            <w:tcW w:type="dxa" w:w="2880"/>
-          </w:tcPr>
-          <w:p>
-            <w:r/>
+              <w:t>CHAR(36) PK</w:t>
+            </w:r>
+          </w:p>
+        </w:tc>
+        <w:tc>
+          <w:tcPr>
+            <w:tcW w:type="dxa" w:w="2880"/>
+          </w:tcPr>
+          <w:p>
+            <w:r>
+              <w:t>UUID</w:t>
+            </w:r>
           </w:p>
         </w:tc>
       </w:tr>
@@ -2635,27 +2441,27 @@
           </w:tcPr>
           <w:p>
             <w:r>
-              <w:t>report_id</w:t>
-            </w:r>
-          </w:p>
-        </w:tc>
-        <w:tc>
-          <w:tcPr>
-            <w:tcW w:type="dxa" w:w="2880"/>
-          </w:tcPr>
-          <w:p>
-            <w:r>
-              <w:t>BIGINT UNSIGNED NOT NULL</w:t>
-            </w:r>
-          </w:p>
-        </w:tc>
-        <w:tc>
-          <w:tcPr>
-            <w:tcW w:type="dxa" w:w="2880"/>
-          </w:tcPr>
-          <w:p>
-            <w:r>
-              <w:t>FK → reports(id) ON DELETE CASCADE</w:t>
+              <w:t>feedback_id</w:t>
+            </w:r>
+          </w:p>
+        </w:tc>
+        <w:tc>
+          <w:tcPr>
+            <w:tcW w:type="dxa" w:w="2880"/>
+          </w:tcPr>
+          <w:p>
+            <w:r>
+              <w:t>CHAR(36) NOT NULL</w:t>
+            </w:r>
+          </w:p>
+        </w:tc>
+        <w:tc>
+          <w:tcPr>
+            <w:tcW w:type="dxa" w:w="2880"/>
+          </w:tcPr>
+          <w:p>
+            <w:r>
+              <w:t>FK  -&gt;  feedbacks(id) ON DELETE CASCADE</w:t>
             </w:r>
           </w:p>
         </w:tc>
@@ -2687,7 +2493,7 @@
           </w:tcPr>
           <w:p>
             <w:r>
-              <w:t>Format: `UPD-YYYYMMDD-XXXXXX`</w:t>
+              <w:t>Format: UPD-YYYYMMDD-XXXXXX</w:t>
             </w:r>
           </w:p>
         </w:tc>
@@ -2755,14 +2561,13 @@
         </w:tc>
       </w:tr>
     </w:tbl>
-    <w:p/>
     <w:p/>
     <w:p>
       <w:pPr>
         <w:pStyle w:val="Heading4"/>
       </w:pPr>
       <w:r>
-        <w:t>`attachments`</w:t>
+        <w:t>attachments</w:t>
       </w:r>
     </w:p>
     <w:tbl>
@@ -2825,16 +2630,18 @@
           </w:tcPr>
           <w:p>
             <w:r>
-              <w:t>BIGINT UNSIGNED PK</w:t>
-            </w:r>
-          </w:p>
-        </w:tc>
-        <w:tc>
-          <w:tcPr>
-            <w:tcW w:type="dxa" w:w="2880"/>
-          </w:tcPr>
-          <w:p>
-            <w:r/>
+              <w:t>CHAR(36) PK</w:t>
+            </w:r>
+          </w:p>
+        </w:tc>
+        <w:tc>
+          <w:tcPr>
+            <w:tcW w:type="dxa" w:w="2880"/>
+          </w:tcPr>
+          <w:p>
+            <w:r>
+              <w:t>UUID</w:t>
+            </w:r>
           </w:p>
         </w:tc>
       </w:tr>
@@ -2845,27 +2652,27 @@
           </w:tcPr>
           <w:p>
             <w:r>
-              <w:t>report_id</w:t>
-            </w:r>
-          </w:p>
-        </w:tc>
-        <w:tc>
-          <w:tcPr>
-            <w:tcW w:type="dxa" w:w="2880"/>
-          </w:tcPr>
-          <w:p>
-            <w:r>
-              <w:t>BIGINT UNSIGNED NULL</w:t>
-            </w:r>
-          </w:p>
-        </w:tc>
-        <w:tc>
-          <w:tcPr>
-            <w:tcW w:type="dxa" w:w="2880"/>
-          </w:tcPr>
-          <w:p>
-            <w:r>
-              <w:t>FK → reports(id) ON DELETE CASCADE</w:t>
+              <w:t>feedback_id</w:t>
+            </w:r>
+          </w:p>
+        </w:tc>
+        <w:tc>
+          <w:tcPr>
+            <w:tcW w:type="dxa" w:w="2880"/>
+          </w:tcPr>
+          <w:p>
+            <w:r>
+              <w:t>CHAR(36) NULL</w:t>
+            </w:r>
+          </w:p>
+        </w:tc>
+        <w:tc>
+          <w:tcPr>
+            <w:tcW w:type="dxa" w:w="2880"/>
+          </w:tcPr>
+          <w:p>
+            <w:r>
+              <w:t>FK  -&gt;  feedbacks(id) ON DELETE CASCADE</w:t>
             </w:r>
           </w:p>
         </w:tc>
@@ -2887,17 +2694,17 @@
           </w:tcPr>
           <w:p>
             <w:r>
-              <w:t>BIGINT UNSIGNED NULL</w:t>
-            </w:r>
-          </w:p>
-        </w:tc>
-        <w:tc>
-          <w:tcPr>
-            <w:tcW w:type="dxa" w:w="2880"/>
-          </w:tcPr>
-          <w:p>
-            <w:r>
-              <w:t>FK → report_updates(id) ON DELETE CASCADE</w:t>
+              <w:t>CHAR(36) NULL</w:t>
+            </w:r>
+          </w:p>
+        </w:tc>
+        <w:tc>
+          <w:tcPr>
+            <w:tcW w:type="dxa" w:w="2880"/>
+          </w:tcPr>
+          <w:p>
+            <w:r>
+              <w:t>FK  -&gt;  report_updates(id) ON DELETE CASCADE</w:t>
             </w:r>
           </w:p>
         </w:tc>
@@ -3057,14 +2864,13 @@
         </w:tc>
       </w:tr>
     </w:tbl>
-    <w:p/>
     <w:p/>
     <w:p>
       <w:pPr>
         <w:pStyle w:val="Heading4"/>
       </w:pPr>
       <w:r>
-        <w:t>`audit_logs`</w:t>
+        <w:t>audit_logs</w:t>
       </w:r>
     </w:p>
     <w:tbl>
@@ -3127,16 +2933,18 @@
           </w:tcPr>
           <w:p>
             <w:r>
-              <w:t>BIGINT UNSIGNED PK</w:t>
-            </w:r>
-          </w:p>
-        </w:tc>
-        <w:tc>
-          <w:tcPr>
-            <w:tcW w:type="dxa" w:w="2880"/>
-          </w:tcPr>
-          <w:p>
-            <w:r/>
+              <w:t>CHAR(36) PK</w:t>
+            </w:r>
+          </w:p>
+        </w:tc>
+        <w:tc>
+          <w:tcPr>
+            <w:tcW w:type="dxa" w:w="2880"/>
+          </w:tcPr>
+          <w:p>
+            <w:r>
+              <w:t>UUID</w:t>
+            </w:r>
           </w:p>
         </w:tc>
       </w:tr>
@@ -3147,27 +2955,27 @@
           </w:tcPr>
           <w:p>
             <w:r>
-              <w:t>report_id</w:t>
-            </w:r>
-          </w:p>
-        </w:tc>
-        <w:tc>
-          <w:tcPr>
-            <w:tcW w:type="dxa" w:w="2880"/>
-          </w:tcPr>
-          <w:p>
-            <w:r>
-              <w:t>BIGINT UNSIGNED NULL</w:t>
-            </w:r>
-          </w:p>
-        </w:tc>
-        <w:tc>
-          <w:tcPr>
-            <w:tcW w:type="dxa" w:w="2880"/>
-          </w:tcPr>
-          <w:p>
-            <w:r>
-              <w:t>FK → reports(id) ON DELETE SET NULL</w:t>
+              <w:t>feedback_id</w:t>
+            </w:r>
+          </w:p>
+        </w:tc>
+        <w:tc>
+          <w:tcPr>
+            <w:tcW w:type="dxa" w:w="2880"/>
+          </w:tcPr>
+          <w:p>
+            <w:r>
+              <w:t>CHAR(36) NULL</w:t>
+            </w:r>
+          </w:p>
+        </w:tc>
+        <w:tc>
+          <w:tcPr>
+            <w:tcW w:type="dxa" w:w="2880"/>
+          </w:tcPr>
+          <w:p>
+            <w:r>
+              <w:t>FK  -&gt;  feedbacks(id) ON DELETE SET NULL</w:t>
             </w:r>
           </w:p>
         </w:tc>
@@ -3179,6 +2987,38 @@
           </w:tcPr>
           <w:p>
             <w:r>
+              <w:t>actor_user_id</w:t>
+            </w:r>
+          </w:p>
+        </w:tc>
+        <w:tc>
+          <w:tcPr>
+            <w:tcW w:type="dxa" w:w="2880"/>
+          </w:tcPr>
+          <w:p>
+            <w:r>
+              <w:t>CHAR(36) NULL</w:t>
+            </w:r>
+          </w:p>
+        </w:tc>
+        <w:tc>
+          <w:tcPr>
+            <w:tcW w:type="dxa" w:w="2880"/>
+          </w:tcPr>
+          <w:p>
+            <w:r>
+              <w:t>FK  -&gt;  users(id) ON DELETE SET NULL (nullable for anonymous actions)</w:t>
+            </w:r>
+          </w:p>
+        </w:tc>
+      </w:tr>
+      <w:tr>
+        <w:tc>
+          <w:tcPr>
+            <w:tcW w:type="dxa" w:w="2880"/>
+          </w:tcPr>
+          <w:p>
+            <w:r>
               <w:t>actor</w:t>
             </w:r>
           </w:p>
@@ -3199,7 +3039,7 @@
           </w:tcPr>
           <w:p>
             <w:r>
-              <w:t>`anonymous` or HR username</w:t>
+              <w:t>anonymous or HR username</w:t>
             </w:r>
           </w:p>
         </w:tc>
@@ -3332,13 +3172,26 @@
       </w:tr>
     </w:tbl>
     <w:p/>
+    <w:p>
+      <w:r>
+        <w:t>Design note:</w:t>
+      </w:r>
+    </w:p>
+    <w:p>
+      <w:pPr>
+        <w:pStyle w:val="ListBullet"/>
+      </w:pPr>
+      <w:r>
+        <w:t>New FK naming uses feedback_id to align with the feedbacks table and avoid legacy ambiguity.</w:t>
+      </w:r>
+    </w:p>
     <w:p/>
     <w:p>
       <w:pPr>
         <w:pStyle w:val="Heading4"/>
       </w:pPr>
       <w:r>
-        <w:t>`notifications`</w:t>
+        <w:t>notifications</w:t>
       </w:r>
     </w:p>
     <w:tbl>
@@ -3401,16 +3254,18 @@
           </w:tcPr>
           <w:p>
             <w:r>
-              <w:t>BIGINT UNSIGNED PK</w:t>
-            </w:r>
-          </w:p>
-        </w:tc>
-        <w:tc>
-          <w:tcPr>
-            <w:tcW w:type="dxa" w:w="2880"/>
-          </w:tcPr>
-          <w:p>
-            <w:r/>
+              <w:t>CHAR(36) PK</w:t>
+            </w:r>
+          </w:p>
+        </w:tc>
+        <w:tc>
+          <w:tcPr>
+            <w:tcW w:type="dxa" w:w="2880"/>
+          </w:tcPr>
+          <w:p>
+            <w:r>
+              <w:t>UUID</w:t>
+            </w:r>
           </w:p>
         </w:tc>
       </w:tr>
@@ -3421,27 +3276,27 @@
           </w:tcPr>
           <w:p>
             <w:r>
-              <w:t>report_id</w:t>
-            </w:r>
-          </w:p>
-        </w:tc>
-        <w:tc>
-          <w:tcPr>
-            <w:tcW w:type="dxa" w:w="2880"/>
-          </w:tcPr>
-          <w:p>
-            <w:r>
-              <w:t>BIGINT UNSIGNED NOT NULL</w:t>
-            </w:r>
-          </w:p>
-        </w:tc>
-        <w:tc>
-          <w:tcPr>
-            <w:tcW w:type="dxa" w:w="2880"/>
-          </w:tcPr>
-          <w:p>
-            <w:r>
-              <w:t>FK → feedbacks(id) ON DELETE CASCADE</w:t>
+              <w:t>feedback_id</w:t>
+            </w:r>
+          </w:p>
+        </w:tc>
+        <w:tc>
+          <w:tcPr>
+            <w:tcW w:type="dxa" w:w="2880"/>
+          </w:tcPr>
+          <w:p>
+            <w:r>
+              <w:t>CHAR(36) NOT NULL</w:t>
+            </w:r>
+          </w:p>
+        </w:tc>
+        <w:tc>
+          <w:tcPr>
+            <w:tcW w:type="dxa" w:w="2880"/>
+          </w:tcPr>
+          <w:p>
+            <w:r>
+              <w:t>FK  -&gt;  feedbacks(id) ON DELETE CASCADE</w:t>
             </w:r>
           </w:p>
         </w:tc>
@@ -3473,7 +3328,7 @@
           </w:tcPr>
           <w:p>
             <w:r>
-              <w:t>`new_feedback`, `followup_notif`, `reminder_48h`, `escalation_72h`</w:t>
+              <w:t>new_feedback, followup_notif, reminder_48h, escalation_72h</w:t>
             </w:r>
           </w:p>
         </w:tc>
@@ -3541,14 +3396,13 @@
         </w:tc>
       </w:tr>
     </w:tbl>
-    <w:p/>
     <w:p/>
     <w:p>
       <w:pPr>
         <w:pStyle w:val="Heading4"/>
       </w:pPr>
       <w:r>
-        <w:t>`users`</w:t>
+        <w:t>users</w:t>
       </w:r>
     </w:p>
     <w:tbl>
@@ -3611,16 +3465,18 @@
           </w:tcPr>
           <w:p>
             <w:r>
-              <w:t>INT PK</w:t>
-            </w:r>
-          </w:p>
-        </w:tc>
-        <w:tc>
-          <w:tcPr>
-            <w:tcW w:type="dxa" w:w="2880"/>
-          </w:tcPr>
-          <w:p>
-            <w:r/>
+              <w:t>CHAR(36) PK</w:t>
+            </w:r>
+          </w:p>
+        </w:tc>
+        <w:tc>
+          <w:tcPr>
+            <w:tcW w:type="dxa" w:w="2880"/>
+          </w:tcPr>
+          <w:p>
+            <w:r>
+              <w:t>UUID</w:t>
+            </w:r>
           </w:p>
         </w:tc>
       </w:tr>
@@ -3733,7 +3589,7 @@
           </w:tcPr>
           <w:p>
             <w:r>
-              <w:t>ENUM('hr','ethics')</w:t>
+              <w:t>ENUM('hr','ethics','manager','officer')</w:t>
             </w:r>
           </w:p>
         </w:tc>
@@ -3763,7 +3619,7 @@
           </w:tcPr>
           <w:p>
             <w:r>
-              <w:t>BOOLEAN</w:t>
+              <w:t>TINYINT(1)</w:t>
             </w:r>
           </w:p>
         </w:tc>
@@ -3793,7 +3649,7 @@
           </w:tcPr>
           <w:p>
             <w:r>
-              <w:t>TIMESTAMP</w:t>
+              <w:t>DATETIME</w:t>
             </w:r>
           </w:p>
         </w:tc>
@@ -3807,14 +3663,13 @@
         </w:tc>
       </w:tr>
     </w:tbl>
-    <w:p/>
     <w:p/>
     <w:p>
       <w:pPr>
         <w:pStyle w:val="Heading4"/>
       </w:pPr>
       <w:r>
-        <w:t>`login_attempts`</w:t>
+        <w:t>login_attempts</w:t>
       </w:r>
     </w:p>
     <w:tbl>
@@ -3877,16 +3732,18 @@
           </w:tcPr>
           <w:p>
             <w:r>
-              <w:t>INT UNSIGNED PK</w:t>
-            </w:r>
-          </w:p>
-        </w:tc>
-        <w:tc>
-          <w:tcPr>
-            <w:tcW w:type="dxa" w:w="2880"/>
-          </w:tcPr>
-          <w:p>
-            <w:r/>
+              <w:t>CHAR(36) PK</w:t>
+            </w:r>
+          </w:p>
+        </w:tc>
+        <w:tc>
+          <w:tcPr>
+            <w:tcW w:type="dxa" w:w="2880"/>
+          </w:tcPr>
+          <w:p>
+            <w:r>
+              <w:t>UUID</w:t>
+            </w:r>
           </w:p>
         </w:tc>
       </w:tr>
@@ -3983,8 +3840,6 @@
         </w:tc>
       </w:tr>
     </w:tbl>
-    <w:p/>
-    <w:p/>
     <w:p/>
     <w:p/>
     <w:p>
@@ -4001,7 +3856,7 @@
         <w:pStyle w:val="Heading3"/>
       </w:pPr>
       <w:r>
-        <w:t>Public Endpoints (available in both modes)</w:t>
+        <w:t>Public Endpoints - External (external/index.php)</w:t>
       </w:r>
     </w:p>
     <w:p/>
@@ -4065,7 +3920,7 @@
           </w:tcPr>
           <w:p>
             <w:r>
-              <w:t>`/`</w:t>
+              <w:t>/</w:t>
             </w:r>
           </w:p>
         </w:tc>
@@ -4097,7 +3952,7 @@
           </w:tcPr>
           <w:p>
             <w:r>
-              <w:t>`/api/feedback`</w:t>
+              <w:t>/api/feedback</w:t>
             </w:r>
           </w:p>
         </w:tc>
@@ -4129,7 +3984,7 @@
           </w:tcPr>
           <w:p>
             <w:r>
-              <w:t>`/api/feedback/update`</w:t>
+              <w:t>/api/feedback/update</w:t>
             </w:r>
           </w:p>
         </w:tc>
@@ -4161,7 +4016,7 @@
           </w:tcPr>
           <w:p>
             <w:r>
-              <w:t>`/api/feedback/{reference}`</w:t>
+              <w:t>/api/feedback/{reference}</w:t>
             </w:r>
           </w:p>
         </w:tc>
@@ -4193,17 +4048,17 @@
           </w:tcPr>
           <w:p>
             <w:r>
-              <w:t>`/api/reports`</w:t>
-            </w:r>
-          </w:p>
-        </w:tc>
-        <w:tc>
-          <w:tcPr>
-            <w:tcW w:type="dxa" w:w="2880"/>
-          </w:tcPr>
-          <w:p>
-            <w:r>
-              <w:t>Public anonymized reports (filterable)</w:t>
+              <w:t>/api/attachments/{id}</w:t>
+            </w:r>
+          </w:p>
+        </w:tc>
+        <w:tc>
+          <w:tcPr>
+            <w:tcW w:type="dxa" w:w="2880"/>
+          </w:tcPr>
+          <w:p>
+            <w:r>
+              <w:t>Download an attachment by ID</w:t>
             </w:r>
           </w:p>
         </w:tc>
@@ -4225,17 +4080,17 @@
           </w:tcPr>
           <w:p>
             <w:r>
-              <w:t>`/api/attachments/{id}`</w:t>
-            </w:r>
-          </w:p>
-        </w:tc>
-        <w:tc>
-          <w:tcPr>
-            <w:tcW w:type="dxa" w:w="2880"/>
-          </w:tcPr>
-          <w:p>
-            <w:r>
-              <w:t>Download an attachment by ID</w:t>
+              <w:t>/api/categories</w:t>
+            </w:r>
+          </w:p>
+        </w:tc>
+        <w:tc>
+          <w:tcPr>
+            <w:tcW w:type="dxa" w:w="2880"/>
+          </w:tcPr>
+          <w:p>
+            <w:r>
+              <w:t>List active categories (for dropdown)</w:t>
             </w:r>
           </w:p>
         </w:tc>
@@ -4257,71 +4112,7 @@
           </w:tcPr>
           <w:p>
             <w:r>
-              <w:t>`/api/categories`</w:t>
-            </w:r>
-          </w:p>
-        </w:tc>
-        <w:tc>
-          <w:tcPr>
-            <w:tcW w:type="dxa" w:w="2880"/>
-          </w:tcPr>
-          <w:p>
-            <w:r>
-              <w:t>List active categories (for dropdown)</w:t>
-            </w:r>
-          </w:p>
-        </w:tc>
-      </w:tr>
-      <w:tr>
-        <w:tc>
-          <w:tcPr>
-            <w:tcW w:type="dxa" w:w="2880"/>
-          </w:tcPr>
-          <w:p>
-            <w:r>
-              <w:t>GET</w:t>
-            </w:r>
-          </w:p>
-        </w:tc>
-        <w:tc>
-          <w:tcPr>
-            <w:tcW w:type="dxa" w:w="2880"/>
-          </w:tcPr>
-          <w:p>
-            <w:r>
-              <w:t>`/api/categories/{id}`</w:t>
-            </w:r>
-          </w:p>
-        </w:tc>
-        <w:tc>
-          <w:tcPr>
-            <w:tcW w:type="dxa" w:w="2880"/>
-          </w:tcPr>
-          <w:p>
-            <w:r>
-              <w:t>Get a single category</w:t>
-            </w:r>
-          </w:p>
-        </w:tc>
-      </w:tr>
-      <w:tr>
-        <w:tc>
-          <w:tcPr>
-            <w:tcW w:type="dxa" w:w="2880"/>
-          </w:tcPr>
-          <w:p>
-            <w:r>
-              <w:t>GET</w:t>
-            </w:r>
-          </w:p>
-        </w:tc>
-        <w:tc>
-          <w:tcPr>
-            <w:tcW w:type="dxa" w:w="2880"/>
-          </w:tcPr>
-          <w:p>
-            <w:r>
-              <w:t>`/api/statuses`</w:t>
+              <w:t>/api/statuses</w:t>
             </w:r>
           </w:p>
         </w:tc>
@@ -4332,108 +4123,289 @@
           <w:p>
             <w:r>
               <w:t>List active statuses</w:t>
-            </w:r>
-          </w:p>
-        </w:tc>
-      </w:tr>
-      <w:tr>
-        <w:tc>
-          <w:tcPr>
-            <w:tcW w:type="dxa" w:w="2880"/>
-          </w:tcPr>
-          <w:p>
-            <w:r>
-              <w:t>GET</w:t>
-            </w:r>
-          </w:p>
-        </w:tc>
-        <w:tc>
-          <w:tcPr>
-            <w:tcW w:type="dxa" w:w="2880"/>
-          </w:tcPr>
-          <w:p>
-            <w:r>
-              <w:t>`/api/statuses/{id}`</w:t>
-            </w:r>
-          </w:p>
-        </w:tc>
-        <w:tc>
-          <w:tcPr>
-            <w:tcW w:type="dxa" w:w="2880"/>
-          </w:tcPr>
-          <w:p>
-            <w:r>
-              <w:t>Get a single status</w:t>
-            </w:r>
-          </w:p>
-        </w:tc>
-      </w:tr>
-      <w:tr>
-        <w:tc>
-          <w:tcPr>
-            <w:tcW w:type="dxa" w:w="2880"/>
-          </w:tcPr>
-          <w:p>
-            <w:r>
-              <w:t>GET</w:t>
-            </w:r>
-          </w:p>
-        </w:tc>
-        <w:tc>
-          <w:tcPr>
-            <w:tcW w:type="dxa" w:w="2880"/>
-          </w:tcPr>
-          <w:p>
-            <w:r>
-              <w:t>`/api/stages`</w:t>
-            </w:r>
-          </w:p>
-        </w:tc>
-        <w:tc>
-          <w:tcPr>
-            <w:tcW w:type="dxa" w:w="2880"/>
-          </w:tcPr>
-          <w:p>
-            <w:r>
-              <w:t>List active workflow stages</w:t>
-            </w:r>
-          </w:p>
-        </w:tc>
-      </w:tr>
-      <w:tr>
-        <w:tc>
-          <w:tcPr>
-            <w:tcW w:type="dxa" w:w="2880"/>
-          </w:tcPr>
-          <w:p>
-            <w:r>
-              <w:t>GET</w:t>
-            </w:r>
-          </w:p>
-        </w:tc>
-        <w:tc>
-          <w:tcPr>
-            <w:tcW w:type="dxa" w:w="2880"/>
-          </w:tcPr>
-          <w:p>
-            <w:r>
-              <w:t>`/api/stages/{id}`</w:t>
-            </w:r>
-          </w:p>
-        </w:tc>
-        <w:tc>
-          <w:tcPr>
-            <w:tcW w:type="dxa" w:w="2880"/>
-          </w:tcPr>
-          <w:p>
-            <w:r>
-              <w:t>Get a single stage</w:t>
             </w:r>
           </w:p>
         </w:tc>
       </w:tr>
     </w:tbl>
     <w:p/>
+    <w:p>
+      <w:pPr>
+        <w:pStyle w:val="Heading3"/>
+      </w:pPr>
+      <w:r>
+        <w:t>Public/Mixed Endpoints - Internal (internal/index.php)</w:t>
+      </w:r>
+    </w:p>
+    <w:p/>
+    <w:tbl>
+      <w:tblPr>
+        <w:tblStyle w:val="TableGrid"/>
+        <w:tblW w:type="auto" w:w="0"/>
+        <w:tblLook w:firstColumn="1" w:firstRow="1" w:lastColumn="0" w:lastRow="0" w:noHBand="0" w:noVBand="1" w:val="04A0"/>
+      </w:tblPr>
+      <w:tblGrid>
+        <w:gridCol w:w="2880"/>
+        <w:gridCol w:w="2880"/>
+        <w:gridCol w:w="2880"/>
+      </w:tblGrid>
+      <w:tr>
+        <w:tc>
+          <w:tcPr>
+            <w:tcW w:type="dxa" w:w="2880"/>
+          </w:tcPr>
+          <w:p>
+            <w:r>
+              <w:t>Method</w:t>
+            </w:r>
+          </w:p>
+        </w:tc>
+        <w:tc>
+          <w:tcPr>
+            <w:tcW w:type="dxa" w:w="2880"/>
+          </w:tcPr>
+          <w:p>
+            <w:r>
+              <w:t>Path</w:t>
+            </w:r>
+          </w:p>
+        </w:tc>
+        <w:tc>
+          <w:tcPr>
+            <w:tcW w:type="dxa" w:w="2880"/>
+          </w:tcPr>
+          <w:p>
+            <w:r>
+              <w:t>Description</w:t>
+            </w:r>
+          </w:p>
+        </w:tc>
+      </w:tr>
+      <w:tr>
+        <w:tc>
+          <w:tcPr>
+            <w:tcW w:type="dxa" w:w="2880"/>
+          </w:tcPr>
+          <w:p>
+            <w:r>
+              <w:t>GET</w:t>
+            </w:r>
+          </w:p>
+        </w:tc>
+        <w:tc>
+          <w:tcPr>
+            <w:tcW w:type="dxa" w:w="2880"/>
+          </w:tcPr>
+          <w:p>
+            <w:r>
+              <w:t>/</w:t>
+            </w:r>
+          </w:p>
+        </w:tc>
+        <w:tc>
+          <w:tcPr>
+            <w:tcW w:type="dxa" w:w="2880"/>
+          </w:tcPr>
+          <w:p>
+            <w:r>
+              <w:t>Internal landing routed to HR shell</w:t>
+            </w:r>
+          </w:p>
+        </w:tc>
+      </w:tr>
+      <w:tr>
+        <w:tc>
+          <w:tcPr>
+            <w:tcW w:type="dxa" w:w="2880"/>
+          </w:tcPr>
+          <w:p>
+            <w:r>
+              <w:t>GET</w:t>
+            </w:r>
+          </w:p>
+        </w:tc>
+        <w:tc>
+          <w:tcPr>
+            <w:tcW w:type="dxa" w:w="2880"/>
+          </w:tcPr>
+          <w:p>
+            <w:r>
+              <w:t>/api/reports</w:t>
+            </w:r>
+          </w:p>
+        </w:tc>
+        <w:tc>
+          <w:tcPr>
+            <w:tcW w:type="dxa" w:w="2880"/>
+          </w:tcPr>
+          <w:p>
+            <w:r>
+              <w:t>Public anonymized reports (intranet/domain/VPN gated)</w:t>
+            </w:r>
+          </w:p>
+        </w:tc>
+      </w:tr>
+      <w:tr>
+        <w:tc>
+          <w:tcPr>
+            <w:tcW w:type="dxa" w:w="2880"/>
+          </w:tcPr>
+          <w:p>
+            <w:r>
+              <w:t>GET</w:t>
+            </w:r>
+          </w:p>
+        </w:tc>
+        <w:tc>
+          <w:tcPr>
+            <w:tcW w:type="dxa" w:w="2880"/>
+          </w:tcPr>
+          <w:p>
+            <w:r>
+              <w:t>/api/attachments/{id}</w:t>
+            </w:r>
+          </w:p>
+        </w:tc>
+        <w:tc>
+          <w:tcPr>
+            <w:tcW w:type="dxa" w:w="2880"/>
+          </w:tcPr>
+          <w:p>
+            <w:r>
+              <w:t>Download attachment by ID</w:t>
+            </w:r>
+          </w:p>
+        </w:tc>
+      </w:tr>
+      <w:tr>
+        <w:tc>
+          <w:tcPr>
+            <w:tcW w:type="dxa" w:w="2880"/>
+          </w:tcPr>
+          <w:p>
+            <w:r>
+              <w:t>GET</w:t>
+            </w:r>
+          </w:p>
+        </w:tc>
+        <w:tc>
+          <w:tcPr>
+            <w:tcW w:type="dxa" w:w="2880"/>
+          </w:tcPr>
+          <w:p>
+            <w:r>
+              <w:t>/api/categories</w:t>
+            </w:r>
+          </w:p>
+        </w:tc>
+        <w:tc>
+          <w:tcPr>
+            <w:tcW w:type="dxa" w:w="2880"/>
+          </w:tcPr>
+          <w:p>
+            <w:r>
+              <w:t>List active categories</w:t>
+            </w:r>
+          </w:p>
+        </w:tc>
+      </w:tr>
+      <w:tr>
+        <w:tc>
+          <w:tcPr>
+            <w:tcW w:type="dxa" w:w="2880"/>
+          </w:tcPr>
+          <w:p>
+            <w:r>
+              <w:t>GET</w:t>
+            </w:r>
+          </w:p>
+        </w:tc>
+        <w:tc>
+          <w:tcPr>
+            <w:tcW w:type="dxa" w:w="2880"/>
+          </w:tcPr>
+          <w:p>
+            <w:r>
+              <w:t>/api/statuses</w:t>
+            </w:r>
+          </w:p>
+        </w:tc>
+        <w:tc>
+          <w:tcPr>
+            <w:tcW w:type="dxa" w:w="2880"/>
+          </w:tcPr>
+          <w:p>
+            <w:r>
+              <w:t>List active statuses</w:t>
+            </w:r>
+          </w:p>
+        </w:tc>
+      </w:tr>
+      <w:tr>
+        <w:tc>
+          <w:tcPr>
+            <w:tcW w:type="dxa" w:w="2880"/>
+          </w:tcPr>
+          <w:p>
+            <w:r>
+              <w:t>GET</w:t>
+            </w:r>
+          </w:p>
+        </w:tc>
+        <w:tc>
+          <w:tcPr>
+            <w:tcW w:type="dxa" w:w="2880"/>
+          </w:tcPr>
+          <w:p>
+            <w:r>
+              <w:t>/api/stages</w:t>
+            </w:r>
+          </w:p>
+        </w:tc>
+        <w:tc>
+          <w:tcPr>
+            <w:tcW w:type="dxa" w:w="2880"/>
+          </w:tcPr>
+          <w:p>
+            <w:r>
+              <w:t>List active stages</w:t>
+            </w:r>
+          </w:p>
+        </w:tc>
+      </w:tr>
+      <w:tr>
+        <w:tc>
+          <w:tcPr>
+            <w:tcW w:type="dxa" w:w="2880"/>
+          </w:tcPr>
+          <w:p>
+            <w:r>
+              <w:t>GET</w:t>
+            </w:r>
+          </w:p>
+        </w:tc>
+        <w:tc>
+          <w:tcPr>
+            <w:tcW w:type="dxa" w:w="2880"/>
+          </w:tcPr>
+          <w:p>
+            <w:r>
+              <w:t>/anonymized/reports</w:t>
+            </w:r>
+          </w:p>
+        </w:tc>
+        <w:tc>
+          <w:tcPr>
+            <w:tcW w:type="dxa" w:w="2880"/>
+          </w:tcPr>
+          <w:p>
+            <w:r>
+              <w:t>Reports page (intranet/domain/VPN gated)</w:t>
+            </w:r>
+          </w:p>
+        </w:tc>
+      </w:tr>
+    </w:tbl>
     <w:p/>
     <w:p>
       <w:pPr>
@@ -4504,7 +4476,7 @@
           </w:tcPr>
           <w:p>
             <w:r>
-              <w:t>`/hr`</w:t>
+              <w:t>/hr</w:t>
             </w:r>
           </w:p>
         </w:tc>
@@ -4536,7 +4508,7 @@
           </w:tcPr>
           <w:p>
             <w:r>
-              <w:t>`/hr/cases/{reference}`</w:t>
+              <w:t>/hr/cases/{reference}</w:t>
             </w:r>
           </w:p>
         </w:tc>
@@ -4568,7 +4540,7 @@
           </w:tcPr>
           <w:p>
             <w:r>
-              <w:t>`/hr/dashboard`</w:t>
+              <w:t>/hr/dashboard</w:t>
             </w:r>
           </w:p>
         </w:tc>
@@ -4600,7 +4572,7 @@
           </w:tcPr>
           <w:p>
             <w:r>
-              <w:t>`/hr/categories`</w:t>
+              <w:t>/hr/categories</w:t>
             </w:r>
           </w:p>
         </w:tc>
@@ -4632,7 +4604,7 @@
           </w:tcPr>
           <w:p>
             <w:r>
-              <w:t>`/hr/statuses`</w:t>
+              <w:t>/hr/statuses</w:t>
             </w:r>
           </w:p>
         </w:tc>
@@ -4654,27 +4626,27 @@
           </w:tcPr>
           <w:p>
             <w:r>
-              <w:t>POST</w:t>
-            </w:r>
-          </w:p>
-        </w:tc>
-        <w:tc>
-          <w:tcPr>
-            <w:tcW w:type="dxa" w:w="2880"/>
-          </w:tcPr>
-          <w:p>
-            <w:r>
-              <w:t>`/api/hr/login`</w:t>
-            </w:r>
-          </w:p>
-        </w:tc>
-        <w:tc>
-          <w:tcPr>
-            <w:tcW w:type="dxa" w:w="2880"/>
-          </w:tcPr>
-          <w:p>
-            <w:r>
-              <w:t>Authenticate HR user, returns JWT</w:t>
+              <w:t>GET</w:t>
+            </w:r>
+          </w:p>
+        </w:tc>
+        <w:tc>
+          <w:tcPr>
+            <w:tcW w:type="dxa" w:w="2880"/>
+          </w:tcPr>
+          <w:p>
+            <w:r>
+              <w:t>/hr/stages</w:t>
+            </w:r>
+          </w:p>
+        </w:tc>
+        <w:tc>
+          <w:tcPr>
+            <w:tcW w:type="dxa" w:w="2880"/>
+          </w:tcPr>
+          <w:p>
+            <w:r>
+              <w:t>Manage stages (HTML)</w:t>
             </w:r>
           </w:p>
         </w:tc>
@@ -4696,17 +4668,17 @@
           </w:tcPr>
           <w:p>
             <w:r>
-              <w:t>`/api/hr/logout`</w:t>
-            </w:r>
-          </w:p>
-        </w:tc>
-        <w:tc>
-          <w:tcPr>
-            <w:tcW w:type="dxa" w:w="2880"/>
-          </w:tcPr>
-          <w:p>
-            <w:r>
-              <w:t>Invalidate session</w:t>
+              <w:t>/api/hr/login</w:t>
+            </w:r>
+          </w:p>
+        </w:tc>
+        <w:tc>
+          <w:tcPr>
+            <w:tcW w:type="dxa" w:w="2880"/>
+          </w:tcPr>
+          <w:p>
+            <w:r>
+              <w:t>Authenticate HR user, returns JWT</w:t>
             </w:r>
           </w:p>
         </w:tc>
@@ -4718,27 +4690,27 @@
           </w:tcPr>
           <w:p>
             <w:r>
-              <w:t>GET</w:t>
-            </w:r>
-          </w:p>
-        </w:tc>
-        <w:tc>
-          <w:tcPr>
-            <w:tcW w:type="dxa" w:w="2880"/>
-          </w:tcPr>
-          <w:p>
-            <w:r>
-              <w:t>`/api/hr/me`</w:t>
-            </w:r>
-          </w:p>
-        </w:tc>
-        <w:tc>
-          <w:tcPr>
-            <w:tcW w:type="dxa" w:w="2880"/>
-          </w:tcPr>
-          <w:p>
-            <w:r>
-              <w:t>Current authenticated user profile</w:t>
+              <w:t>POST</w:t>
+            </w:r>
+          </w:p>
+        </w:tc>
+        <w:tc>
+          <w:tcPr>
+            <w:tcW w:type="dxa" w:w="2880"/>
+          </w:tcPr>
+          <w:p>
+            <w:r>
+              <w:t>/api/hr/logout</w:t>
+            </w:r>
+          </w:p>
+        </w:tc>
+        <w:tc>
+          <w:tcPr>
+            <w:tcW w:type="dxa" w:w="2880"/>
+          </w:tcPr>
+          <w:p>
+            <w:r>
+              <w:t>Invalidate session</w:t>
             </w:r>
           </w:p>
         </w:tc>
@@ -4760,17 +4732,17 @@
           </w:tcPr>
           <w:p>
             <w:r>
-              <w:t>`/api/hr/cases`</w:t>
-            </w:r>
-          </w:p>
-        </w:tc>
-        <w:tc>
-          <w:tcPr>
-            <w:tcW w:type="dxa" w:w="2880"/>
-          </w:tcPr>
-          <w:p>
-            <w:r>
-              <w:t>List all feedback cases (filterable, paged)</w:t>
+              <w:t>/api/hr/me</w:t>
+            </w:r>
+          </w:p>
+        </w:tc>
+        <w:tc>
+          <w:tcPr>
+            <w:tcW w:type="dxa" w:w="2880"/>
+          </w:tcPr>
+          <w:p>
+            <w:r>
+              <w:t>Current authenticated user profile</w:t>
             </w:r>
           </w:p>
         </w:tc>
@@ -4792,17 +4764,17 @@
           </w:tcPr>
           <w:p>
             <w:r>
-              <w:t>`/api/hr/cases/{reference}`</w:t>
-            </w:r>
-          </w:p>
-        </w:tc>
-        <w:tc>
-          <w:tcPr>
-            <w:tcW w:type="dxa" w:w="2880"/>
-          </w:tcPr>
-          <w:p>
-            <w:r>
-              <w:t>Full case detail</w:t>
+              <w:t>/api/hr/cases</w:t>
+            </w:r>
+          </w:p>
+        </w:tc>
+        <w:tc>
+          <w:tcPr>
+            <w:tcW w:type="dxa" w:w="2880"/>
+          </w:tcPr>
+          <w:p>
+            <w:r>
+              <w:t>List all feedback cases (filterable, paged)</w:t>
             </w:r>
           </w:p>
         </w:tc>
@@ -4814,27 +4786,27 @@
           </w:tcPr>
           <w:p>
             <w:r>
-              <w:t>POST</w:t>
-            </w:r>
-          </w:p>
-        </w:tc>
-        <w:tc>
-          <w:tcPr>
-            <w:tcW w:type="dxa" w:w="2880"/>
-          </w:tcPr>
-          <w:p>
-            <w:r>
-              <w:t>`/api/hr/cases/{reference}`</w:t>
-            </w:r>
-          </w:p>
-        </w:tc>
-        <w:tc>
-          <w:tcPr>
-            <w:tcW w:type="dxa" w:w="2880"/>
-          </w:tcPr>
-          <w:p>
-            <w:r>
-              <w:t>Update case (status, priority, notes, etc.)</w:t>
+              <w:t>GET</w:t>
+            </w:r>
+          </w:p>
+        </w:tc>
+        <w:tc>
+          <w:tcPr>
+            <w:tcW w:type="dxa" w:w="2880"/>
+          </w:tcPr>
+          <w:p>
+            <w:r>
+              <w:t>/api/hr/cases/{reference}</w:t>
+            </w:r>
+          </w:p>
+        </w:tc>
+        <w:tc>
+          <w:tcPr>
+            <w:tcW w:type="dxa" w:w="2880"/>
+          </w:tcPr>
+          <w:p>
+            <w:r>
+              <w:t>Full case detail</w:t>
             </w:r>
           </w:p>
         </w:tc>
@@ -4846,27 +4818,27 @@
           </w:tcPr>
           <w:p>
             <w:r>
-              <w:t>GET</w:t>
-            </w:r>
-          </w:p>
-        </w:tc>
-        <w:tc>
-          <w:tcPr>
-            <w:tcW w:type="dxa" w:w="2880"/>
-          </w:tcPr>
-          <w:p>
-            <w:r>
-              <w:t>`/api/hr/dashboard/trends`</w:t>
-            </w:r>
-          </w:p>
-        </w:tc>
-        <w:tc>
-          <w:tcPr>
-            <w:tcW w:type="dxa" w:w="2880"/>
-          </w:tcPr>
-          <w:p>
-            <w:r>
-              <w:t>Quarterly category trends + frequency summary</w:t>
+              <w:t>POST</w:t>
+            </w:r>
+          </w:p>
+        </w:tc>
+        <w:tc>
+          <w:tcPr>
+            <w:tcW w:type="dxa" w:w="2880"/>
+          </w:tcPr>
+          <w:p>
+            <w:r>
+              <w:t>/api/hr/cases/{reference}</w:t>
+            </w:r>
+          </w:p>
+        </w:tc>
+        <w:tc>
+          <w:tcPr>
+            <w:tcW w:type="dxa" w:w="2880"/>
+          </w:tcPr>
+          <w:p>
+            <w:r>
+              <w:t>Update case (status, priority, notes, etc.)</w:t>
             </w:r>
           </w:p>
         </w:tc>
@@ -4878,27 +4850,27 @@
           </w:tcPr>
           <w:p>
             <w:r>
-              <w:t>GET/POST/PUT/DELETE</w:t>
-            </w:r>
-          </w:p>
-        </w:tc>
-        <w:tc>
-          <w:tcPr>
-            <w:tcW w:type="dxa" w:w="2880"/>
-          </w:tcPr>
-          <w:p>
-            <w:r>
-              <w:t>`/api/hr/categories`</w:t>
-            </w:r>
-          </w:p>
-        </w:tc>
-        <w:tc>
-          <w:tcPr>
-            <w:tcW w:type="dxa" w:w="2880"/>
-          </w:tcPr>
-          <w:p>
-            <w:r>
-              <w:t>CRUD for feedback categories</w:t>
+              <w:t>GET</w:t>
+            </w:r>
+          </w:p>
+        </w:tc>
+        <w:tc>
+          <w:tcPr>
+            <w:tcW w:type="dxa" w:w="2880"/>
+          </w:tcPr>
+          <w:p>
+            <w:r>
+              <w:t>/api/hr/personnel</w:t>
+            </w:r>
+          </w:p>
+        </w:tc>
+        <w:tc>
+          <w:tcPr>
+            <w:tcW w:type="dxa" w:w="2880"/>
+          </w:tcPr>
+          <w:p>
+            <w:r>
+              <w:t>List assignable HR/Ethics personnel</w:t>
             </w:r>
           </w:p>
         </w:tc>
@@ -4910,27 +4882,27 @@
           </w:tcPr>
           <w:p>
             <w:r>
-              <w:t>GET/POST/PUT/DELETE</w:t>
-            </w:r>
-          </w:p>
-        </w:tc>
-        <w:tc>
-          <w:tcPr>
-            <w:tcW w:type="dxa" w:w="2880"/>
-          </w:tcPr>
-          <w:p>
-            <w:r>
-              <w:t>`/api/hr/statuses`</w:t>
-            </w:r>
-          </w:p>
-        </w:tc>
-        <w:tc>
-          <w:tcPr>
-            <w:tcW w:type="dxa" w:w="2880"/>
-          </w:tcPr>
-          <w:p>
-            <w:r>
-              <w:t>CRUD for workflow statuses</w:t>
+              <w:t>GET</w:t>
+            </w:r>
+          </w:p>
+        </w:tc>
+        <w:tc>
+          <w:tcPr>
+            <w:tcW w:type="dxa" w:w="2880"/>
+          </w:tcPr>
+          <w:p>
+            <w:r>
+              <w:t>/api/hr/dashboard/trends</w:t>
+            </w:r>
+          </w:p>
+        </w:tc>
+        <w:tc>
+          <w:tcPr>
+            <w:tcW w:type="dxa" w:w="2880"/>
+          </w:tcPr>
+          <w:p>
+            <w:r>
+              <w:t>Quarterly category trends + frequency summary</w:t>
             </w:r>
           </w:p>
         </w:tc>
@@ -4952,17 +4924,17 @@
           </w:tcPr>
           <w:p>
             <w:r>
-              <w:t>`/api/hr/stages`</w:t>
-            </w:r>
-          </w:p>
-        </w:tc>
-        <w:tc>
-          <w:tcPr>
-            <w:tcW w:type="dxa" w:w="2880"/>
-          </w:tcPr>
-          <w:p>
-            <w:r>
-              <w:t>CRUD for workflow stages</w:t>
+              <w:t>/api/hr/categories</w:t>
+            </w:r>
+          </w:p>
+        </w:tc>
+        <w:tc>
+          <w:tcPr>
+            <w:tcW w:type="dxa" w:w="2880"/>
+          </w:tcPr>
+          <w:p>
+            <w:r>
+              <w:t>CRUD for feedback categories</w:t>
             </w:r>
           </w:p>
         </w:tc>
@@ -4974,27 +4946,27 @@
           </w:tcPr>
           <w:p>
             <w:r>
-              <w:t>GET</w:t>
-            </w:r>
-          </w:p>
-        </w:tc>
-        <w:tc>
-          <w:tcPr>
-            <w:tcW w:type="dxa" w:w="2880"/>
-          </w:tcPr>
-          <w:p>
-            <w:r>
-              <w:t>`/api/docs`</w:t>
-            </w:r>
-          </w:p>
-        </w:tc>
-        <w:tc>
-          <w:tcPr>
-            <w:tcW w:type="dxa" w:w="2880"/>
-          </w:tcPr>
-          <w:p>
-            <w:r>
-              <w:t>API documentation page (HTML)</w:t>
+              <w:t>GET/POST/PUT/DELETE</w:t>
+            </w:r>
+          </w:p>
+        </w:tc>
+        <w:tc>
+          <w:tcPr>
+            <w:tcW w:type="dxa" w:w="2880"/>
+          </w:tcPr>
+          <w:p>
+            <w:r>
+              <w:t>/api/hr/statuses</w:t>
+            </w:r>
+          </w:p>
+        </w:tc>
+        <w:tc>
+          <w:tcPr>
+            <w:tcW w:type="dxa" w:w="2880"/>
+          </w:tcPr>
+          <w:p>
+            <w:r>
+              <w:t>CRUD for workflow statuses</w:t>
             </w:r>
           </w:p>
         </w:tc>
@@ -5006,34 +4978,32 @@
           </w:tcPr>
           <w:p>
             <w:r>
-              <w:t>GET</w:t>
-            </w:r>
-          </w:p>
-        </w:tc>
-        <w:tc>
-          <w:tcPr>
-            <w:tcW w:type="dxa" w:w="2880"/>
-          </w:tcPr>
-          <w:p>
-            <w:r>
-              <w:t>`/api/openapi.json`</w:t>
-            </w:r>
-          </w:p>
-        </w:tc>
-        <w:tc>
-          <w:tcPr>
-            <w:tcW w:type="dxa" w:w="2880"/>
-          </w:tcPr>
-          <w:p>
-            <w:r>
-              <w:t>OpenAPI 3.0 specification (JSON)</w:t>
+              <w:t>GET/POST/PUT/DELETE</w:t>
+            </w:r>
+          </w:p>
+        </w:tc>
+        <w:tc>
+          <w:tcPr>
+            <w:tcW w:type="dxa" w:w="2880"/>
+          </w:tcPr>
+          <w:p>
+            <w:r>
+              <w:t>/api/hr/stages</w:t>
+            </w:r>
+          </w:p>
+        </w:tc>
+        <w:tc>
+          <w:tcPr>
+            <w:tcW w:type="dxa" w:w="2880"/>
+          </w:tcPr>
+          <w:p>
+            <w:r>
+              <w:t>CRUD for workflow stages</w:t>
             </w:r>
           </w:p>
         </w:tc>
       </w:tr>
     </w:tbl>
-    <w:p/>
-    <w:p/>
     <w:p/>
     <w:p/>
     <w:p>
@@ -5060,151 +5030,33 @@
           <w:rFonts w:ascii="Consolas" w:hAnsi="Consolas"/>
           <w:sz w:val="20"/>
         </w:rPr>
-        <w:t>POST /api/hr/login</w:t>
-      </w:r>
-    </w:p>
-    <w:p>
-      <w:r>
-        <w:rPr>
-          <w:rFonts w:ascii="Consolas" w:hAnsi="Consolas"/>
-          <w:sz w:val="20"/>
-        </w:rPr>
-        <w:t xml:space="preserve">      │</w:t>
-      </w:r>
-    </w:p>
-    <w:p>
-      <w:r>
-        <w:rPr>
-          <w:rFonts w:ascii="Consolas" w:hAnsi="Consolas"/>
-          <w:sz w:val="20"/>
-        </w:rPr>
-        <w:t xml:space="preserve">      ├── 1. Rate-limit check — max 5 failed attempts per IP per 15 minutes</w:t>
-      </w:r>
-    </w:p>
-    <w:p>
-      <w:r>
-        <w:rPr>
-          <w:rFonts w:ascii="Consolas" w:hAnsi="Consolas"/>
-          <w:sz w:val="20"/>
-        </w:rPr>
-        <w:t xml:space="preserve">      │</w:t>
-      </w:r>
-    </w:p>
-    <w:p>
-      <w:r>
-        <w:rPr>
-          <w:rFonts w:ascii="Consolas" w:hAnsi="Consolas"/>
-          <w:sz w:val="20"/>
-        </w:rPr>
-        <w:t xml:space="preserve">      ├── 2. Hybrid authentication (controlled by HR_AUTH_MODE env var):</w:t>
-      </w:r>
-    </w:p>
-    <w:p>
-      <w:r>
-        <w:rPr>
-          <w:rFonts w:ascii="Consolas" w:hAnsi="Consolas"/>
-          <w:sz w:val="20"/>
-        </w:rPr>
-        <w:t xml:space="preserve">      │       ├── "ldap"   — LDAP/AD only</w:t>
-      </w:r>
-    </w:p>
-    <w:p>
-      <w:r>
-        <w:rPr>
-          <w:rFonts w:ascii="Consolas" w:hAnsi="Consolas"/>
-          <w:sz w:val="20"/>
-        </w:rPr>
-        <w:t xml:space="preserve">      │       ├── "local"  — database users table only</w:t>
-      </w:r>
-    </w:p>
-    <w:p>
-      <w:r>
-        <w:rPr>
-          <w:rFonts w:ascii="Consolas" w:hAnsi="Consolas"/>
-          <w:sz w:val="20"/>
-        </w:rPr>
-        <w:t xml:space="preserve">      │       └── "hybrid" — try LDAP first, fall back to database</w:t>
-      </w:r>
-    </w:p>
-    <w:p>
-      <w:r>
-        <w:rPr>
-          <w:rFonts w:ascii="Consolas" w:hAnsi="Consolas"/>
-          <w:sz w:val="20"/>
-        </w:rPr>
-        <w:t xml:space="preserve">      │</w:t>
-      </w:r>
-    </w:p>
-    <w:p>
-      <w:r>
-        <w:rPr>
-          <w:rFonts w:ascii="Consolas" w:hAnsi="Consolas"/>
-          <w:sz w:val="20"/>
-        </w:rPr>
-        <w:t xml:space="preserve">      ├── 3. On success:</w:t>
-      </w:r>
-    </w:p>
-    <w:p>
-      <w:r>
-        <w:rPr>
-          <w:rFonts w:ascii="Consolas" w:hAnsi="Consolas"/>
-          <w:sz w:val="20"/>
-        </w:rPr>
-        <w:t xml:space="preserve">      │       ├── Issue JWT (HS256, 24-hour expiry)</w:t>
-      </w:r>
-    </w:p>
-    <w:p>
-      <w:r>
-        <w:rPr>
-          <w:rFonts w:ascii="Consolas" w:hAnsi="Consolas"/>
-          <w:sz w:val="20"/>
-        </w:rPr>
-        <w:t xml:space="preserve">      │       │   Payload: { user_id, email, name, role, iat, exp }</w:t>
-      </w:r>
-    </w:p>
-    <w:p>
-      <w:r>
-        <w:rPr>
-          <w:rFonts w:ascii="Consolas" w:hAnsi="Consolas"/>
-          <w:sz w:val="20"/>
-        </w:rPr>
-        <w:t xml:space="preserve">      │       └── Return token to client</w:t>
-      </w:r>
-    </w:p>
-    <w:p>
-      <w:r>
-        <w:rPr>
-          <w:rFonts w:ascii="Consolas" w:hAnsi="Consolas"/>
-          <w:sz w:val="20"/>
-        </w:rPr>
-        <w:t xml:space="preserve">      │</w:t>
-      </w:r>
-    </w:p>
-    <w:p>
-      <w:r>
-        <w:rPr>
-          <w:rFonts w:ascii="Consolas" w:hAnsi="Consolas"/>
-          <w:sz w:val="20"/>
-        </w:rPr>
-        <w:t xml:space="preserve">      └── 4. Client stores JWT in localStorage</w:t>
-      </w:r>
-    </w:p>
-    <w:p>
-      <w:r>
-        <w:rPr>
-          <w:rFonts w:ascii="Consolas" w:hAnsi="Consolas"/>
-          <w:sz w:val="20"/>
-        </w:rPr>
-        <w:t xml:space="preserve">              └── All subsequent HR API calls include:</w:t>
-      </w:r>
-    </w:p>
-    <w:p>
-      <w:r>
-        <w:rPr>
-          <w:rFonts w:ascii="Consolas" w:hAnsi="Consolas"/>
-          <w:sz w:val="20"/>
-        </w:rPr>
-        <w:t xml:space="preserve">                  Authorization: Bearer &lt;token&gt;</w:t>
+        <w:t>flowchart TD</w:t>
+        <w:br/>
+        <w:t xml:space="preserve">  A[POST /api/hr/login] --&gt; B[Rate-limit check: max 5 failed attempts per IP per 15 minutes]</w:t>
+        <w:br/>
+        <w:t xml:space="preserve">  B --&gt; C{HR_AUTH_MODE}</w:t>
+        <w:br/>
+        <w:t xml:space="preserve">  C --&gt;|ldap| D[LDAP/AD authentication only]</w:t>
+        <w:br/>
+        <w:t xml:space="preserve">  C --&gt;|local| E[Local users table authentication only]</w:t>
+        <w:br/>
+        <w:t xml:space="preserve">  C --&gt;|hybrid| F[Try local database then fallback to LDAP]</w:t>
+        <w:br/>
+        <w:t xml:space="preserve">  D --&gt; G{Authenticated?}</w:t>
+        <w:br/>
+        <w:t xml:space="preserve">  E --&gt; G</w:t>
+        <w:br/>
+        <w:t xml:space="preserve">  F --&gt; G</w:t>
+        <w:br/>
+        <w:t xml:space="preserve">  G --&gt;|No| H[Return auth error]</w:t>
+        <w:br/>
+        <w:t xml:space="preserve">  G --&gt;|Yes| I[Issue JWT HS256 with 24-hour expiry]</w:t>
+        <w:br/>
+        <w:t xml:space="preserve">  I --&gt; J[Return token and user profile]</w:t>
+        <w:br/>
+        <w:t xml:space="preserve">  J --&gt; K[Client stores token in localStorage]</w:t>
+        <w:br/>
+        <w:t xml:space="preserve">  K --&gt; L[Subsequent HR API calls include Authorization Bearer token]</w:t>
       </w:r>
     </w:p>
     <w:p/>
@@ -5219,29 +5071,35 @@
     <w:p/>
     <w:p>
       <w:r>
-        <w:t>The `LdapAuthService` supports two bind strategies:</w:t>
+        <w:t>The LdapAuthService supports two bind strategies:</w:t>
       </w:r>
     </w:p>
     <w:p>
+      <w:pPr>
+        <w:pStyle w:val="ListNumber"/>
+      </w:pPr>
       <w:r>
-        <w:t>1. **Service account bind** — Binds with a service account, searches the user DN in the subtree, then verifies credentials with a second bind as that user.</w:t>
+        <w:t>Service account bind — Binds with a service account, searches the user DN in the subtree, then verifies credentials with a second bind as that user.</w:t>
       </w:r>
     </w:p>
     <w:p>
+      <w:pPr>
+        <w:pStyle w:val="ListNumber"/>
+      </w:pPr>
       <w:r>
-        <w:t>2. **Direct bind** — Attempts to bind directly using `LDAP_BIND_PATTERN` (e.g., `%s@domain.com`).</w:t>
+        <w:t>Direct bind — Attempts to bind directly using LDAP_BIND_PATTERN (e.g., %s@domain.com).</w:t>
       </w:r>
     </w:p>
     <w:p/>
     <w:p>
       <w:r>
-        <w:t>Role assignment from LDAP is determined by group membership (`LDAP_HR_GROUPS`, `LDAP_IS_GROUPS`), OU (`LDAP_HR_OUS`, `LDAP_IS_OUS`), or department (`LDAP_HR_DEPARTMENTS`, `LDAP_IS_DEPARTMENTS`).</w:t>
+        <w:t>Role assignment from LDAP is determined by group membership (LDAP_HR_GROUPS, LDAP_IS_GROUPS), OU (LDAP_HR_OUS, LDAP_IS_OUS), or department (LDAP_HR_DEPARTMENTS, LDAP_IS_DEPARTMENTS).</w:t>
       </w:r>
     </w:p>
     <w:p/>
     <w:p>
       <w:r>
-        <w:t>TLS (`STARTTLS`) is supported and configured via `LDAP_USE_TLS=true`.</w:t>
+        <w:t>TLS (STARTTLS) is supported and configured via LDAP_USE_TLS=true.</w:t>
       </w:r>
     </w:p>
     <w:p/>
@@ -5256,30 +5114,41 @@
     <w:p/>
     <w:p>
       <w:r>
-        <w:t>Every HR API controller calls `Authorization::authenticate()` which:</w:t>
+        <w:t>Every HR API controller calls Authorization::authenticate() which:</w:t>
       </w:r>
     </w:p>
     <w:p>
+      <w:pPr>
+        <w:pStyle w:val="ListNumber"/>
+      </w:pPr>
       <w:r>
-        <w:t>1. Extracts the `Bearer` token from the `Authorization` header</w:t>
+        <w:t>Extracts the Bearer token from the Authorization header</w:t>
       </w:r>
     </w:p>
     <w:p>
+      <w:pPr>
+        <w:pStyle w:val="ListNumber"/>
+      </w:pPr>
       <w:r>
-        <w:t>2. Verifies the HMAC-SHA256 signature using the configured `JWT_SECRET`</w:t>
+        <w:t>Verifies the HMAC-SHA256 signature using the configured JWT_SECRET</w:t>
       </w:r>
     </w:p>
     <w:p>
+      <w:pPr>
+        <w:pStyle w:val="ListNumber"/>
+      </w:pPr>
       <w:r>
-        <w:t>3. Checks the `exp` claim against the current time</w:t>
+        <w:t>Checks the exp claim against the current time</w:t>
       </w:r>
     </w:p>
     <w:p>
+      <w:pPr>
+        <w:pStyle w:val="ListNumber"/>
+      </w:pPr>
       <w:r>
-        <w:t>4. Populates the `Authorization` service with the decoded user payload</w:t>
+        <w:t>Populates the Authorization service with the decoded user payload</w:t>
       </w:r>
     </w:p>
-    <w:p/>
     <w:p/>
     <w:p/>
     <w:p>
@@ -5298,31 +5167,45 @@
     </w:p>
     <w:p/>
     <w:p>
+      <w:pPr>
+        <w:pStyle w:val="ListBullet"/>
+      </w:pPr>
       <w:r>
-        <w:t>- No session, cookie, IP address, user agent, or browser fingerprint is stored against a submission</w:t>
+        <w:t>No direct user identity is stored against anonymous submissions in feedbacks</w:t>
       </w:r>
     </w:p>
     <w:p>
+      <w:pPr>
+        <w:pStyle w:val="ListBullet"/>
+      </w:pPr>
       <w:r>
-        <w:t>- The `feedbacks` table has no user identifier column</w:t>
+        <w:t>The feedbacks table has no user identifier column</w:t>
       </w:r>
     </w:p>
     <w:p>
+      <w:pPr>
+        <w:pStyle w:val="ListBullet"/>
+      </w:pPr>
       <w:r>
-        <w:t>- The only link back to a submission is the reference number, which is randomly generated (`bin2hex(random_bytes(3))`) and only shown once to the submitter</w:t>
+        <w:t>The only link back to a submission is the reference number, which is randomly generated (bin2hex(random_bytes(3))) and only shown once to the submitter</w:t>
       </w:r>
     </w:p>
     <w:p>
+      <w:pPr>
+        <w:pStyle w:val="ListBullet"/>
+      </w:pPr>
       <w:r>
-        <w:t>- `internal_notes` are never returned by any public API endpoint</w:t>
+        <w:t>internal_notes are never returned by any public API endpoint</w:t>
       </w:r>
     </w:p>
     <w:p>
+      <w:pPr>
+        <w:pStyle w:val="ListBullet"/>
+      </w:pPr>
       <w:r>
-        <w:t>- File downloads via `/api/attachments/{id}` serve by ID only — no path traversal is possible as `stored_name` is used with `basename()`</w:t>
+        <w:t>File downloads via /api/attachments/{id} serve by ID only — no path traversal is possible as stored_name is used with basename()</w:t>
       </w:r>
     </w:p>
-    <w:p/>
     <w:p/>
     <w:p/>
     <w:p>
@@ -5335,26 +5218,53 @@
     </w:p>
     <w:p/>
     <w:p>
+      <w:pPr>
+        <w:pStyle w:val="ListBullet"/>
+      </w:pPr>
       <w:r>
-        <w:t>- Accepted MIME types are validated server-side (PDF, Word documents, images)</w:t>
+        <w:t>Accepted MIME types are validated server-side (documents, images, audio, video, archives)</w:t>
       </w:r>
     </w:p>
     <w:p>
+      <w:pPr>
+        <w:pStyle w:val="ListBullet"/>
+      </w:pPr>
       <w:r>
-        <w:t>- Files are stored in the `/uploads/` directory using a randomised `stored_name`</w:t>
+        <w:t>Mixed-format multiple attachments are supported in a single submission</w:t>
       </w:r>
     </w:p>
     <w:p>
+      <w:pPr>
+        <w:pStyle w:val="ListBullet"/>
+      </w:pPr>
       <w:r>
-        <w:t>- The `/uploads/` path is blocked at the front controller level (HTTP 403) — files can only be downloaded via `/api/attachments/{id}`</w:t>
+        <w:t>Per-file size limit is 25MB</w:t>
       </w:r>
     </w:p>
     <w:p>
+      <w:pPr>
+        <w:pStyle w:val="ListBullet"/>
+      </w:pPr>
       <w:r>
-        <w:t>- Attachment records are linked to either a `report_id` or a `report_update_id` (not both)</w:t>
+        <w:t>Files are stored in a private attachments storage path (default: anonymous_feedback_private_uploads/) using a randomised stored_name</w:t>
       </w:r>
     </w:p>
-    <w:p/>
+    <w:p>
+      <w:pPr>
+        <w:pStyle w:val="ListBullet"/>
+      </w:pPr>
+      <w:r>
+        <w:t>The /uploads/ path is blocked at the front controller level (HTTP 403) — files can only be downloaded via /api/attachments/{id}</w:t>
+      </w:r>
+    </w:p>
+    <w:p>
+      <w:pPr>
+        <w:pStyle w:val="ListBullet"/>
+      </w:pPr>
+      <w:r>
+        <w:t>Attachment records are linked to either a feedback_id or a report_update_id (not both)</w:t>
+      </w:r>
+    </w:p>
     <w:p/>
     <w:p/>
     <w:p>
@@ -5424,7 +5334,7 @@
           </w:tcPr>
           <w:p>
             <w:r>
-              <w:t>All active HR users (role = `hr`); falls back to `HR_NOTIFICATION_EMAIL` env var</w:t>
+              <w:t>All active HR users (role = hr); falls back to HR_NOTIFICATION_EMAIL env var</w:t>
             </w:r>
           </w:p>
         </w:tc>
@@ -5452,7 +5362,6 @@
         </w:tc>
       </w:tr>
     </w:tbl>
-    <w:p/>
     <w:p/>
     <w:p>
       <w:pPr>
@@ -5465,17 +5374,23 @@
     <w:p/>
     <w:p>
       <w:r>
-        <w:t>The script `scripts/process_notifications.php` must be run by an external scheduler (Linux cron or Windows Task Scheduler — recommended: every hour). It is **not** called on web requests. It identifies reports that:</w:t>
+        <w:t>The script scripts/process_notifications.php must be run by an external scheduler (Linux cron or Windows Task Scheduler — recommended: every hour). It is not called on web requests. It identifies reports that:</w:t>
       </w:r>
     </w:p>
     <w:p>
+      <w:pPr>
+        <w:pStyle w:val="ListBullet"/>
+      </w:pPr>
       <w:r>
-        <w:t>- Have not been acknowledged after a configurable number of hours</w:t>
+        <w:t>Have not been acknowledged after a configurable number of hours</w:t>
       </w:r>
     </w:p>
     <w:p>
+      <w:pPr>
+        <w:pStyle w:val="ListBullet"/>
+      </w:pPr>
       <w:r>
-        <w:t>- Have not already received a notification of that `kind` (deduplication via `notifications` table)</w:t>
+        <w:t>Have not already received a notification of that kind (deduplication via notifications table)</w:t>
       </w:r>
     </w:p>
     <w:p/>
@@ -5539,17 +5454,17 @@
           </w:tcPr>
           <w:p>
             <w:r>
-              <w:t>`reminder_48h`</w:t>
-            </w:r>
-          </w:p>
-        </w:tc>
-        <w:tc>
-          <w:tcPr>
-            <w:tcW w:type="dxa" w:w="2880"/>
-          </w:tcPr>
-          <w:p>
-            <w:r>
-              <w:t>HR users (role = `hr`)</w:t>
+              <w:t>reminder_48h</w:t>
+            </w:r>
+          </w:p>
+        </w:tc>
+        <w:tc>
+          <w:tcPr>
+            <w:tcW w:type="dxa" w:w="2880"/>
+          </w:tcPr>
+          <w:p>
+            <w:r>
+              <w:t>HR users (role = hr)</w:t>
             </w:r>
           </w:p>
         </w:tc>
@@ -5571,27 +5486,26 @@
           </w:tcPr>
           <w:p>
             <w:r>
-              <w:t>`escalation_72h`</w:t>
-            </w:r>
-          </w:p>
-        </w:tc>
-        <w:tc>
-          <w:tcPr>
-            <w:tcW w:type="dxa" w:w="2880"/>
-          </w:tcPr>
-          <w:p>
-            <w:r>
-              <w:t>Ethics users (role = `ethics`)</w:t>
+              <w:t>escalation_72h</w:t>
+            </w:r>
+          </w:p>
+        </w:tc>
+        <w:tc>
+          <w:tcPr>
+            <w:tcW w:type="dxa" w:w="2880"/>
+          </w:tcPr>
+          <w:p>
+            <w:r>
+              <w:t>Ethics users (role = ethics)</w:t>
             </w:r>
           </w:p>
         </w:tc>
       </w:tr>
     </w:tbl>
     <w:p/>
-    <w:p/>
     <w:p>
       <w:r>
-        <w:t>**Dev override:** Set `DEV_NOTIFICATION_EMAIL` in `.env` to redirect all notification emails to a single address during development.</w:t>
+        <w:t>Dev override: Set DEV_NOTIFICATION_EMAIL in .env to redirect all notification emails to a single address during development.</w:t>
       </w:r>
     </w:p>
     <w:p/>
@@ -5606,25 +5520,33 @@
     <w:p/>
     <w:p>
       <w:r>
-        <w:t>`SmtpMailer` uses native PHP `stream_socket_client()` — no external libraries. It supports:</w:t>
+        <w:t>SmtpMailer uses native PHP stream_socket_client() — no external libraries. It supports:</w:t>
       </w:r>
     </w:p>
     <w:p>
+      <w:pPr>
+        <w:pStyle w:val="ListBullet"/>
+      </w:pPr>
       <w:r>
-        <w:t>- **STARTTLS** — port 587 (negotiated upgrade)</w:t>
+        <w:t>STARTTLS — port 587 (negotiated upgrade)</w:t>
       </w:r>
     </w:p>
     <w:p>
+      <w:pPr>
+        <w:pStyle w:val="ListBullet"/>
+      </w:pPr>
       <w:r>
-        <w:t>- **SMTPS** — port 465 (implicit SSL)</w:t>
+        <w:t>SMTPS — port 465 (implicit SSL)</w:t>
       </w:r>
     </w:p>
     <w:p>
+      <w:pPr>
+        <w:pStyle w:val="ListBullet"/>
+      </w:pPr>
       <w:r>
-        <w:t>- Multipart MIME messages with HTML + plain-text fallback</w:t>
+        <w:t>Multipart MIME messages with HTML + plain-text fallback</w:t>
       </w:r>
     </w:p>
-    <w:p/>
     <w:p/>
     <w:p/>
     <w:p>
@@ -5707,7 +5629,7 @@
           </w:tcPr>
           <w:p>
             <w:r>
-              <w:t>Output in views uses `htmlspecialchars()` / `escHtml()` in JS; CSP not yet implemented</w:t>
+              <w:t>Output in views uses htmlspecialchars() / escHtml() in JS; CSP not yet implemented</w:t>
             </w:r>
           </w:p>
         </w:tc>
@@ -5729,7 +5651,7 @@
           </w:tcPr>
           <w:p>
             <w:r>
-              <w:t>Not applicable — all state-changing operations require JWT authentication</w:t>
+              <w:t>Public anonymous endpoints exist; HR state-changing operations require JWT</w:t>
             </w:r>
           </w:p>
         </w:tc>
@@ -5751,7 +5673,7 @@
           </w:tcPr>
           <w:p>
             <w:r>
-              <w:t>`X-Frame-Options: DENY` header set on all responses</w:t>
+              <w:t>X-Frame-Options: DENY header set on all responses</w:t>
             </w:r>
           </w:p>
         </w:tc>
@@ -5773,7 +5695,7 @@
           </w:tcPr>
           <w:p>
             <w:r>
-              <w:t>`X-Content-Type-Options: nosniff` header</w:t>
+              <w:t>X-Content-Type-Options: nosniff header</w:t>
             </w:r>
           </w:p>
         </w:tc>
@@ -5795,7 +5717,7 @@
           </w:tcPr>
           <w:p>
             <w:r>
-              <w:t>Attachment downloads use `basename()` on stored filename; uploads directory blocked at front controller</w:t>
+              <w:t>Attachment downloads use basename() on stored filename; uploads directory blocked at front controller</w:t>
             </w:r>
           </w:p>
         </w:tc>
@@ -5817,7 +5739,7 @@
           </w:tcPr>
           <w:p>
             <w:r>
-              <w:t>`login_attempts` table tracks per-IP failures; lockout after 5 failures in 15 minutes</w:t>
+              <w:t>login_attempts table tracks per-IP failures; lockout after 5 failures in 15 minutes</w:t>
             </w:r>
           </w:p>
         </w:tc>
@@ -5839,7 +5761,7 @@
           </w:tcPr>
           <w:p>
             <w:r>
-              <w:t>Must be set via `JWT_SECRET` environment variable; application warns if default value is used</w:t>
+              <w:t>Must be set via JWT_SECRET environment variable; application warns if default value is used</w:t>
             </w:r>
           </w:p>
         </w:tc>
@@ -5861,7 +5783,7 @@
           </w:tcPr>
           <w:p>
             <w:r>
-              <w:t>`str_starts_with(path, '/uploads')` check in `index.php` returns HTTP 403</w:t>
+              <w:t>str_starts_with(path, '/uploads') check in index.php returns HTTP 403</w:t>
             </w:r>
           </w:p>
         </w:tc>
@@ -5883,14 +5805,12 @@
           </w:tcPr>
           <w:p>
             <w:r>
-              <w:t>Credentials passed directly to `ldap_bind()` — not used in LDAP search filter strings</w:t>
+              <w:t>Credentials passed directly to ldap_bind() — not used in LDAP search filter strings</w:t>
             </w:r>
           </w:p>
         </w:tc>
       </w:tr>
     </w:tbl>
-    <w:p/>
-    <w:p/>
     <w:p/>
     <w:p/>
     <w:p>
@@ -5904,7 +5824,7 @@
     <w:p/>
     <w:p>
       <w:r>
-        <w:t>All configuration is driven by environment variables loaded from a `.env` file. No credentials are stored in source code.</w:t>
+        <w:t>All configuration is driven by environment variables loaded from a .env file. No credentials are stored in source code.</w:t>
       </w:r>
     </w:p>
     <w:p/>
@@ -5958,7 +5878,7 @@
           </w:tcPr>
           <w:p>
             <w:r>
-              <w:t>`APP_NAME`</w:t>
+              <w:t>APP_NAME</w:t>
             </w:r>
           </w:p>
         </w:tc>
@@ -5978,7 +5898,7 @@
           </w:tcPr>
           <w:p>
             <w:r>
-              <w:t>`Anonymous Feedback Tool`</w:t>
+              <w:t>Anonymous Feedback Tool</w:t>
             </w:r>
           </w:p>
         </w:tc>
@@ -5990,27 +5910,27 @@
           </w:tcPr>
           <w:p>
             <w:r>
-              <w:t>`APP_MODE`</w:t>
-            </w:r>
-          </w:p>
-        </w:tc>
-        <w:tc>
-          <w:tcPr>
-            <w:tcW w:type="dxa" w:w="2880"/>
-          </w:tcPr>
-          <w:p>
-            <w:r>
-              <w:t>`public` or `full`</w:t>
-            </w:r>
-          </w:p>
-        </w:tc>
-        <w:tc>
-          <w:tcPr>
-            <w:tcW w:type="dxa" w:w="2880"/>
-          </w:tcPr>
-          <w:p>
-            <w:r>
-              <w:t>`full`</w:t>
+              <w:t>APP_MODE</w:t>
+            </w:r>
+          </w:p>
+        </w:tc>
+        <w:tc>
+          <w:tcPr>
+            <w:tcW w:type="dxa" w:w="2880"/>
+          </w:tcPr>
+          <w:p>
+            <w:r>
+              <w:t>public or full</w:t>
+            </w:r>
+          </w:p>
+        </w:tc>
+        <w:tc>
+          <w:tcPr>
+            <w:tcW w:type="dxa" w:w="2880"/>
+          </w:tcPr>
+          <w:p>
+            <w:r>
+              <w:t>full</w:t>
             </w:r>
           </w:p>
         </w:tc>
@@ -6022,7 +5942,7 @@
           </w:tcPr>
           <w:p>
             <w:r>
-              <w:t>`APP_BASE_URL`</w:t>
+              <w:t>APP_BASE_URL</w:t>
             </w:r>
           </w:p>
         </w:tc>
@@ -6042,7 +5962,7 @@
           </w:tcPr>
           <w:p>
             <w:r>
-              <w:t>`http://localhost:8000`</w:t>
+              <w:t>http://localhost:8000</w:t>
             </w:r>
           </w:p>
         </w:tc>
@@ -6054,27 +5974,27 @@
           </w:tcPr>
           <w:p>
             <w:r>
-              <w:t>`JWT_SECRET`</w:t>
-            </w:r>
-          </w:p>
-        </w:tc>
-        <w:tc>
-          <w:tcPr>
-            <w:tcW w:type="dxa" w:w="2880"/>
-          </w:tcPr>
-          <w:p>
-            <w:r>
-              <w:t>HMAC signing key — **must be changed in production**</w:t>
-            </w:r>
-          </w:p>
-        </w:tc>
-        <w:tc>
-          <w:tcPr>
-            <w:tcW w:type="dxa" w:w="2880"/>
-          </w:tcPr>
-          <w:p>
-            <w:r>
-              <w:t>insecure default</w:t>
+              <w:t>ATTACHMENTS_STORAGE_PATH</w:t>
+            </w:r>
+          </w:p>
+        </w:tc>
+        <w:tc>
+          <w:tcPr>
+            <w:tcW w:type="dxa" w:w="2880"/>
+          </w:tcPr>
+          <w:p>
+            <w:r>
+              <w:t>Absolute/relative private attachments directory</w:t>
+            </w:r>
+          </w:p>
+        </w:tc>
+        <w:tc>
+          <w:tcPr>
+            <w:tcW w:type="dxa" w:w="2880"/>
+          </w:tcPr>
+          <w:p>
+            <w:r>
+              <w:t>repo anonymous_feedback_private_uploads</w:t>
             </w:r>
           </w:p>
         </w:tc>
@@ -6086,27 +6006,27 @@
           </w:tcPr>
           <w:p>
             <w:r>
-              <w:t>`DB_HOST`</w:t>
-            </w:r>
-          </w:p>
-        </w:tc>
-        <w:tc>
-          <w:tcPr>
-            <w:tcW w:type="dxa" w:w="2880"/>
-          </w:tcPr>
-          <w:p>
-            <w:r>
-              <w:t>MySQL host</w:t>
-            </w:r>
-          </w:p>
-        </w:tc>
-        <w:tc>
-          <w:tcPr>
-            <w:tcW w:type="dxa" w:w="2880"/>
-          </w:tcPr>
-          <w:p>
-            <w:r>
-              <w:t>`127.0.0.1`</w:t>
+              <w:t>JWT_SECRET</w:t>
+            </w:r>
+          </w:p>
+        </w:tc>
+        <w:tc>
+          <w:tcPr>
+            <w:tcW w:type="dxa" w:w="2880"/>
+          </w:tcPr>
+          <w:p>
+            <w:r>
+              <w:t>HMAC signing key — must be changed in production</w:t>
+            </w:r>
+          </w:p>
+        </w:tc>
+        <w:tc>
+          <w:tcPr>
+            <w:tcW w:type="dxa" w:w="2880"/>
+          </w:tcPr>
+          <w:p>
+            <w:r>
+              <w:t>insecure default</w:t>
             </w:r>
           </w:p>
         </w:tc>
@@ -6118,27 +6038,27 @@
           </w:tcPr>
           <w:p>
             <w:r>
-              <w:t>`DB_PORT`</w:t>
-            </w:r>
-          </w:p>
-        </w:tc>
-        <w:tc>
-          <w:tcPr>
-            <w:tcW w:type="dxa" w:w="2880"/>
-          </w:tcPr>
-          <w:p>
-            <w:r>
-              <w:t>MySQL port</w:t>
-            </w:r>
-          </w:p>
-        </w:tc>
-        <w:tc>
-          <w:tcPr>
-            <w:tcW w:type="dxa" w:w="2880"/>
-          </w:tcPr>
-          <w:p>
-            <w:r>
-              <w:t>`3306`</w:t>
+              <w:t>DB_HOST</w:t>
+            </w:r>
+          </w:p>
+        </w:tc>
+        <w:tc>
+          <w:tcPr>
+            <w:tcW w:type="dxa" w:w="2880"/>
+          </w:tcPr>
+          <w:p>
+            <w:r>
+              <w:t>MySQL host</w:t>
+            </w:r>
+          </w:p>
+        </w:tc>
+        <w:tc>
+          <w:tcPr>
+            <w:tcW w:type="dxa" w:w="2880"/>
+          </w:tcPr>
+          <w:p>
+            <w:r>
+              <w:t>127.0.0.1</w:t>
             </w:r>
           </w:p>
         </w:tc>
@@ -6150,27 +6070,27 @@
           </w:tcPr>
           <w:p>
             <w:r>
-              <w:t>`DB_DATABASE`</w:t>
-            </w:r>
-          </w:p>
-        </w:tc>
-        <w:tc>
-          <w:tcPr>
-            <w:tcW w:type="dxa" w:w="2880"/>
-          </w:tcPr>
-          <w:p>
-            <w:r>
-              <w:t>Database name</w:t>
-            </w:r>
-          </w:p>
-        </w:tc>
-        <w:tc>
-          <w:tcPr>
-            <w:tcW w:type="dxa" w:w="2880"/>
-          </w:tcPr>
-          <w:p>
-            <w:r>
-              <w:t>`anonymous_feedback_tool`</w:t>
+              <w:t>DB_PORT</w:t>
+            </w:r>
+          </w:p>
+        </w:tc>
+        <w:tc>
+          <w:tcPr>
+            <w:tcW w:type="dxa" w:w="2880"/>
+          </w:tcPr>
+          <w:p>
+            <w:r>
+              <w:t>MySQL port</w:t>
+            </w:r>
+          </w:p>
+        </w:tc>
+        <w:tc>
+          <w:tcPr>
+            <w:tcW w:type="dxa" w:w="2880"/>
+          </w:tcPr>
+          <w:p>
+            <w:r>
+              <w:t>3306</w:t>
             </w:r>
           </w:p>
         </w:tc>
@@ -6182,27 +6102,27 @@
           </w:tcPr>
           <w:p>
             <w:r>
-              <w:t>`DB_USERNAME`</w:t>
-            </w:r>
-          </w:p>
-        </w:tc>
-        <w:tc>
-          <w:tcPr>
-            <w:tcW w:type="dxa" w:w="2880"/>
-          </w:tcPr>
-          <w:p>
-            <w:r>
-              <w:t>Database user</w:t>
-            </w:r>
-          </w:p>
-        </w:tc>
-        <w:tc>
-          <w:tcPr>
-            <w:tcW w:type="dxa" w:w="2880"/>
-          </w:tcPr>
-          <w:p>
-            <w:r>
-              <w:t>_(empty)_</w:t>
+              <w:t>DB_DATABASE</w:t>
+            </w:r>
+          </w:p>
+        </w:tc>
+        <w:tc>
+          <w:tcPr>
+            <w:tcW w:type="dxa" w:w="2880"/>
+          </w:tcPr>
+          <w:p>
+            <w:r>
+              <w:t>Database name</w:t>
+            </w:r>
+          </w:p>
+        </w:tc>
+        <w:tc>
+          <w:tcPr>
+            <w:tcW w:type="dxa" w:w="2880"/>
+          </w:tcPr>
+          <w:p>
+            <w:r>
+              <w:t>anonymous_feedback_tool</w:t>
             </w:r>
           </w:p>
         </w:tc>
@@ -6214,17 +6134,17 @@
           </w:tcPr>
           <w:p>
             <w:r>
-              <w:t>`DB_PASSWORD`</w:t>
-            </w:r>
-          </w:p>
-        </w:tc>
-        <w:tc>
-          <w:tcPr>
-            <w:tcW w:type="dxa" w:w="2880"/>
-          </w:tcPr>
-          <w:p>
-            <w:r>
-              <w:t>Database password</w:t>
+              <w:t>DB_USERNAME</w:t>
+            </w:r>
+          </w:p>
+        </w:tc>
+        <w:tc>
+          <w:tcPr>
+            <w:tcW w:type="dxa" w:w="2880"/>
+          </w:tcPr>
+          <w:p>
+            <w:r>
+              <w:t>Database user</w:t>
             </w:r>
           </w:p>
         </w:tc>
@@ -6246,27 +6166,27 @@
           </w:tcPr>
           <w:p>
             <w:r>
-              <w:t>`HR_AUTH_MODE`</w:t>
-            </w:r>
-          </w:p>
-        </w:tc>
-        <w:tc>
-          <w:tcPr>
-            <w:tcW w:type="dxa" w:w="2880"/>
-          </w:tcPr>
-          <w:p>
-            <w:r>
-              <w:t>`hybrid`, `ldap`, or `local`</w:t>
-            </w:r>
-          </w:p>
-        </w:tc>
-        <w:tc>
-          <w:tcPr>
-            <w:tcW w:type="dxa" w:w="2880"/>
-          </w:tcPr>
-          <w:p>
-            <w:r>
-              <w:t>`hybrid`</w:t>
+              <w:t>DB_PASSWORD</w:t>
+            </w:r>
+          </w:p>
+        </w:tc>
+        <w:tc>
+          <w:tcPr>
+            <w:tcW w:type="dxa" w:w="2880"/>
+          </w:tcPr>
+          <w:p>
+            <w:r>
+              <w:t>Database password</w:t>
+            </w:r>
+          </w:p>
+        </w:tc>
+        <w:tc>
+          <w:tcPr>
+            <w:tcW w:type="dxa" w:w="2880"/>
+          </w:tcPr>
+          <w:p>
+            <w:r>
+              <w:t>_(empty)_</w:t>
             </w:r>
           </w:p>
         </w:tc>
@@ -6278,27 +6198,27 @@
           </w:tcPr>
           <w:p>
             <w:r>
-              <w:t>`LDAP_HOST`</w:t>
-            </w:r>
-          </w:p>
-        </w:tc>
-        <w:tc>
-          <w:tcPr>
-            <w:tcW w:type="dxa" w:w="2880"/>
-          </w:tcPr>
-          <w:p>
-            <w:r>
-              <w:t>Active Directory / LDAP server</w:t>
-            </w:r>
-          </w:p>
-        </w:tc>
-        <w:tc>
-          <w:tcPr>
-            <w:tcW w:type="dxa" w:w="2880"/>
-          </w:tcPr>
-          <w:p>
-            <w:r>
-              <w:t>`localhost`</w:t>
+              <w:t>HR_AUTH_MODE</w:t>
+            </w:r>
+          </w:p>
+        </w:tc>
+        <w:tc>
+          <w:tcPr>
+            <w:tcW w:type="dxa" w:w="2880"/>
+          </w:tcPr>
+          <w:p>
+            <w:r>
+              <w:t>hybrid, ldap, or local</w:t>
+            </w:r>
+          </w:p>
+        </w:tc>
+        <w:tc>
+          <w:tcPr>
+            <w:tcW w:type="dxa" w:w="2880"/>
+          </w:tcPr>
+          <w:p>
+            <w:r>
+              <w:t>hybrid</w:t>
             </w:r>
           </w:p>
         </w:tc>
@@ -6310,27 +6230,27 @@
           </w:tcPr>
           <w:p>
             <w:r>
-              <w:t>`LDAP_PORT`</w:t>
-            </w:r>
-          </w:p>
-        </w:tc>
-        <w:tc>
-          <w:tcPr>
-            <w:tcW w:type="dxa" w:w="2880"/>
-          </w:tcPr>
-          <w:p>
-            <w:r>
-              <w:t>LDAP port</w:t>
-            </w:r>
-          </w:p>
-        </w:tc>
-        <w:tc>
-          <w:tcPr>
-            <w:tcW w:type="dxa" w:w="2880"/>
-          </w:tcPr>
-          <w:p>
-            <w:r>
-              <w:t>`389`</w:t>
+              <w:t>LDAP_HOST</w:t>
+            </w:r>
+          </w:p>
+        </w:tc>
+        <w:tc>
+          <w:tcPr>
+            <w:tcW w:type="dxa" w:w="2880"/>
+          </w:tcPr>
+          <w:p>
+            <w:r>
+              <w:t>Active Directory / LDAP server</w:t>
+            </w:r>
+          </w:p>
+        </w:tc>
+        <w:tc>
+          <w:tcPr>
+            <w:tcW w:type="dxa" w:w="2880"/>
+          </w:tcPr>
+          <w:p>
+            <w:r>
+              <w:t>localhost</w:t>
             </w:r>
           </w:p>
         </w:tc>
@@ -6342,27 +6262,27 @@
           </w:tcPr>
           <w:p>
             <w:r>
-              <w:t>`LDAP_BASE_DN`</w:t>
-            </w:r>
-          </w:p>
-        </w:tc>
-        <w:tc>
-          <w:tcPr>
-            <w:tcW w:type="dxa" w:w="2880"/>
-          </w:tcPr>
-          <w:p>
-            <w:r>
-              <w:t>Base DN for user searches</w:t>
-            </w:r>
-          </w:p>
-        </w:tc>
-        <w:tc>
-          <w:tcPr>
-            <w:tcW w:type="dxa" w:w="2880"/>
-          </w:tcPr>
-          <w:p>
-            <w:r>
-              <w:t>_(empty)_</w:t>
+              <w:t>LDAP_PORT</w:t>
+            </w:r>
+          </w:p>
+        </w:tc>
+        <w:tc>
+          <w:tcPr>
+            <w:tcW w:type="dxa" w:w="2880"/>
+          </w:tcPr>
+          <w:p>
+            <w:r>
+              <w:t>LDAP port</w:t>
+            </w:r>
+          </w:p>
+        </w:tc>
+        <w:tc>
+          <w:tcPr>
+            <w:tcW w:type="dxa" w:w="2880"/>
+          </w:tcPr>
+          <w:p>
+            <w:r>
+              <w:t>389</w:t>
             </w:r>
           </w:p>
         </w:tc>
@@ -6374,17 +6294,17 @@
           </w:tcPr>
           <w:p>
             <w:r>
-              <w:t>`LDAP_DOMAIN`</w:t>
-            </w:r>
-          </w:p>
-        </w:tc>
-        <w:tc>
-          <w:tcPr>
-            <w:tcW w:type="dxa" w:w="2880"/>
-          </w:tcPr>
-          <w:p>
-            <w:r>
-              <w:t>AD domain for UPN suffix</w:t>
+              <w:t>LDAP_BASE_DN</w:t>
+            </w:r>
+          </w:p>
+        </w:tc>
+        <w:tc>
+          <w:tcPr>
+            <w:tcW w:type="dxa" w:w="2880"/>
+          </w:tcPr>
+          <w:p>
+            <w:r>
+              <w:t>Base DN for user searches</w:t>
             </w:r>
           </w:p>
         </w:tc>
@@ -6406,27 +6326,27 @@
           </w:tcPr>
           <w:p>
             <w:r>
-              <w:t>`LDAP_USE_TLS`</w:t>
-            </w:r>
-          </w:p>
-        </w:tc>
-        <w:tc>
-          <w:tcPr>
-            <w:tcW w:type="dxa" w:w="2880"/>
-          </w:tcPr>
-          <w:p>
-            <w:r>
-              <w:t>Enable STARTTLS</w:t>
-            </w:r>
-          </w:p>
-        </w:tc>
-        <w:tc>
-          <w:tcPr>
-            <w:tcW w:type="dxa" w:w="2880"/>
-          </w:tcPr>
-          <w:p>
-            <w:r>
-              <w:t>`false`</w:t>
+              <w:t>LDAP_DOMAIN</w:t>
+            </w:r>
+          </w:p>
+        </w:tc>
+        <w:tc>
+          <w:tcPr>
+            <w:tcW w:type="dxa" w:w="2880"/>
+          </w:tcPr>
+          <w:p>
+            <w:r>
+              <w:t>AD domain for UPN suffix</w:t>
+            </w:r>
+          </w:p>
+        </w:tc>
+        <w:tc>
+          <w:tcPr>
+            <w:tcW w:type="dxa" w:w="2880"/>
+          </w:tcPr>
+          <w:p>
+            <w:r>
+              <w:t>_(empty)_</w:t>
             </w:r>
           </w:p>
         </w:tc>
@@ -6438,27 +6358,27 @@
           </w:tcPr>
           <w:p>
             <w:r>
-              <w:t>`LDAP_SERVICE_USER`</w:t>
-            </w:r>
-          </w:p>
-        </w:tc>
-        <w:tc>
-          <w:tcPr>
-            <w:tcW w:type="dxa" w:w="2880"/>
-          </w:tcPr>
-          <w:p>
-            <w:r>
-              <w:t>Service account DN for bind</w:t>
-            </w:r>
-          </w:p>
-        </w:tc>
-        <w:tc>
-          <w:tcPr>
-            <w:tcW w:type="dxa" w:w="2880"/>
-          </w:tcPr>
-          <w:p>
-            <w:r>
-              <w:t>_(empty)_</w:t>
+              <w:t>LDAP_BIND_PATTERN</w:t>
+            </w:r>
+          </w:p>
+        </w:tc>
+        <w:tc>
+          <w:tcPr>
+            <w:tcW w:type="dxa" w:w="2880"/>
+          </w:tcPr>
+          <w:p>
+            <w:r>
+              <w:t>Direct-bind pattern (e.g. %s@domain.com)</w:t>
+            </w:r>
+          </w:p>
+        </w:tc>
+        <w:tc>
+          <w:tcPr>
+            <w:tcW w:type="dxa" w:w="2880"/>
+          </w:tcPr>
+          <w:p>
+            <w:r>
+              <w:t>%s</w:t>
             </w:r>
           </w:p>
         </w:tc>
@@ -6470,27 +6390,27 @@
           </w:tcPr>
           <w:p>
             <w:r>
-              <w:t>`LDAP_SERVICE_PASSWORD`</w:t>
-            </w:r>
-          </w:p>
-        </w:tc>
-        <w:tc>
-          <w:tcPr>
-            <w:tcW w:type="dxa" w:w="2880"/>
-          </w:tcPr>
-          <w:p>
-            <w:r>
-              <w:t>Service account password</w:t>
-            </w:r>
-          </w:p>
-        </w:tc>
-        <w:tc>
-          <w:tcPr>
-            <w:tcW w:type="dxa" w:w="2880"/>
-          </w:tcPr>
-          <w:p>
-            <w:r>
-              <w:t>_(empty)_</w:t>
+              <w:t>LDAP_USE_TLS</w:t>
+            </w:r>
+          </w:p>
+        </w:tc>
+        <w:tc>
+          <w:tcPr>
+            <w:tcW w:type="dxa" w:w="2880"/>
+          </w:tcPr>
+          <w:p>
+            <w:r>
+              <w:t>Enable STARTTLS</w:t>
+            </w:r>
+          </w:p>
+        </w:tc>
+        <w:tc>
+          <w:tcPr>
+            <w:tcW w:type="dxa" w:w="2880"/>
+          </w:tcPr>
+          <w:p>
+            <w:r>
+              <w:t>false</w:t>
             </w:r>
           </w:p>
         </w:tc>
@@ -6502,17 +6422,17 @@
           </w:tcPr>
           <w:p>
             <w:r>
-              <w:t>`LDAP_HR_GROUPS`</w:t>
-            </w:r>
-          </w:p>
-        </w:tc>
-        <w:tc>
-          <w:tcPr>
-            <w:tcW w:type="dxa" w:w="2880"/>
-          </w:tcPr>
-          <w:p>
-            <w:r>
-              <w:t>Comma-separated AD groups for HR role</w:t>
+              <w:t>LDAP_SERVICE_USER</w:t>
+            </w:r>
+          </w:p>
+        </w:tc>
+        <w:tc>
+          <w:tcPr>
+            <w:tcW w:type="dxa" w:w="2880"/>
+          </w:tcPr>
+          <w:p>
+            <w:r>
+              <w:t>Service account DN for bind</w:t>
             </w:r>
           </w:p>
         </w:tc>
@@ -6534,17 +6454,17 @@
           </w:tcPr>
           <w:p>
             <w:r>
-              <w:t>`LDAP_IS_GROUPS`</w:t>
-            </w:r>
-          </w:p>
-        </w:tc>
-        <w:tc>
-          <w:tcPr>
-            <w:tcW w:type="dxa" w:w="2880"/>
-          </w:tcPr>
-          <w:p>
-            <w:r>
-              <w:t>Comma-separated AD groups for Ethics role</w:t>
+              <w:t>LDAP_SERVICE_PASSWORD</w:t>
+            </w:r>
+          </w:p>
+        </w:tc>
+        <w:tc>
+          <w:tcPr>
+            <w:tcW w:type="dxa" w:w="2880"/>
+          </w:tcPr>
+          <w:p>
+            <w:r>
+              <w:t>Service account password</w:t>
             </w:r>
           </w:p>
         </w:tc>
@@ -6566,27 +6486,27 @@
           </w:tcPr>
           <w:p>
             <w:r>
-              <w:t>`SMTP_HOST`</w:t>
-            </w:r>
-          </w:p>
-        </w:tc>
-        <w:tc>
-          <w:tcPr>
-            <w:tcW w:type="dxa" w:w="2880"/>
-          </w:tcPr>
-          <w:p>
-            <w:r>
-              <w:t>SMTP server hostname</w:t>
-            </w:r>
-          </w:p>
-        </w:tc>
-        <w:tc>
-          <w:tcPr>
-            <w:tcW w:type="dxa" w:w="2880"/>
-          </w:tcPr>
-          <w:p>
-            <w:r>
-              <w:t>`localhost`</w:t>
+              <w:t>LDAP_HR_GROUPS</w:t>
+            </w:r>
+          </w:p>
+        </w:tc>
+        <w:tc>
+          <w:tcPr>
+            <w:tcW w:type="dxa" w:w="2880"/>
+          </w:tcPr>
+          <w:p>
+            <w:r>
+              <w:t>Pipe-separated HR group DNs/CNs</w:t>
+            </w:r>
+          </w:p>
+        </w:tc>
+        <w:tc>
+          <w:tcPr>
+            <w:tcW w:type="dxa" w:w="2880"/>
+          </w:tcPr>
+          <w:p>
+            <w:r>
+              <w:t>_(empty)_</w:t>
             </w:r>
           </w:p>
         </w:tc>
@@ -6598,27 +6518,27 @@
           </w:tcPr>
           <w:p>
             <w:r>
-              <w:t>`SMTP_PORT`</w:t>
-            </w:r>
-          </w:p>
-        </w:tc>
-        <w:tc>
-          <w:tcPr>
-            <w:tcW w:type="dxa" w:w="2880"/>
-          </w:tcPr>
-          <w:p>
-            <w:r>
-              <w:t>SMTP port (587 = STARTTLS, 465 = SMTPS)</w:t>
-            </w:r>
-          </w:p>
-        </w:tc>
-        <w:tc>
-          <w:tcPr>
-            <w:tcW w:type="dxa" w:w="2880"/>
-          </w:tcPr>
-          <w:p>
-            <w:r>
-              <w:t>`587`</w:t>
+              <w:t>LDAP_IS_GROUPS</w:t>
+            </w:r>
+          </w:p>
+        </w:tc>
+        <w:tc>
+          <w:tcPr>
+            <w:tcW w:type="dxa" w:w="2880"/>
+          </w:tcPr>
+          <w:p>
+            <w:r>
+              <w:t>Pipe-separated Information Systems group DNs/CNs</w:t>
+            </w:r>
+          </w:p>
+        </w:tc>
+        <w:tc>
+          <w:tcPr>
+            <w:tcW w:type="dxa" w:w="2880"/>
+          </w:tcPr>
+          <w:p>
+            <w:r>
+              <w:t>_(empty)_</w:t>
             </w:r>
           </w:p>
         </w:tc>
@@ -6630,17 +6550,17 @@
           </w:tcPr>
           <w:p>
             <w:r>
-              <w:t>`SMTP_USERNAME`</w:t>
-            </w:r>
-          </w:p>
-        </w:tc>
-        <w:tc>
-          <w:tcPr>
-            <w:tcW w:type="dxa" w:w="2880"/>
-          </w:tcPr>
-          <w:p>
-            <w:r>
-              <w:t>SMTP auth username</w:t>
+              <w:t>LDAP_HR_OUS</w:t>
+            </w:r>
+          </w:p>
+        </w:tc>
+        <w:tc>
+          <w:tcPr>
+            <w:tcW w:type="dxa" w:w="2880"/>
+          </w:tcPr>
+          <w:p>
+            <w:r>
+              <w:t>Pipe-separated OU fragments for HR role mapping</w:t>
             </w:r>
           </w:p>
         </w:tc>
@@ -6662,17 +6582,17 @@
           </w:tcPr>
           <w:p>
             <w:r>
-              <w:t>`SMTP_PASSWORD`</w:t>
-            </w:r>
-          </w:p>
-        </w:tc>
-        <w:tc>
-          <w:tcPr>
-            <w:tcW w:type="dxa" w:w="2880"/>
-          </w:tcPr>
-          <w:p>
-            <w:r>
-              <w:t>SMTP auth password</w:t>
+              <w:t>LDAP_IS_OUS</w:t>
+            </w:r>
+          </w:p>
+        </w:tc>
+        <w:tc>
+          <w:tcPr>
+            <w:tcW w:type="dxa" w:w="2880"/>
+          </w:tcPr>
+          <w:p>
+            <w:r>
+              <w:t>Pipe-separated OU fragments for Information Systems role mapping</w:t>
             </w:r>
           </w:p>
         </w:tc>
@@ -6694,27 +6614,27 @@
           </w:tcPr>
           <w:p>
             <w:r>
-              <w:t>`MAIL_FROM`</w:t>
-            </w:r>
-          </w:p>
-        </w:tc>
-        <w:tc>
-          <w:tcPr>
-            <w:tcW w:type="dxa" w:w="2880"/>
-          </w:tcPr>
-          <w:p>
-            <w:r>
-              <w:t>Sender email address</w:t>
-            </w:r>
-          </w:p>
-        </w:tc>
-        <w:tc>
-          <w:tcPr>
-            <w:tcW w:type="dxa" w:w="2880"/>
-          </w:tcPr>
-          <w:p>
-            <w:r>
-              <w:t>`noreply@localhost`</w:t>
+              <w:t>LDAP_HR_DEPARTMENTS</w:t>
+            </w:r>
+          </w:p>
+        </w:tc>
+        <w:tc>
+          <w:tcPr>
+            <w:tcW w:type="dxa" w:w="2880"/>
+          </w:tcPr>
+          <w:p>
+            <w:r>
+              <w:t>Pipe-separated department names for HR role mapping</w:t>
+            </w:r>
+          </w:p>
+        </w:tc>
+        <w:tc>
+          <w:tcPr>
+            <w:tcW w:type="dxa" w:w="2880"/>
+          </w:tcPr>
+          <w:p>
+            <w:r>
+              <w:t>_(empty)_</w:t>
             </w:r>
           </w:p>
         </w:tc>
@@ -6726,27 +6646,27 @@
           </w:tcPr>
           <w:p>
             <w:r>
-              <w:t>`MAIL_FROM_NAME`</w:t>
-            </w:r>
-          </w:p>
-        </w:tc>
-        <w:tc>
-          <w:tcPr>
-            <w:tcW w:type="dxa" w:w="2880"/>
-          </w:tcPr>
-          <w:p>
-            <w:r>
-              <w:t>Sender display name</w:t>
-            </w:r>
-          </w:p>
-        </w:tc>
-        <w:tc>
-          <w:tcPr>
-            <w:tcW w:type="dxa" w:w="2880"/>
-          </w:tcPr>
-          <w:p>
-            <w:r>
-              <w:t>`Voice Without Fear`</w:t>
+              <w:t>LDAP_IS_DEPARTMENTS</w:t>
+            </w:r>
+          </w:p>
+        </w:tc>
+        <w:tc>
+          <w:tcPr>
+            <w:tcW w:type="dxa" w:w="2880"/>
+          </w:tcPr>
+          <w:p>
+            <w:r>
+              <w:t>Pipe-separated department names for Information Systems role mapping</w:t>
+            </w:r>
+          </w:p>
+        </w:tc>
+        <w:tc>
+          <w:tcPr>
+            <w:tcW w:type="dxa" w:w="2880"/>
+          </w:tcPr>
+          <w:p>
+            <w:r>
+              <w:t>_(empty)_</w:t>
             </w:r>
           </w:p>
         </w:tc>
@@ -6758,17 +6678,17 @@
           </w:tcPr>
           <w:p>
             <w:r>
-              <w:t>`HR_NOTIFICATION_EMAIL`</w:t>
-            </w:r>
-          </w:p>
-        </w:tc>
-        <w:tc>
-          <w:tcPr>
-            <w:tcW w:type="dxa" w:w="2880"/>
-          </w:tcPr>
-          <w:p>
-            <w:r>
-              <w:t>Fallback HR notification recipient</w:t>
+              <w:t>DEVELOPER_OVERRIDE_USERS</w:t>
+            </w:r>
+          </w:p>
+        </w:tc>
+        <w:tc>
+          <w:tcPr>
+            <w:tcW w:type="dxa" w:w="2880"/>
+          </w:tcPr>
+          <w:p>
+            <w:r>
+              <w:t>Pipe-separated developer override account identifiers</w:t>
             </w:r>
           </w:p>
         </w:tc>
@@ -6790,27 +6710,27 @@
           </w:tcPr>
           <w:p>
             <w:r>
-              <w:t>`ETHICS_NOTIFICATION_EMAIL`</w:t>
-            </w:r>
-          </w:p>
-        </w:tc>
-        <w:tc>
-          <w:tcPr>
-            <w:tcW w:type="dxa" w:w="2880"/>
-          </w:tcPr>
-          <w:p>
-            <w:r>
-              <w:t>Ethics officer notification recipient</w:t>
-            </w:r>
-          </w:p>
-        </w:tc>
-        <w:tc>
-          <w:tcPr>
-            <w:tcW w:type="dxa" w:w="2880"/>
-          </w:tcPr>
-          <w:p>
-            <w:r>
-              <w:t>_(empty)_</w:t>
+              <w:t>SMTP_HOST</w:t>
+            </w:r>
+          </w:p>
+        </w:tc>
+        <w:tc>
+          <w:tcPr>
+            <w:tcW w:type="dxa" w:w="2880"/>
+          </w:tcPr>
+          <w:p>
+            <w:r>
+              <w:t>SMTP server hostname</w:t>
+            </w:r>
+          </w:p>
+        </w:tc>
+        <w:tc>
+          <w:tcPr>
+            <w:tcW w:type="dxa" w:w="2880"/>
+          </w:tcPr>
+          <w:p>
+            <w:r>
+              <w:t>localhost</w:t>
             </w:r>
           </w:p>
         </w:tc>
@@ -6822,17 +6742,49 @@
           </w:tcPr>
           <w:p>
             <w:r>
-              <w:t>`DEV_NOTIFICATION_EMAIL`</w:t>
-            </w:r>
-          </w:p>
-        </w:tc>
-        <w:tc>
-          <w:tcPr>
-            <w:tcW w:type="dxa" w:w="2880"/>
-          </w:tcPr>
-          <w:p>
-            <w:r>
-              <w:t>**Dev only** — when set, all notifications are redirected to this address regardless of DB recipients</w:t>
+              <w:t>SMTP_PORT</w:t>
+            </w:r>
+          </w:p>
+        </w:tc>
+        <w:tc>
+          <w:tcPr>
+            <w:tcW w:type="dxa" w:w="2880"/>
+          </w:tcPr>
+          <w:p>
+            <w:r>
+              <w:t>SMTP port (587 = STARTTLS, 465 = SMTPS)</w:t>
+            </w:r>
+          </w:p>
+        </w:tc>
+        <w:tc>
+          <w:tcPr>
+            <w:tcW w:type="dxa" w:w="2880"/>
+          </w:tcPr>
+          <w:p>
+            <w:r>
+              <w:t>587</w:t>
+            </w:r>
+          </w:p>
+        </w:tc>
+      </w:tr>
+      <w:tr>
+        <w:tc>
+          <w:tcPr>
+            <w:tcW w:type="dxa" w:w="2880"/>
+          </w:tcPr>
+          <w:p>
+            <w:r>
+              <w:t>SMTP_USERNAME</w:t>
+            </w:r>
+          </w:p>
+        </w:tc>
+        <w:tc>
+          <w:tcPr>
+            <w:tcW w:type="dxa" w:w="2880"/>
+          </w:tcPr>
+          <w:p>
+            <w:r>
+              <w:t>SMTP auth username</w:t>
             </w:r>
           </w:p>
         </w:tc>
@@ -6843,13 +6795,299 @@
           <w:p>
             <w:r>
               <w:t>_(empty)_</w:t>
+            </w:r>
+          </w:p>
+        </w:tc>
+      </w:tr>
+      <w:tr>
+        <w:tc>
+          <w:tcPr>
+            <w:tcW w:type="dxa" w:w="2880"/>
+          </w:tcPr>
+          <w:p>
+            <w:r>
+              <w:t>SMTP_PASSWORD</w:t>
+            </w:r>
+          </w:p>
+        </w:tc>
+        <w:tc>
+          <w:tcPr>
+            <w:tcW w:type="dxa" w:w="2880"/>
+          </w:tcPr>
+          <w:p>
+            <w:r>
+              <w:t>SMTP auth password</w:t>
+            </w:r>
+          </w:p>
+        </w:tc>
+        <w:tc>
+          <w:tcPr>
+            <w:tcW w:type="dxa" w:w="2880"/>
+          </w:tcPr>
+          <w:p>
+            <w:r>
+              <w:t>_(empty)_</w:t>
+            </w:r>
+          </w:p>
+        </w:tc>
+      </w:tr>
+      <w:tr>
+        <w:tc>
+          <w:tcPr>
+            <w:tcW w:type="dxa" w:w="2880"/>
+          </w:tcPr>
+          <w:p>
+            <w:r>
+              <w:t>MAIL_FROM</w:t>
+            </w:r>
+          </w:p>
+        </w:tc>
+        <w:tc>
+          <w:tcPr>
+            <w:tcW w:type="dxa" w:w="2880"/>
+          </w:tcPr>
+          <w:p>
+            <w:r>
+              <w:t>Sender email address</w:t>
+            </w:r>
+          </w:p>
+        </w:tc>
+        <w:tc>
+          <w:tcPr>
+            <w:tcW w:type="dxa" w:w="2880"/>
+          </w:tcPr>
+          <w:p>
+            <w:r>
+              <w:t>noreply@localhost</w:t>
+            </w:r>
+          </w:p>
+        </w:tc>
+      </w:tr>
+      <w:tr>
+        <w:tc>
+          <w:tcPr>
+            <w:tcW w:type="dxa" w:w="2880"/>
+          </w:tcPr>
+          <w:p>
+            <w:r>
+              <w:t>MAIL_FROM_NAME</w:t>
+            </w:r>
+          </w:p>
+        </w:tc>
+        <w:tc>
+          <w:tcPr>
+            <w:tcW w:type="dxa" w:w="2880"/>
+          </w:tcPr>
+          <w:p>
+            <w:r>
+              <w:t>Sender display name</w:t>
+            </w:r>
+          </w:p>
+        </w:tc>
+        <w:tc>
+          <w:tcPr>
+            <w:tcW w:type="dxa" w:w="2880"/>
+          </w:tcPr>
+          <w:p>
+            <w:r>
+              <w:t>Voice Without Fear</w:t>
+            </w:r>
+          </w:p>
+        </w:tc>
+      </w:tr>
+      <w:tr>
+        <w:tc>
+          <w:tcPr>
+            <w:tcW w:type="dxa" w:w="2880"/>
+          </w:tcPr>
+          <w:p>
+            <w:r>
+              <w:t>HR_NOTIFICATION_EMAIL</w:t>
+            </w:r>
+          </w:p>
+        </w:tc>
+        <w:tc>
+          <w:tcPr>
+            <w:tcW w:type="dxa" w:w="2880"/>
+          </w:tcPr>
+          <w:p>
+            <w:r>
+              <w:t>Fallback HR notification recipient</w:t>
+            </w:r>
+          </w:p>
+        </w:tc>
+        <w:tc>
+          <w:tcPr>
+            <w:tcW w:type="dxa" w:w="2880"/>
+          </w:tcPr>
+          <w:p>
+            <w:r>
+              <w:t>_(empty)_</w:t>
+            </w:r>
+          </w:p>
+        </w:tc>
+      </w:tr>
+      <w:tr>
+        <w:tc>
+          <w:tcPr>
+            <w:tcW w:type="dxa" w:w="2880"/>
+          </w:tcPr>
+          <w:p>
+            <w:r>
+              <w:t>ETHICS_NOTIFICATION_EMAIL</w:t>
+            </w:r>
+          </w:p>
+        </w:tc>
+        <w:tc>
+          <w:tcPr>
+            <w:tcW w:type="dxa" w:w="2880"/>
+          </w:tcPr>
+          <w:p>
+            <w:r>
+              <w:t>Ethics officer notification recipient</w:t>
+            </w:r>
+          </w:p>
+        </w:tc>
+        <w:tc>
+          <w:tcPr>
+            <w:tcW w:type="dxa" w:w="2880"/>
+          </w:tcPr>
+          <w:p>
+            <w:r>
+              <w:t>_(empty)_</w:t>
+            </w:r>
+          </w:p>
+        </w:tc>
+      </w:tr>
+      <w:tr>
+        <w:tc>
+          <w:tcPr>
+            <w:tcW w:type="dxa" w:w="2880"/>
+          </w:tcPr>
+          <w:p>
+            <w:r>
+              <w:t>NOTIFICATIONS_IMMEDIATE_ENABLED</w:t>
+            </w:r>
+          </w:p>
+        </w:tc>
+        <w:tc>
+          <w:tcPr>
+            <w:tcW w:type="dxa" w:w="2880"/>
+          </w:tcPr>
+          <w:p>
+            <w:r>
+              <w:t>Enable immediate notifications</w:t>
+            </w:r>
+          </w:p>
+        </w:tc>
+        <w:tc>
+          <w:tcPr>
+            <w:tcW w:type="dxa" w:w="2880"/>
+          </w:tcPr>
+          <w:p>
+            <w:r>
+              <w:t>true</w:t>
+            </w:r>
+          </w:p>
+        </w:tc>
+      </w:tr>
+      <w:tr>
+        <w:tc>
+          <w:tcPr>
+            <w:tcW w:type="dxa" w:w="2880"/>
+          </w:tcPr>
+          <w:p>
+            <w:r>
+              <w:t>NOTIFICATIONS_SCHEDULED_ENABLED</w:t>
+            </w:r>
+          </w:p>
+        </w:tc>
+        <w:tc>
+          <w:tcPr>
+            <w:tcW w:type="dxa" w:w="2880"/>
+          </w:tcPr>
+          <w:p>
+            <w:r>
+              <w:t>Enable scheduler-driven notifications</w:t>
+            </w:r>
+          </w:p>
+        </w:tc>
+        <w:tc>
+          <w:tcPr>
+            <w:tcW w:type="dxa" w:w="2880"/>
+          </w:tcPr>
+          <w:p>
+            <w:r>
+              <w:t>true</w:t>
+            </w:r>
+          </w:p>
+        </w:tc>
+      </w:tr>
+      <w:tr>
+        <w:tc>
+          <w:tcPr>
+            <w:tcW w:type="dxa" w:w="2880"/>
+          </w:tcPr>
+          <w:p>
+            <w:r>
+              <w:t>DEV_NOTIFICATION_EMAIL</w:t>
+            </w:r>
+          </w:p>
+        </w:tc>
+        <w:tc>
+          <w:tcPr>
+            <w:tcW w:type="dxa" w:w="2880"/>
+          </w:tcPr>
+          <w:p>
+            <w:r>
+              <w:t>Dev only — when set, all notifications are redirected to this address regardless of DB recipients</w:t>
+            </w:r>
+          </w:p>
+        </w:tc>
+        <w:tc>
+          <w:tcPr>
+            <w:tcW w:type="dxa" w:w="2880"/>
+          </w:tcPr>
+          <w:p>
+            <w:r>
+              <w:t>_(empty)_</w:t>
+            </w:r>
+          </w:p>
+        </w:tc>
+      </w:tr>
+      <w:tr>
+        <w:tc>
+          <w:tcPr>
+            <w:tcW w:type="dxa" w:w="2880"/>
+          </w:tcPr>
+          <w:p>
+            <w:r>
+              <w:t>MALWARE_SCANNER</w:t>
+            </w:r>
+          </w:p>
+        </w:tc>
+        <w:tc>
+          <w:tcPr>
+            <w:tcW w:type="dxa" w:w="2880"/>
+          </w:tcPr>
+          <w:p>
+            <w:r>
+              <w:t>Malware scanner mode (noop or clamav)</w:t>
+            </w:r>
+          </w:p>
+        </w:tc>
+        <w:tc>
+          <w:tcPr>
+            <w:tcW w:type="dxa" w:w="2880"/>
+          </w:tcPr>
+          <w:p>
+            <w:r>
+              <w:t>noop</w:t>
             </w:r>
           </w:p>
         </w:tc>
       </w:tr>
     </w:tbl>
-    <w:p/>
-    <w:p/>
     <w:p/>
     <w:p/>
     <w:p>
@@ -6863,7 +7101,7 @@
     <w:p/>
     <w:p>
       <w:r>
-        <w:t>`Migration::run(PDO $pdo)` is called on **every request** from `bootstrap.php`. All DDL statements use `IF NOT EXISTS` and are wrapped in `try/catch` blocks so they are idempotent — running them on an already-migrated database has no effect.</w:t>
+        <w:t>Migration::run(PDO $pdo) is called on every request from bootstrap.php. All DDL statements use IF NOT EXISTS and are wrapped in try/catch blocks so they are idempotent — running them on an already-migrated database has no effect.</w:t>
       </w:r>
     </w:p>
     <w:p/>
@@ -6873,31 +7111,45 @@
       </w:r>
     </w:p>
     <w:p>
+      <w:pPr>
+        <w:pStyle w:val="ListBullet"/>
+      </w:pPr>
       <w:r>
-        <w:t>- **Fresh installs** — creates all tables from `schema.sql` and seeds default data from `users.sql`</w:t>
+        <w:t>Fresh installs — creates all tables from schema.sql and seeds default data from users.sql</w:t>
       </w:r>
     </w:p>
     <w:p>
+      <w:pPr>
+        <w:pStyle w:val="ListBullet"/>
+      </w:pPr>
       <w:r>
-        <w:t>- **Legacy upgrades** — detects and migrates old schema versions:</w:t>
+        <w:t>Legacy upgrades — detects and migrates old schema versions:</w:t>
       </w:r>
     </w:p>
     <w:p>
+      <w:pPr>
+        <w:pStyle w:val="ListBullet"/>
+      </w:pPr>
       <w:r>
-        <w:t xml:space="preserve">  - `status` (text column) → `status_id` (FK to `statuses` table)</w:t>
+        <w:t>status (text column)  -&gt;  status_id (FK to statuses table)</w:t>
       </w:r>
     </w:p>
     <w:p>
+      <w:pPr>
+        <w:pStyle w:val="ListBullet"/>
+      </w:pPr>
       <w:r>
-        <w:t xml:space="preserve">  - `category` (text column) → `category_id` (FK to `categories` table) + `category_other`</w:t>
+        <w:t>category (text column)  -&gt;  category_id (FK to categories table) + category_other</w:t>
       </w:r>
     </w:p>
     <w:p>
+      <w:pPr>
+        <w:pStyle w:val="ListBullet"/>
+      </w:pPr>
       <w:r>
-        <w:t xml:space="preserve">  - `audit_logs.report_id` FK addition</w:t>
+        <w:t>audit_logs.feedback_id FK addition</w:t>
       </w:r>
     </w:p>
-    <w:p/>
     <w:p/>
     <w:p/>
     <w:p>
@@ -6911,13 +7163,13 @@
     <w:p/>
     <w:p>
       <w:r>
-        <w:t>All frontend logic is in a single file: `public/assets/js/app.js`.</w:t>
+        <w:t>All frontend logic is in a single file: public/assets/js/app.js.</w:t>
       </w:r>
     </w:p>
     <w:p/>
     <w:p>
       <w:r>
-        <w:t>The page is a **Single HTML Shell** — `layouts/main.php` loads once and `app.js` calls the REST API to populate all dynamic content without full page reloads.</w:t>
+        <w:t>The page is a Single HTML Shell — layouts/main.php loads once and app.js calls the REST API to populate all dynamic content without full page reloads.</w:t>
       </w:r>
     </w:p>
     <w:p/>
@@ -6927,31 +7179,45 @@
       </w:r>
     </w:p>
     <w:p>
+      <w:pPr>
+        <w:pStyle w:val="ListBullet"/>
+      </w:pPr>
       <w:r>
-        <w:t>- `api(url, options)` — central `fetch` wrapper that automatically attaches the JWT `Authorization` header if a token is present in `localStorage`</w:t>
+        <w:t>api(url, options) — central fetch wrapper that automatically attaches the JWT Authorization header if a token is present in localStorage</w:t>
       </w:r>
     </w:p>
     <w:p>
+      <w:pPr>
+        <w:pStyle w:val="ListBullet"/>
+      </w:pPr>
       <w:r>
-        <w:t>- `TokenManager` — localStorage-based JWT read/write/clear helper</w:t>
+        <w:t>TokenManager — localStorage-based JWT read/write/clear helper</w:t>
       </w:r>
     </w:p>
     <w:p>
+      <w:pPr>
+        <w:pStyle w:val="ListBullet"/>
+      </w:pPr>
       <w:r>
-        <w:t>- `escHtml(str)` — client-side HTML escaping to prevent XSS from API data rendered into the DOM</w:t>
+        <w:t>escHtml(str) — client-side HTML escaping to prevent XSS from API data rendered into the DOM</w:t>
       </w:r>
     </w:p>
     <w:p>
+      <w:pPr>
+        <w:pStyle w:val="ListBullet"/>
+      </w:pPr>
       <w:r>
-        <w:t>- All form submissions are intercepted with `addEventListener('submit', ...)` — no native form posts</w:t>
+        <w:t>All form submissions are intercepted with addEventListener('submit', ...) — no native form posts</w:t>
       </w:r>
     </w:p>
     <w:p>
+      <w:pPr>
+        <w:pStyle w:val="ListBullet"/>
+      </w:pPr>
       <w:r>
-        <w:t>- The "Other" category selection dynamically shows/hides a free-text field without a page reload</w:t>
+        <w:t>The "Other" category selection dynamically shows/hides a free-text field without a page reload</w:t>
       </w:r>
     </w:p>
-    <w:p/>
     <w:p/>
     <w:p/>
     <w:p>
@@ -6970,192 +7236,51 @@
           <w:sz w:val="20"/>
         </w:rPr>
         <w:t>Internet</w:t>
-      </w:r>
-    </w:p>
-    <w:p>
-      <w:r>
-        <w:rPr>
-          <w:rFonts w:ascii="Consolas" w:hAnsi="Consolas"/>
-          <w:sz w:val="20"/>
-        </w:rPr>
+        <w:br/>
         <w:t xml:space="preserve">    │</w:t>
-      </w:r>
-    </w:p>
-    <w:p>
-      <w:r>
-        <w:rPr>
-          <w:rFonts w:ascii="Consolas" w:hAnsi="Consolas"/>
-          <w:sz w:val="20"/>
-        </w:rPr>
+        <w:br/>
         <w:t xml:space="preserve">    ▼</w:t>
-      </w:r>
-    </w:p>
-    <w:p>
-      <w:r>
-        <w:rPr>
-          <w:rFonts w:ascii="Consolas" w:hAnsi="Consolas"/>
-          <w:sz w:val="20"/>
-        </w:rPr>
+        <w:br/>
         <w:t>[Public Server]  APP_MODE=public</w:t>
-      </w:r>
-    </w:p>
-    <w:p>
-      <w:r>
-        <w:rPr>
-          <w:rFonts w:ascii="Consolas" w:hAnsi="Consolas"/>
-          <w:sz w:val="20"/>
-        </w:rPr>
+        <w:br/>
         <w:t xml:space="preserve">  ├── Employee submission portal  (/)</w:t>
-      </w:r>
-    </w:p>
-    <w:p>
-      <w:r>
-        <w:rPr>
-          <w:rFonts w:ascii="Consolas" w:hAnsi="Consolas"/>
-          <w:sz w:val="20"/>
-        </w:rPr>
+        <w:br/>
         <w:t xml:space="preserve">  ├── Public feedback API         (/api/feedback/*, /api/categories, /api/statuses)</w:t>
-      </w:r>
-    </w:p>
-    <w:p>
-      <w:r>
-        <w:rPr>
-          <w:rFonts w:ascii="Consolas" w:hAnsi="Consolas"/>
-          <w:sz w:val="20"/>
-        </w:rPr>
+        <w:br/>
         <w:t xml:space="preserve">  └── No HR routes registered</w:t>
-      </w:r>
-    </w:p>
-    <w:p>
-      <w:r>
-        <w:rPr>
-          <w:rFonts w:ascii="Consolas" w:hAnsi="Consolas"/>
-          <w:sz w:val="20"/>
-        </w:rPr>
-      </w:r>
-    </w:p>
-    <w:p>
-      <w:r>
-        <w:rPr>
-          <w:rFonts w:ascii="Consolas" w:hAnsi="Consolas"/>
-          <w:sz w:val="20"/>
-        </w:rPr>
+        <w:br/>
+        <w:br/>
         <w:t xml:space="preserve">    (Internal network only)</w:t>
-      </w:r>
-    </w:p>
-    <w:p>
-      <w:r>
-        <w:rPr>
-          <w:rFonts w:ascii="Consolas" w:hAnsi="Consolas"/>
-          <w:sz w:val="20"/>
-        </w:rPr>
+        <w:br/>
         <w:t xml:space="preserve">    │</w:t>
-      </w:r>
-    </w:p>
-    <w:p>
-      <w:r>
-        <w:rPr>
-          <w:rFonts w:ascii="Consolas" w:hAnsi="Consolas"/>
-          <w:sz w:val="20"/>
-        </w:rPr>
+        <w:br/>
         <w:t xml:space="preserve">    ▼</w:t>
-      </w:r>
-    </w:p>
-    <w:p>
-      <w:r>
-        <w:rPr>
-          <w:rFonts w:ascii="Consolas" w:hAnsi="Consolas"/>
-          <w:sz w:val="20"/>
-        </w:rPr>
+        <w:br/>
         <w:t>[Intranet Server]  APP_MODE=full</w:t>
-      </w:r>
-    </w:p>
-    <w:p>
-      <w:r>
-        <w:rPr>
-          <w:rFonts w:ascii="Consolas" w:hAnsi="Consolas"/>
-          <w:sz w:val="20"/>
-        </w:rPr>
+        <w:br/>
         <w:t xml:space="preserve">  ├── HR Management Console       (/hr/*)</w:t>
-      </w:r>
-    </w:p>
-    <w:p>
-      <w:r>
-        <w:rPr>
-          <w:rFonts w:ascii="Consolas" w:hAnsi="Consolas"/>
-          <w:sz w:val="20"/>
-        </w:rPr>
+        <w:br/>
         <w:t xml:space="preserve">  ├── HR API (JWT protected)      (/api/hr/*)</w:t>
-      </w:r>
-    </w:p>
-    <w:p>
-      <w:r>
-        <w:rPr>
-          <w:rFonts w:ascii="Consolas" w:hAnsi="Consolas"/>
-          <w:sz w:val="20"/>
-        </w:rPr>
+        <w:br/>
         <w:t xml:space="preserve">  └── Shares same MySQL database as public server</w:t>
-      </w:r>
-    </w:p>
-    <w:p>
-      <w:r>
-        <w:rPr>
-          <w:rFonts w:ascii="Consolas" w:hAnsi="Consolas"/>
-          <w:sz w:val="20"/>
-        </w:rPr>
-      </w:r>
-    </w:p>
-    <w:p>
-      <w:r>
-        <w:rPr>
-          <w:rFonts w:ascii="Consolas" w:hAnsi="Consolas"/>
-          <w:sz w:val="20"/>
-        </w:rPr>
+        <w:br/>
+        <w:br/>
         <w:t>[MySQL Server]</w:t>
-      </w:r>
-    </w:p>
-    <w:p>
-      <w:r>
-        <w:rPr>
-          <w:rFonts w:ascii="Consolas" w:hAnsi="Consolas"/>
-          <w:sz w:val="20"/>
-        </w:rPr>
+        <w:br/>
         <w:t xml:space="preserve">  └── anonymous_feedback_tool database</w:t>
-      </w:r>
-    </w:p>
-    <w:p>
-      <w:r>
-        <w:rPr>
-          <w:rFonts w:ascii="Consolas" w:hAnsi="Consolas"/>
-          <w:sz w:val="20"/>
-        </w:rPr>
-      </w:r>
-    </w:p>
-    <w:p>
-      <w:r>
-        <w:rPr>
-          <w:rFonts w:ascii="Consolas" w:hAnsi="Consolas"/>
-          <w:sz w:val="20"/>
-        </w:rPr>
+        <w:br/>
+        <w:br/>
         <w:t>[Cron Job — Intranet Server]</w:t>
-      </w:r>
-    </w:p>
-    <w:p>
-      <w:r>
-        <w:rPr>
-          <w:rFonts w:ascii="Consolas" w:hAnsi="Consolas"/>
-          <w:sz w:val="20"/>
-        </w:rPr>
+        <w:br/>
         <w:t xml:space="preserve">  └── php scripts/process_notifications.php  (every 30–60 minutes)</w:t>
       </w:r>
     </w:p>
     <w:p/>
     <w:p>
       <w:r>
-        <w:t>Both servers share the same codebase and the same database. The `APP_MODE` environment variable controls which routes are registered.</w:t>
+        <w:t>Both servers share the same codebase and the same database. The APP_MODE environment variable controls which routes are registered.</w:t>
       </w:r>
     </w:p>
-    <w:p/>
     <w:p/>
     <w:p/>
     <w:p>
@@ -7228,7 +7353,7 @@
           </w:tcPr>
           <w:p>
             <w:r>
-              <w:t>`AF`</w:t>
+              <w:t>AF</w:t>
             </w:r>
           </w:p>
         </w:tc>
@@ -7238,7 +7363,7 @@
           </w:tcPr>
           <w:p>
             <w:r>
-              <w:t>`AF-YYYYMMDD-XXXXXX`</w:t>
+              <w:t>AF-YYYYMMDD-XXXXXX</w:t>
             </w:r>
           </w:p>
         </w:tc>
@@ -7248,7 +7373,7 @@
           </w:tcPr>
           <w:p>
             <w:r>
-              <w:t>`AF-20260428-3F9A12`</w:t>
+              <w:t>AF-20260428-3F9A12</w:t>
             </w:r>
           </w:p>
         </w:tc>
@@ -7270,7 +7395,7 @@
           </w:tcPr>
           <w:p>
             <w:r>
-              <w:t>`UPD`</w:t>
+              <w:t>UPD</w:t>
             </w:r>
           </w:p>
         </w:tc>
@@ -7280,7 +7405,7 @@
           </w:tcPr>
           <w:p>
             <w:r>
-              <w:t>`UPD-YYYYMMDD-XXXXXX`</w:t>
+              <w:t>UPD-YYYYMMDD-XXXXXX</w:t>
             </w:r>
           </w:p>
         </w:tc>
@@ -7290,7 +7415,7 @@
           </w:tcPr>
           <w:p>
             <w:r>
-              <w:t>`UPD-20260428-B8C441`</w:t>
+              <w:t>UPD-20260428-B8C441</w:t>
             </w:r>
           </w:p>
         </w:tc>
@@ -7307,10 +7432,9 @@
       </w:tr>
     </w:tbl>
     <w:p/>
-    <w:p/>
     <w:p>
       <w:r>
-        <w:t>The six-character suffix is generated using `strtoupper(bin2hex(random_bytes(3)))` — 16.7 million possible values per day, collision probability negligible for typical usage volumes.</w:t>
+        <w:t>The six-character suffix is generated using strtoupper(bin2hex(random_bytes(3))) — 16.7 million possible values per day, collision probability negligible for typical usage volumes.</w:t>
       </w:r>
     </w:p>
     <w:sectPr>
@@ -7686,6 +7810,10 @@
     <w:name w:val="Normal"/>
     <w:qFormat/>
     <w:rsid w:val="00FC693F"/>
+    <w:rPr>
+      <w:rFonts w:ascii="Calibri" w:hAnsi="Calibri"/>
+      <w:sz w:val="22"/>
+    </w:rPr>
   </w:style>
   <w:style w:type="paragraph" w:styleId="Header">
     <w:name w:val="header"/>
